--- a/12-通用拓扑结构/07-其他拓扑/差分对结构/差分对结构.docx
+++ b/12-通用拓扑结构/07-其他拓扑/差分对结构/差分对结构.docx
@@ -2492,6 +2492,20 @@
     </w:p>
     <w:bookmarkEnd w:id="26"/>
     <w:bookmarkEnd w:id="27"/>
+    <w:p>
+      <w:pPr>
+        <w:spacing w:before="360"/>
+        <w:jc w:val="center"/>
+      </w:pPr>
+      <w:r>
+        <w:rPr>
+          <w:rFonts w:ascii="Times New Roman" w:hAnsi="Times New Roman"/>
+          <w:color w:val="555555"/>
+          <w:sz w:val="21"/>
+        </w:rPr>
+        <w:t>材料收集者：杜文杰</w:t>
+      </w:r>
+    </w:p>
     <w:sectPr>
       <w:headerReference r:id="rId9" w:type="default"/>
       <w:footerReference r:id="rId10" w:type="default"/>

--- a/12-通用拓扑结构/07-其他拓扑/差分对结构/差分对结构.docx
+++ b/12-通用拓扑结构/07-其他拓扑/差分对结构/差分对结构.docx
@@ -1,6 +1,6 @@
 
 <file path=word/document.xml><?xml version="1.0" encoding="utf-8"?>
-<w:document xmlns:w="http://schemas.openxmlformats.org/wordprocessingml/2006/main" xmlns:m="http://schemas.openxmlformats.org/officeDocument/2006/math" xmlns:r="http://schemas.openxmlformats.org/officeDocument/2006/relationships" xmlns:o="urn:schemas-microsoft-com:office:office" xmlns:v="urn:schemas-microsoft-com:vml" xmlns:w10="urn:schemas-microsoft-com:office:word" xmlns:a="http://schemas.openxmlformats.org/drawingml/2006/main" xmlns:pic="http://schemas.openxmlformats.org/drawingml/2006/picture" xmlns:wp="http://schemas.openxmlformats.org/drawingml/2006/wordprocessingDrawing">
+<w:document xmlns:m="http://schemas.openxmlformats.org/officeDocument/2006/math" xmlns:r="http://schemas.openxmlformats.org/officeDocument/2006/relationships" xmlns:w="http://schemas.openxmlformats.org/wordprocessingml/2006/main" xmlns:o="urn:schemas-microsoft-com:office:office" xmlns:v="urn:schemas-microsoft-com:vml" xmlns:w10="urn:schemas-microsoft-com:office:word" xmlns:a="http://schemas.openxmlformats.org/drawingml/2006/main" xmlns:pic="http://schemas.openxmlformats.org/drawingml/2006/picture" xmlns:wp="http://schemas.openxmlformats.org/drawingml/2006/wordprocessingDrawing">
   <w:body>
     <w:bookmarkStart w:id="27" w:name="差分对结构"/>
     <w:p>
@@ -9,7 +9,7 @@
       </w:pPr>
       <w:r>
         <w:rPr>
-          <w:rFonts w:hint="eastAsia"/>
+          <w:rFonts w:hint="eastAsia" w:eastAsia="黑体"/>
         </w:rPr>
         <w:t xml:space="preserve">差分对结构</w:t>
       </w:r>
@@ -21,7 +21,7 @@
       </w:pPr>
       <w:r>
         <w:rPr>
-          <w:rFonts w:hint="eastAsia"/>
+          <w:rFonts w:hint="eastAsia" w:eastAsia="黑体"/>
         </w:rPr>
         <w:t xml:space="preserve">拓扑描述</w:t>
       </w:r>
@@ -32,16 +32,19 @@
       </w:pPr>
       <w:r>
         <w:rPr>
-          <w:rFonts w:hint="eastAsia"/>
+          <w:rFonts w:hint="eastAsia" w:eastAsia="黑体"/>
         </w:rPr>
         <w:t xml:space="preserve">由</w:t>
       </w:r>
       <w:r>
+        <w:rPr>
+          <w:rFonts w:eastAsia="黑体"/>
+        </w:rPr>
         <w:t xml:space="preserve"> </w:t>
       </w:r>
       <w:r>
         <w:rPr>
-          <w:rFonts w:hint="eastAsia"/>
+          <w:rFonts w:hint="eastAsia" w:eastAsia="黑体"/>
           <w:b/>
           <w:bCs/>
         </w:rPr>
@@ -49,6 +52,7 @@
       </w:r>
       <w:r>
         <w:rPr>
+          <w:rFonts w:eastAsia="黑体"/>
           <w:b/>
           <w:bCs/>
         </w:rPr>
@@ -70,6 +74,7 @@
       </m:oMath>
       <w:r>
         <w:rPr>
+          <w:rFonts w:eastAsia="黑体"/>
           <w:b/>
           <w:bCs/>
         </w:rPr>
@@ -91,20 +96,26 @@
       </m:oMath>
       <w:r>
         <w:rPr>
-          <w:rFonts w:hint="eastAsia"/>
+          <w:rFonts w:hint="eastAsia" w:eastAsia="黑体"/>
         </w:rPr>
         <w:t xml:space="preserve">（或</w:t>
       </w:r>
       <w:r>
+        <w:rPr>
+          <w:rFonts w:eastAsia="黑体"/>
+        </w:rPr>
         <w:t xml:space="preserve"> MOSFET </w:t>
       </w:r>
       <w:r>
         <w:rPr>
-          <w:rFonts w:hint="eastAsia"/>
+          <w:rFonts w:hint="eastAsia" w:eastAsia="黑体"/>
         </w:rPr>
         <w:t xml:space="preserve">对）共发射极/共源极配对组成的对称放大结构，两只管子发射极连接在一起并经尾电流源</w:t>
       </w:r>
       <w:r>
+        <w:rPr>
+          <w:rFonts w:eastAsia="黑体"/>
+        </w:rPr>
         <w:t xml:space="preserve"> </w:t>
       </w:r>
       <m:oMath>
@@ -126,22 +137,25 @@
       </m:oMath>
       <w:r>
         <w:rPr>
-          <w:rFonts w:hint="eastAsia"/>
+          <w:rFonts w:hint="eastAsia" w:eastAsia="黑体"/>
         </w:rPr>
         <w:t xml:space="preserve">（或尾电阻）接地。电路共有</w:t>
       </w:r>
       <w:r>
+        <w:rPr>
+          <w:rFonts w:eastAsia="黑体"/>
+        </w:rPr>
         <w:t xml:space="preserve"> 6 </w:t>
       </w:r>
       <w:r>
         <w:rPr>
-          <w:rFonts w:hint="eastAsia"/>
+          <w:rFonts w:hint="eastAsia" w:eastAsia="黑体"/>
         </w:rPr>
         <w:t xml:space="preserve">个关键节点：</w:t>
       </w:r>
       <w:r>
         <w:rPr>
-          <w:rFonts w:hint="eastAsia"/>
+          <w:rFonts w:hint="eastAsia" w:eastAsia="黑体"/>
           <w:b/>
           <w:bCs/>
         </w:rPr>
@@ -149,6 +163,7 @@
       </w:r>
       <w:r>
         <w:rPr>
+          <w:rFonts w:eastAsia="黑体"/>
           <w:b/>
           <w:bCs/>
         </w:rPr>
@@ -156,7 +171,7 @@
       </w:r>
       <w:r>
         <w:rPr>
-          <w:rFonts w:hint="eastAsia"/>
+          <w:rFonts w:hint="eastAsia" w:eastAsia="黑体"/>
           <w:b/>
           <w:bCs/>
         </w:rPr>
@@ -164,6 +179,7 @@
       </w:r>
       <w:r>
         <w:rPr>
+          <w:rFonts w:eastAsia="黑体"/>
           <w:b/>
           <w:bCs/>
         </w:rPr>
@@ -171,7 +187,7 @@
       </w:r>
       <w:r>
         <w:rPr>
-          <w:rFonts w:hint="eastAsia"/>
+          <w:rFonts w:hint="eastAsia" w:eastAsia="黑体"/>
           <w:b/>
           <w:bCs/>
         </w:rPr>
@@ -179,11 +195,14 @@
       </w:r>
       <w:r>
         <w:rPr>
-          <w:rFonts w:hint="eastAsia"/>
+          <w:rFonts w:hint="eastAsia" w:eastAsia="黑体"/>
         </w:rPr>
         <w:t xml:space="preserve">（信号正端与</w:t>
       </w:r>
       <w:r>
+        <w:rPr>
+          <w:rFonts w:eastAsia="黑体"/>
+        </w:rPr>
         <w:t xml:space="preserve"> </w:t>
       </w:r>
       <m:oMath>
@@ -201,26 +220,32 @@
         </m:sSub>
       </m:oMath>
       <w:r>
+        <w:rPr>
+          <w:rFonts w:eastAsia="黑体"/>
+        </w:rPr>
         <w:t xml:space="preserve"> </w:t>
       </w:r>
       <w:r>
         <w:rPr>
-          <w:rFonts w:hint="eastAsia"/>
+          <w:rFonts w:hint="eastAsia" w:eastAsia="黑体"/>
         </w:rPr>
         <w:t xml:space="preserve">基极</w:t>
       </w:r>
       <w:r>
+        <w:rPr>
+          <w:rFonts w:eastAsia="黑体"/>
+        </w:rPr>
         <w:t xml:space="preserve"> B </w:t>
       </w:r>
       <w:r>
         <w:rPr>
-          <w:rFonts w:hint="eastAsia"/>
+          <w:rFonts w:hint="eastAsia" w:eastAsia="黑体"/>
         </w:rPr>
         <w:t xml:space="preserve">相连）；</w:t>
       </w:r>
       <w:r>
         <w:rPr>
-          <w:rFonts w:hint="eastAsia"/>
+          <w:rFonts w:hint="eastAsia" w:eastAsia="黑体"/>
           <w:b/>
           <w:bCs/>
         </w:rPr>
@@ -228,6 +253,7 @@
       </w:r>
       <w:r>
         <w:rPr>
+          <w:rFonts w:eastAsia="黑体"/>
           <w:b/>
           <w:bCs/>
         </w:rPr>
@@ -235,7 +261,7 @@
       </w:r>
       <w:r>
         <w:rPr>
-          <w:rFonts w:hint="eastAsia"/>
+          <w:rFonts w:hint="eastAsia" w:eastAsia="黑体"/>
           <w:b/>
           <w:bCs/>
         </w:rPr>
@@ -243,6 +269,7 @@
       </w:r>
       <w:r>
         <w:rPr>
+          <w:rFonts w:eastAsia="黑体"/>
           <w:b/>
           <w:bCs/>
         </w:rPr>
@@ -250,7 +277,7 @@
       </w:r>
       <w:r>
         <w:rPr>
-          <w:rFonts w:hint="eastAsia"/>
+          <w:rFonts w:hint="eastAsia" w:eastAsia="黑体"/>
           <w:b/>
           <w:bCs/>
         </w:rPr>
@@ -258,11 +285,14 @@
       </w:r>
       <w:r>
         <w:rPr>
-          <w:rFonts w:hint="eastAsia"/>
+          <w:rFonts w:hint="eastAsia" w:eastAsia="黑体"/>
         </w:rPr>
         <w:t xml:space="preserve">（信号负端与</w:t>
       </w:r>
       <w:r>
+        <w:rPr>
+          <w:rFonts w:eastAsia="黑体"/>
+        </w:rPr>
         <w:t xml:space="preserve"> </w:t>
       </w:r>
       <m:oMath>
@@ -280,26 +310,32 @@
         </m:sSub>
       </m:oMath>
       <w:r>
+        <w:rPr>
+          <w:rFonts w:eastAsia="黑体"/>
+        </w:rPr>
         <w:t xml:space="preserve"> </w:t>
       </w:r>
       <w:r>
         <w:rPr>
-          <w:rFonts w:hint="eastAsia"/>
+          <w:rFonts w:hint="eastAsia" w:eastAsia="黑体"/>
         </w:rPr>
         <w:t xml:space="preserve">基极</w:t>
       </w:r>
       <w:r>
+        <w:rPr>
+          <w:rFonts w:eastAsia="黑体"/>
+        </w:rPr>
         <w:t xml:space="preserve"> B </w:t>
       </w:r>
       <w:r>
         <w:rPr>
-          <w:rFonts w:hint="eastAsia"/>
+          <w:rFonts w:hint="eastAsia" w:eastAsia="黑体"/>
         </w:rPr>
         <w:t xml:space="preserve">相连）；</w:t>
       </w:r>
       <w:r>
         <w:rPr>
-          <w:rFonts w:hint="eastAsia"/>
+          <w:rFonts w:hint="eastAsia" w:eastAsia="黑体"/>
           <w:b/>
           <w:bCs/>
         </w:rPr>
@@ -307,6 +343,7 @@
       </w:r>
       <w:r>
         <w:rPr>
+          <w:rFonts w:eastAsia="黑体"/>
           <w:b/>
           <w:bCs/>
         </w:rPr>
@@ -314,7 +351,7 @@
       </w:r>
       <w:r>
         <w:rPr>
-          <w:rFonts w:hint="eastAsia"/>
+          <w:rFonts w:hint="eastAsia" w:eastAsia="黑体"/>
           <w:b/>
           <w:bCs/>
         </w:rPr>
@@ -322,7 +359,7 @@
       </w:r>
       <w:r>
         <w:rPr>
-          <w:rFonts w:hint="eastAsia"/>
+          <w:rFonts w:hint="eastAsia" w:eastAsia="黑体"/>
         </w:rPr>
         <w:t xml:space="preserve">（</w:t>
       </w:r>
@@ -341,6 +378,9 @@
         </m:sSub>
       </m:oMath>
       <w:r>
+        <w:rPr>
+          <w:rFonts w:eastAsia="黑体"/>
+        </w:rPr>
         <w:t xml:space="preserve">、</w:t>
       </w:r>
       <m:oMath>
@@ -358,26 +398,32 @@
         </m:sSub>
       </m:oMath>
       <w:r>
+        <w:rPr>
+          <w:rFonts w:eastAsia="黑体"/>
+        </w:rPr>
         <w:t xml:space="preserve"> </w:t>
       </w:r>
       <w:r>
         <w:rPr>
-          <w:rFonts w:hint="eastAsia"/>
+          <w:rFonts w:hint="eastAsia" w:eastAsia="黑体"/>
         </w:rPr>
         <w:t xml:space="preserve">发射极</w:t>
       </w:r>
       <w:r>
+        <w:rPr>
+          <w:rFonts w:eastAsia="黑体"/>
+        </w:rPr>
         <w:t xml:space="preserve"> E </w:t>
       </w:r>
       <w:r>
         <w:rPr>
-          <w:rFonts w:hint="eastAsia"/>
+          <w:rFonts w:hint="eastAsia" w:eastAsia="黑体"/>
         </w:rPr>
         <w:t xml:space="preserve">相连并与尾电流源一端相连）；</w:t>
       </w:r>
       <w:r>
         <w:rPr>
-          <w:rFonts w:hint="eastAsia"/>
+          <w:rFonts w:hint="eastAsia" w:eastAsia="黑体"/>
           <w:b/>
           <w:bCs/>
         </w:rPr>
@@ -385,6 +431,7 @@
       </w:r>
       <w:r>
         <w:rPr>
+          <w:rFonts w:eastAsia="黑体"/>
           <w:b/>
           <w:bCs/>
         </w:rPr>
@@ -392,7 +439,7 @@
       </w:r>
       <w:r>
         <w:rPr>
-          <w:rFonts w:hint="eastAsia"/>
+          <w:rFonts w:hint="eastAsia" w:eastAsia="黑体"/>
           <w:b/>
           <w:bCs/>
         </w:rPr>
@@ -400,22 +447,25 @@
       </w:r>
       <w:r>
         <w:rPr>
-          <w:rFonts w:hint="eastAsia"/>
+          <w:rFonts w:hint="eastAsia" w:eastAsia="黑体"/>
         </w:rPr>
         <w:t xml:space="preserve">（尾电流源另一端接地</w:t>
       </w:r>
       <w:r>
+        <w:rPr>
+          <w:rFonts w:eastAsia="黑体"/>
+        </w:rPr>
         <w:t xml:space="preserve"> </w:t>
       </w:r>
       <w:r>
         <w:rPr>
-          <w:rFonts w:hint="eastAsia"/>
+          <w:rFonts w:hint="eastAsia" w:eastAsia="黑体"/>
         </w:rPr>
         <w:t xml:space="preserve">GND）；</w:t>
       </w:r>
       <w:r>
         <w:rPr>
-          <w:rFonts w:hint="eastAsia"/>
+          <w:rFonts w:hint="eastAsia" w:eastAsia="黑体"/>
           <w:b/>
           <w:bCs/>
         </w:rPr>
@@ -423,6 +473,7 @@
       </w:r>
       <w:r>
         <w:rPr>
+          <w:rFonts w:eastAsia="黑体"/>
           <w:b/>
           <w:bCs/>
         </w:rPr>
@@ -430,7 +481,7 @@
       </w:r>
       <w:r>
         <w:rPr>
-          <w:rFonts w:hint="eastAsia"/>
+          <w:rFonts w:hint="eastAsia" w:eastAsia="黑体"/>
           <w:b/>
           <w:bCs/>
         </w:rPr>
@@ -438,6 +489,7 @@
       </w:r>
       <w:r>
         <w:rPr>
+          <w:rFonts w:eastAsia="黑体"/>
           <w:b/>
           <w:bCs/>
         </w:rPr>
@@ -445,7 +497,7 @@
       </w:r>
       <w:r>
         <w:rPr>
-          <w:rFonts w:hint="eastAsia"/>
+          <w:rFonts w:hint="eastAsia" w:eastAsia="黑体"/>
           <w:b/>
           <w:bCs/>
         </w:rPr>
@@ -453,7 +505,7 @@
       </w:r>
       <w:r>
         <w:rPr>
-          <w:rFonts w:hint="eastAsia"/>
+          <w:rFonts w:hint="eastAsia" w:eastAsia="黑体"/>
         </w:rPr>
         <w:t xml:space="preserve">（</w:t>
       </w:r>
@@ -472,24 +524,33 @@
         </m:sSub>
       </m:oMath>
       <w:r>
+        <w:rPr>
+          <w:rFonts w:eastAsia="黑体"/>
+        </w:rPr>
         <w:t xml:space="preserve"> </w:t>
       </w:r>
       <w:r>
         <w:rPr>
-          <w:rFonts w:hint="eastAsia"/>
+          <w:rFonts w:hint="eastAsia" w:eastAsia="黑体"/>
         </w:rPr>
         <w:t xml:space="preserve">集电极</w:t>
       </w:r>
       <w:r>
+        <w:rPr>
+          <w:rFonts w:eastAsia="黑体"/>
+        </w:rPr>
         <w:t xml:space="preserve"> C </w:t>
       </w:r>
       <w:r>
         <w:rPr>
-          <w:rFonts w:hint="eastAsia"/>
+          <w:rFonts w:hint="eastAsia" w:eastAsia="黑体"/>
         </w:rPr>
         <w:t xml:space="preserve">与集电极电阻</w:t>
       </w:r>
       <w:r>
+        <w:rPr>
+          <w:rFonts w:eastAsia="黑体"/>
+        </w:rPr>
         <w:t xml:space="preserve"> </w:t>
       </w:r>
       <m:oMath>
@@ -510,17 +571,20 @@
         </m:sSub>
       </m:oMath>
       <w:r>
+        <w:rPr>
+          <w:rFonts w:eastAsia="黑体"/>
+        </w:rPr>
         <w:t xml:space="preserve"> </w:t>
       </w:r>
       <w:r>
         <w:rPr>
-          <w:rFonts w:hint="eastAsia"/>
+          <w:rFonts w:hint="eastAsia" w:eastAsia="黑体"/>
         </w:rPr>
         <w:t xml:space="preserve">下端相连）；</w:t>
       </w:r>
       <w:r>
         <w:rPr>
-          <w:rFonts w:hint="eastAsia"/>
+          <w:rFonts w:hint="eastAsia" w:eastAsia="黑体"/>
           <w:b/>
           <w:bCs/>
         </w:rPr>
@@ -528,6 +592,7 @@
       </w:r>
       <w:r>
         <w:rPr>
+          <w:rFonts w:eastAsia="黑体"/>
           <w:b/>
           <w:bCs/>
         </w:rPr>
@@ -535,7 +600,7 @@
       </w:r>
       <w:r>
         <w:rPr>
-          <w:rFonts w:hint="eastAsia"/>
+          <w:rFonts w:hint="eastAsia" w:eastAsia="黑体"/>
           <w:b/>
           <w:bCs/>
         </w:rPr>
@@ -543,6 +608,7 @@
       </w:r>
       <w:r>
         <w:rPr>
+          <w:rFonts w:eastAsia="黑体"/>
           <w:b/>
           <w:bCs/>
         </w:rPr>
@@ -550,7 +616,7 @@
       </w:r>
       <w:r>
         <w:rPr>
-          <w:rFonts w:hint="eastAsia"/>
+          <w:rFonts w:hint="eastAsia" w:eastAsia="黑体"/>
           <w:b/>
           <w:bCs/>
         </w:rPr>
@@ -558,7 +624,7 @@
       </w:r>
       <w:r>
         <w:rPr>
-          <w:rFonts w:hint="eastAsia"/>
+          <w:rFonts w:hint="eastAsia" w:eastAsia="黑体"/>
         </w:rPr>
         <w:t xml:space="preserve">（</w:t>
       </w:r>
@@ -577,24 +643,33 @@
         </m:sSub>
       </m:oMath>
       <w:r>
+        <w:rPr>
+          <w:rFonts w:eastAsia="黑体"/>
+        </w:rPr>
         <w:t xml:space="preserve"> </w:t>
       </w:r>
       <w:r>
         <w:rPr>
-          <w:rFonts w:hint="eastAsia"/>
+          <w:rFonts w:hint="eastAsia" w:eastAsia="黑体"/>
         </w:rPr>
         <w:t xml:space="preserve">集电极</w:t>
       </w:r>
       <w:r>
+        <w:rPr>
+          <w:rFonts w:eastAsia="黑体"/>
+        </w:rPr>
         <w:t xml:space="preserve"> C </w:t>
       </w:r>
       <w:r>
         <w:rPr>
-          <w:rFonts w:hint="eastAsia"/>
+          <w:rFonts w:hint="eastAsia" w:eastAsia="黑体"/>
         </w:rPr>
         <w:t xml:space="preserve">与集电极电阻</w:t>
       </w:r>
       <w:r>
+        <w:rPr>
+          <w:rFonts w:eastAsia="黑体"/>
+        </w:rPr>
         <w:t xml:space="preserve"> </w:t>
       </w:r>
       <m:oMath>
@@ -615,11 +690,14 @@
         </m:sSub>
       </m:oMath>
       <w:r>
+        <w:rPr>
+          <w:rFonts w:eastAsia="黑体"/>
+        </w:rPr>
         <w:t xml:space="preserve"> </w:t>
       </w:r>
       <w:r>
         <w:rPr>
-          <w:rFonts w:hint="eastAsia"/>
+          <w:rFonts w:hint="eastAsia" w:eastAsia="黑体"/>
         </w:rPr>
         <w:t xml:space="preserve">下端相连）。</w:t>
       </w:r>
@@ -628,7 +706,7 @@
       <w:pPr/>
       <w:r>
         <w:rPr>
-          <w:rFonts w:hint="eastAsia"/>
+          <w:rFonts w:hint="eastAsia" w:eastAsia="黑体"/>
         </w:rPr>
         <w:t xml:space="preserve">各管脚连接：</w:t>
       </w:r>
@@ -647,56 +725,74 @@
         </m:sSub>
       </m:oMath>
       <w:r>
+        <w:rPr>
+          <w:rFonts w:eastAsia="黑体"/>
+        </w:rPr>
         <w:t xml:space="preserve"> </w:t>
       </w:r>
       <w:r>
         <w:rPr>
-          <w:rFonts w:hint="eastAsia"/>
+          <w:rFonts w:hint="eastAsia" w:eastAsia="黑体"/>
         </w:rPr>
         <w:t xml:space="preserve">的</w:t>
       </w:r>
       <w:r>
+        <w:rPr>
+          <w:rFonts w:eastAsia="黑体"/>
+        </w:rPr>
         <w:t xml:space="preserve"> B </w:t>
       </w:r>
       <w:r>
         <w:rPr>
-          <w:rFonts w:hint="eastAsia"/>
+          <w:rFonts w:hint="eastAsia" w:eastAsia="黑体"/>
         </w:rPr>
         <w:t xml:space="preserve">接输入</w:t>
       </w:r>
       <w:r>
+        <w:rPr>
+          <w:rFonts w:eastAsia="黑体"/>
+        </w:rPr>
         <w:t xml:space="preserve"> + </w:t>
       </w:r>
       <w:r>
         <w:rPr>
-          <w:rFonts w:hint="eastAsia"/>
+          <w:rFonts w:hint="eastAsia" w:eastAsia="黑体"/>
         </w:rPr>
         <w:t xml:space="preserve">节点、C</w:t>
       </w:r>
       <w:r>
+        <w:rPr>
+          <w:rFonts w:eastAsia="黑体"/>
+        </w:rPr>
         <w:t xml:space="preserve"> </w:t>
       </w:r>
       <w:r>
         <w:rPr>
-          <w:rFonts w:hint="eastAsia"/>
+          <w:rFonts w:hint="eastAsia" w:eastAsia="黑体"/>
         </w:rPr>
         <w:t xml:space="preserve">接输出</w:t>
       </w:r>
       <w:r>
+        <w:rPr>
+          <w:rFonts w:eastAsia="黑体"/>
+        </w:rPr>
         <w:t xml:space="preserve"> + </w:t>
       </w:r>
       <w:r>
         <w:rPr>
-          <w:rFonts w:hint="eastAsia"/>
+          <w:rFonts w:hint="eastAsia" w:eastAsia="黑体"/>
         </w:rPr>
         <w:t xml:space="preserve">节点、E</w:t>
       </w:r>
       <w:r>
+        <w:rPr>
+          <w:rFonts w:eastAsia="黑体"/>
+        </w:rPr>
         <w:t xml:space="preserve"> </w:t>
       </w:r>
       <w:r>
         <w:rPr>
-          <w:rFonts w:hint="eastAsia"/>
+          <w:rFonts w:hint="eastAsia" w:eastAsia="黑体"/>
         </w:rPr>
         <w:t xml:space="preserve">接公共发射极节点；</w:t>
       </w:r>
@@ -715,56 +811,74 @@
         </m:sSub>
       </m:oMath>
       <w:r>
+        <w:rPr>
+          <w:rFonts w:eastAsia="黑体"/>
+        </w:rPr>
         <w:t xml:space="preserve"> </w:t>
       </w:r>
       <w:r>
         <w:rPr>
-          <w:rFonts w:hint="eastAsia"/>
+          <w:rFonts w:hint="eastAsia" w:eastAsia="黑体"/>
         </w:rPr>
         <w:t xml:space="preserve">的</w:t>
       </w:r>
       <w:r>
+        <w:rPr>
+          <w:rFonts w:eastAsia="黑体"/>
+        </w:rPr>
         <w:t xml:space="preserve"> B </w:t>
       </w:r>
       <w:r>
         <w:rPr>
-          <w:rFonts w:hint="eastAsia"/>
+          <w:rFonts w:hint="eastAsia" w:eastAsia="黑体"/>
         </w:rPr>
         <w:t xml:space="preserve">接输入</w:t>
       </w:r>
       <w:r>
+        <w:rPr>
+          <w:rFonts w:eastAsia="黑体"/>
+        </w:rPr>
         <w:t xml:space="preserve"> − </w:t>
       </w:r>
       <w:r>
         <w:rPr>
-          <w:rFonts w:hint="eastAsia"/>
+          <w:rFonts w:hint="eastAsia" w:eastAsia="黑体"/>
         </w:rPr>
         <w:t xml:space="preserve">节点、C</w:t>
       </w:r>
       <w:r>
+        <w:rPr>
+          <w:rFonts w:eastAsia="黑体"/>
+        </w:rPr>
         <w:t xml:space="preserve"> </w:t>
       </w:r>
       <w:r>
         <w:rPr>
-          <w:rFonts w:hint="eastAsia"/>
+          <w:rFonts w:hint="eastAsia" w:eastAsia="黑体"/>
         </w:rPr>
         <w:t xml:space="preserve">接输出</w:t>
       </w:r>
       <w:r>
+        <w:rPr>
+          <w:rFonts w:eastAsia="黑体"/>
+        </w:rPr>
         <w:t xml:space="preserve"> − </w:t>
       </w:r>
       <w:r>
         <w:rPr>
-          <w:rFonts w:hint="eastAsia"/>
+          <w:rFonts w:hint="eastAsia" w:eastAsia="黑体"/>
         </w:rPr>
         <w:t xml:space="preserve">节点、E</w:t>
       </w:r>
       <w:r>
+        <w:rPr>
+          <w:rFonts w:eastAsia="黑体"/>
+        </w:rPr>
         <w:t xml:space="preserve"> </w:t>
       </w:r>
       <w:r>
         <w:rPr>
-          <w:rFonts w:hint="eastAsia"/>
+          <w:rFonts w:hint="eastAsia" w:eastAsia="黑体"/>
         </w:rPr>
         <w:t xml:space="preserve">接公共发射极节点；</w:t>
       </w:r>
@@ -787,6 +901,7 @@
       </m:oMath>
       <w:r>
         <w:rPr>
+          <w:rFonts w:eastAsia="黑体"/>
           <w:b/>
           <w:bCs/>
         </w:rPr>
@@ -810,44 +925,56 @@
         </m:sSub>
       </m:oMath>
       <w:r>
+        <w:rPr>
+          <w:rFonts w:eastAsia="黑体"/>
+        </w:rPr>
         <w:t xml:space="preserve"> </w:t>
       </w:r>
       <w:r>
         <w:rPr>
-          <w:rFonts w:hint="eastAsia"/>
+          <w:rFonts w:hint="eastAsia" w:eastAsia="黑体"/>
         </w:rPr>
         <w:t xml:space="preserve">一端分别接输出</w:t>
       </w:r>
       <w:r>
+        <w:rPr>
+          <w:rFonts w:eastAsia="黑体"/>
+        </w:rPr>
         <w:t xml:space="preserve"> </w:t>
       </w:r>
       <w:r>
         <w:rPr>
-          <w:rFonts w:hint="eastAsia"/>
+          <w:rFonts w:hint="eastAsia" w:eastAsia="黑体"/>
         </w:rPr>
         <w:t xml:space="preserve">+、输出</w:t>
       </w:r>
       <w:r>
+        <w:rPr>
+          <w:rFonts w:eastAsia="黑体"/>
+        </w:rPr>
         <w:t xml:space="preserve"> − </w:t>
       </w:r>
       <w:r>
         <w:rPr>
-          <w:rFonts w:hint="eastAsia"/>
+          <w:rFonts w:hint="eastAsia" w:eastAsia="黑体"/>
         </w:rPr>
         <w:t xml:space="preserve">节点、另一端接电源</w:t>
       </w:r>
       <w:r>
+        <w:rPr>
+          <w:rFonts w:eastAsia="黑体"/>
+        </w:rPr>
         <w:t xml:space="preserve"> </w:t>
       </w:r>
       <w:r>
         <w:rPr>
-          <w:rFonts w:hint="eastAsia"/>
+          <w:rFonts w:hint="eastAsia" w:eastAsia="黑体"/>
         </w:rPr>
         <w:t xml:space="preserve">VCC；</w:t>
       </w:r>
       <w:r>
         <w:rPr>
-          <w:rFonts w:hint="eastAsia"/>
+          <w:rFonts w:hint="eastAsia" w:eastAsia="黑体"/>
           <w:b/>
           <w:bCs/>
         </w:rPr>
@@ -855,6 +982,7 @@
       </w:r>
       <w:r>
         <w:rPr>
+          <w:rFonts w:eastAsia="黑体"/>
           <w:b/>
           <w:bCs/>
         </w:rPr>
@@ -878,15 +1006,21 @@
         </m:sSub>
       </m:oMath>
       <w:r>
+        <w:rPr>
+          <w:rFonts w:eastAsia="黑体"/>
+        </w:rPr>
         <w:t xml:space="preserve"> </w:t>
       </w:r>
       <w:r>
         <w:rPr>
-          <w:rFonts w:hint="eastAsia"/>
+          <w:rFonts w:hint="eastAsia" w:eastAsia="黑体"/>
         </w:rPr>
         <w:t xml:space="preserve">一端接公共发射极节点、另一端接地</w:t>
       </w:r>
       <w:r>
+        <w:rPr>
+          <w:rFonts w:eastAsia="黑体"/>
+        </w:rPr>
         <w:t xml:space="preserve"> GND。</w:t>
       </w:r>
     </w:p>
@@ -894,7 +1028,7 @@
       <w:pPr/>
       <w:r>
         <w:rPr>
-          <w:rFonts w:hint="eastAsia"/>
+          <w:rFonts w:hint="eastAsia" w:eastAsia="黑体"/>
         </w:rPr>
         <w:t xml:space="preserve">由此构成”两管发射极共接尾电流源、双端输入、集电极双端输出”的对称差分对组态，放大两输入之差并抑制共模，是差分放大器的核心单元。</w:t>
       </w:r>
@@ -907,7 +1041,7 @@
       </w:pPr>
       <w:r>
         <w:rPr>
-          <w:rFonts w:hint="eastAsia"/>
+          <w:rFonts w:hint="eastAsia" w:eastAsia="黑体"/>
         </w:rPr>
         <w:t xml:space="preserve">工作原理</w:t>
       </w:r>
@@ -918,7 +1052,7 @@
       </w:pPr>
       <w:r>
         <w:rPr>
-          <w:rFonts w:hint="eastAsia"/>
+          <w:rFonts w:hint="eastAsia" w:eastAsia="黑体"/>
         </w:rPr>
         <w:t xml:space="preserve">输入差分信号使两管电流一增一减，在集电极形成大小相等、方向相反的输出电压，从而放大两输入之差并抑制共模信号。差分对的对称性使温度、电源等共模扰动相互抵消。</w:t>
       </w:r>
@@ -931,7 +1065,7 @@
       </w:pPr>
       <w:r>
         <w:rPr>
-          <w:rFonts w:hint="eastAsia"/>
+          <w:rFonts w:hint="eastAsia" w:eastAsia="黑体"/>
         </w:rPr>
         <w:t xml:space="preserve">关键计算公式</w:t>
       </w:r>
@@ -942,11 +1076,14 @@
       </w:pPr>
       <w:r>
         <w:rPr>
-          <w:rFonts w:hint="eastAsia"/>
+          <w:rFonts w:hint="eastAsia" w:eastAsia="黑体"/>
         </w:rPr>
         <w:t xml:space="preserve">差分增益（双端输出，尾电流</w:t>
       </w:r>
       <w:r>
+        <w:rPr>
+          <w:rFonts w:eastAsia="黑体"/>
+        </w:rPr>
         <w:t xml:space="preserve"> </w:t>
       </w:r>
       <m:oMath>
@@ -968,7 +1105,7 @@
       </m:oMath>
       <w:r>
         <w:rPr>
-          <w:rFonts w:hint="eastAsia"/>
+          <w:rFonts w:hint="eastAsia" w:eastAsia="黑体"/>
         </w:rPr>
         <w:t xml:space="preserve">）：</w:t>
       </w:r>
@@ -1034,7 +1171,7 @@
       </w:pPr>
       <w:r>
         <w:rPr>
-          <w:rFonts w:hint="eastAsia"/>
+          <w:rFonts w:hint="eastAsia" w:eastAsia="黑体"/>
         </w:rPr>
         <w:t xml:space="preserve">跨导（BJT，</w:t>
       </w:r>
@@ -1053,11 +1190,14 @@
         </m:sSub>
       </m:oMath>
       <w:r>
+        <w:rPr>
+          <w:rFonts w:eastAsia="黑体"/>
+        </w:rPr>
         <w:t xml:space="preserve"> </w:t>
       </w:r>
       <w:r>
         <w:rPr>
-          <w:rFonts w:hint="eastAsia"/>
+          <w:rFonts w:hint="eastAsia" w:eastAsia="黑体"/>
         </w:rPr>
         <w:t xml:space="preserve">为单管静态电流）：</w:t>
       </w:r>
@@ -1177,11 +1317,14 @@
       </w:pPr>
       <w:r>
         <w:rPr>
-          <w:rFonts w:hint="eastAsia"/>
+          <w:rFonts w:hint="eastAsia" w:eastAsia="黑体"/>
         </w:rPr>
         <w:t xml:space="preserve">热电压（室温</w:t>
       </w:r>
       <w:r>
+        <w:rPr>
+          <w:rFonts w:eastAsia="黑体"/>
+        </w:rPr>
         <w:t xml:space="preserve"> </w:t>
       </w:r>
       <m:oMath>
@@ -1210,7 +1353,7 @@
       </m:oMath>
       <w:r>
         <w:rPr>
-          <w:rFonts w:hint="eastAsia"/>
+          <w:rFonts w:hint="eastAsia" w:eastAsia="黑体"/>
         </w:rPr>
         <w:t xml:space="preserve">）：</w:t>
       </w:r>
@@ -1289,7 +1432,7 @@
       </w:pPr>
       <w:r>
         <w:rPr>
-          <w:rFonts w:hint="eastAsia"/>
+          <w:rFonts w:hint="eastAsia" w:eastAsia="黑体"/>
         </w:rPr>
         <w:t xml:space="preserve">共模抑制比（理想无限大，实际受失配限制）：</w:t>
       </w:r>
@@ -1392,7 +1535,7 @@
             </w:pPr>
             <w:r>
               <w:rPr>
-                <w:rFonts w:hint="eastAsia"/>
+                <w:rFonts w:hint="eastAsia" w:eastAsia="黑体"/>
               </w:rPr>
               <w:t xml:space="preserve">符号</w:t>
             </w:r>
@@ -1406,7 +1549,7 @@
             </w:pPr>
             <w:r>
               <w:rPr>
-                <w:rFonts w:hint="eastAsia"/>
+                <w:rFonts w:hint="eastAsia" w:eastAsia="黑体"/>
               </w:rPr>
               <w:t xml:space="preserve">含义</w:t>
             </w:r>
@@ -1420,7 +1563,7 @@
             </w:pPr>
             <w:r>
               <w:rPr>
-                <w:rFonts w:hint="eastAsia"/>
+                <w:rFonts w:hint="eastAsia" w:eastAsia="黑体"/>
               </w:rPr>
               <w:t xml:space="preserve">单位</w:t>
             </w:r>
@@ -1449,6 +1592,9 @@
               </m:sSub>
             </m:oMath>
             <w:r>
+              <w:rPr>
+                <w:rFonts w:eastAsia="黑体"/>
+              </w:rPr>
               <w:t xml:space="preserve">​</w:t>
             </w:r>
           </w:p>
@@ -1461,7 +1607,7 @@
             </w:pPr>
             <w:r>
               <w:rPr>
-                <w:rFonts w:hint="eastAsia"/>
+                <w:rFonts w:hint="eastAsia" w:eastAsia="黑体"/>
               </w:rPr>
               <w:t xml:space="preserve">跨导</w:t>
             </w:r>
@@ -1474,6 +1620,9 @@
               <w:pStyle w:val="Compact"/>
             </w:pPr>
             <w:r>
+              <w:rPr>
+                <w:rFonts w:eastAsia="黑体"/>
+              </w:rPr>
               <w:t xml:space="preserve">S</w:t>
             </w:r>
           </w:p>
@@ -1501,6 +1650,9 @@
               </m:sSub>
             </m:oMath>
             <w:r>
+              <w:rPr>
+                <w:rFonts w:eastAsia="黑体"/>
+              </w:rPr>
               <w:t xml:space="preserve">​</w:t>
             </w:r>
           </w:p>
@@ -1513,7 +1665,7 @@
             </w:pPr>
             <w:r>
               <w:rPr>
-                <w:rFonts w:hint="eastAsia"/>
+                <w:rFonts w:hint="eastAsia" w:eastAsia="黑体"/>
               </w:rPr>
               <w:t xml:space="preserve">集电极负载电阻</w:t>
             </w:r>
@@ -1526,6 +1678,9 @@
               <w:pStyle w:val="Compact"/>
             </w:pPr>
             <w:r>
+              <w:rPr>
+                <w:rFonts w:eastAsia="黑体"/>
+              </w:rPr>
               <w:t xml:space="preserve">Ω</w:t>
             </w:r>
           </w:p>
@@ -1553,6 +1708,9 @@
               </m:sSub>
             </m:oMath>
             <w:r>
+              <w:rPr>
+                <w:rFonts w:eastAsia="黑体"/>
+              </w:rPr>
               <w:t xml:space="preserve">​</w:t>
             </w:r>
           </w:p>
@@ -1565,7 +1723,7 @@
             </w:pPr>
             <w:r>
               <w:rPr>
-                <w:rFonts w:hint="eastAsia"/>
+                <w:rFonts w:hint="eastAsia" w:eastAsia="黑体"/>
               </w:rPr>
               <w:t xml:space="preserve">单管集电极电流</w:t>
             </w:r>
@@ -1578,6 +1736,9 @@
               <w:pStyle w:val="Compact"/>
             </w:pPr>
             <w:r>
+              <w:rPr>
+                <w:rFonts w:eastAsia="黑体"/>
+              </w:rPr>
               <w:t xml:space="preserve">A</w:t>
             </w:r>
           </w:p>
@@ -1608,6 +1769,9 @@
               </m:sSub>
             </m:oMath>
             <w:r>
+              <w:rPr>
+                <w:rFonts w:eastAsia="黑体"/>
+              </w:rPr>
               <w:t xml:space="preserve">​</w:t>
             </w:r>
           </w:p>
@@ -1620,7 +1784,7 @@
             </w:pPr>
             <w:r>
               <w:rPr>
-                <w:rFonts w:hint="eastAsia"/>
+                <w:rFonts w:hint="eastAsia" w:eastAsia="黑体"/>
               </w:rPr>
               <w:t xml:space="preserve">尾电流</w:t>
             </w:r>
@@ -1633,6 +1797,9 @@
               <w:pStyle w:val="Compact"/>
             </w:pPr>
             <w:r>
+              <w:rPr>
+                <w:rFonts w:eastAsia="黑体"/>
+              </w:rPr>
               <w:t xml:space="preserve">A</w:t>
             </w:r>
           </w:p>
@@ -1660,6 +1827,9 @@
               </m:sSub>
             </m:oMath>
             <w:r>
+              <w:rPr>
+                <w:rFonts w:eastAsia="黑体"/>
+              </w:rPr>
               <w:t xml:space="preserve">​</w:t>
             </w:r>
           </w:p>
@@ -1672,7 +1842,7 @@
             </w:pPr>
             <w:r>
               <w:rPr>
-                <w:rFonts w:hint="eastAsia"/>
+                <w:rFonts w:hint="eastAsia" w:eastAsia="黑体"/>
               </w:rPr>
               <w:t xml:space="preserve">热电压</w:t>
             </w:r>
@@ -1685,6 +1855,9 @@
               <w:pStyle w:val="Compact"/>
             </w:pPr>
             <w:r>
+              <w:rPr>
+                <w:rFonts w:eastAsia="黑体"/>
+              </w:rPr>
               <w:t xml:space="preserve">V</w:t>
             </w:r>
           </w:p>
@@ -1712,6 +1885,9 @@
               </m:sSub>
             </m:oMath>
             <w:r>
+              <w:rPr>
+                <w:rFonts w:eastAsia="黑体"/>
+              </w:rPr>
               <w:t xml:space="preserve">​</w:t>
             </w:r>
           </w:p>
@@ -1724,7 +1900,7 @@
             </w:pPr>
             <w:r>
               <w:rPr>
-                <w:rFonts w:hint="eastAsia"/>
+                <w:rFonts w:hint="eastAsia" w:eastAsia="黑体"/>
               </w:rPr>
               <w:t xml:space="preserve">差分增益</w:t>
             </w:r>
@@ -1738,7 +1914,7 @@
             </w:pPr>
             <w:r>
               <w:rPr>
-                <w:rFonts w:hint="eastAsia"/>
+                <w:rFonts w:hint="eastAsia" w:eastAsia="黑体"/>
               </w:rPr>
               <w:t xml:space="preserve">无量纲</w:t>
             </w:r>
@@ -1754,7 +1930,7 @@
       </w:pPr>
       <w:r>
         <w:rPr>
-          <w:rFonts w:hint="eastAsia"/>
+          <w:rFonts w:hint="eastAsia" w:eastAsia="黑体"/>
         </w:rPr>
         <w:t xml:space="preserve">元件调整影响</w:t>
       </w:r>
@@ -1769,7 +1945,7 @@
       </w:pPr>
       <w:r>
         <w:rPr>
-          <w:rFonts w:hint="eastAsia"/>
+          <w:rFonts w:hint="eastAsia" w:eastAsia="黑体"/>
           <w:b/>
           <w:bCs/>
         </w:rPr>
@@ -1777,6 +1953,7 @@
       </w:r>
       <w:r>
         <w:rPr>
+          <w:rFonts w:eastAsia="黑体"/>
           <w:b/>
           <w:bCs/>
         </w:rPr>
@@ -1801,24 +1978,34 @@
       </m:oMath>
       <w:r>
         <w:rPr>
+          <w:rFonts w:eastAsia="黑体"/>
           <w:b/>
           <w:bCs/>
         </w:rPr>
         <w:t xml:space="preserve">↑</w:t>
       </w:r>
       <w:r>
+        <w:rPr>
+          <w:rFonts w:eastAsia="黑体"/>
+        </w:rPr>
         <w:t xml:space="preserve"> </w:t>
       </w:r>
       <w:r>
+        <w:rPr>
+          <w:rFonts w:eastAsia="黑体"/>
+        </w:rPr>
         <w:t xml:space="preserve">→ </w:t>
       </w:r>
       <w:r>
         <w:rPr>
-          <w:rFonts w:hint="eastAsia"/>
+          <w:rFonts w:hint="eastAsia" w:eastAsia="黑体"/>
         </w:rPr>
         <w:t xml:space="preserve">跨导</w:t>
       </w:r>
       <w:r>
+        <w:rPr>
+          <w:rFonts w:eastAsia="黑体"/>
+        </w:rPr>
         <w:t xml:space="preserve"> </w:t>
       </w:r>
       <m:oMath>
@@ -1836,11 +2023,14 @@
         </m:sSub>
       </m:oMath>
       <w:r>
+        <w:rPr>
+          <w:rFonts w:eastAsia="黑体"/>
+        </w:rPr>
         <w:t xml:space="preserve"> </w:t>
       </w:r>
       <w:r>
         <w:rPr>
-          <w:rFonts w:hint="eastAsia"/>
+          <w:rFonts w:hint="eastAsia" w:eastAsia="黑体"/>
         </w:rPr>
         <w:t xml:space="preserve">增大，差分增益上升（线性区）。</w:t>
       </w:r>
@@ -1855,7 +2045,7 @@
       </w:pPr>
       <w:r>
         <w:rPr>
-          <w:rFonts w:hint="eastAsia"/>
+          <w:rFonts w:hint="eastAsia" w:eastAsia="黑体"/>
           <w:b/>
           <w:bCs/>
         </w:rPr>
@@ -1863,6 +2053,7 @@
       </w:r>
       <w:r>
         <w:rPr>
+          <w:rFonts w:eastAsia="黑体"/>
           <w:b/>
           <w:bCs/>
         </w:rPr>
@@ -1884,20 +2075,27 @@
       </m:oMath>
       <w:r>
         <w:rPr>
+          <w:rFonts w:eastAsia="黑体"/>
           <w:b/>
           <w:bCs/>
         </w:rPr>
         <w:t xml:space="preserve">↑</w:t>
       </w:r>
       <w:r>
+        <w:rPr>
+          <w:rFonts w:eastAsia="黑体"/>
+        </w:rPr>
         <w:t xml:space="preserve"> </w:t>
       </w:r>
       <w:r>
+        <w:rPr>
+          <w:rFonts w:eastAsia="黑体"/>
+        </w:rPr>
         <w:t xml:space="preserve">→ </w:t>
       </w:r>
       <w:r>
         <w:rPr>
-          <w:rFonts w:hint="eastAsia"/>
+          <w:rFonts w:hint="eastAsia" w:eastAsia="黑体"/>
         </w:rPr>
         <w:t xml:space="preserve">差分增益上升，输出摆幅受限、带宽下降。</w:t>
       </w:r>
@@ -1912,21 +2110,27 @@
       </w:pPr>
       <w:r>
         <w:rPr>
-          <w:rFonts w:hint="eastAsia"/>
+          <w:rFonts w:hint="eastAsia" w:eastAsia="黑体"/>
           <w:b/>
           <w:bCs/>
         </w:rPr>
         <w:t xml:space="preserve">尾电流源输出阻抗越高</w:t>
       </w:r>
       <w:r>
+        <w:rPr>
+          <w:rFonts w:eastAsia="黑体"/>
+        </w:rPr>
         <w:t xml:space="preserve"> </w:t>
       </w:r>
       <w:r>
+        <w:rPr>
+          <w:rFonts w:eastAsia="黑体"/>
+        </w:rPr>
         <w:t xml:space="preserve">→ </w:t>
       </w:r>
       <w:r>
         <w:rPr>
-          <w:rFonts w:hint="eastAsia"/>
+          <w:rFonts w:hint="eastAsia" w:eastAsia="黑体"/>
         </w:rPr>
         <w:t xml:space="preserve">共模抑制比越高。</w:t>
       </w:r>
@@ -1941,7 +2145,7 @@
       </w:pPr>
       <w:r>
         <w:rPr>
-          <w:rFonts w:hint="eastAsia"/>
+          <w:rFonts w:hint="eastAsia" w:eastAsia="黑体"/>
           <w:b/>
           <w:bCs/>
         </w:rPr>
@@ -1966,6 +2170,7 @@
       </m:oMath>
       <w:r>
         <w:rPr>
+          <w:rFonts w:eastAsia="黑体"/>
           <w:b/>
           <w:bCs/>
         </w:rPr>
@@ -1973,30 +2178,39 @@
       </w:r>
       <w:r>
         <w:rPr>
-          <w:rFonts w:hint="eastAsia"/>
+          <w:rFonts w:hint="eastAsia" w:eastAsia="黑体"/>
           <w:b/>
           <w:bCs/>
         </w:rPr>
         <w:t xml:space="preserve">不等）</w:t>
       </w:r>
       <w:r>
+        <w:rPr>
+          <w:rFonts w:eastAsia="黑体"/>
+        </w:rPr>
         <w:t xml:space="preserve"> </w:t>
       </w:r>
       <w:r>
+        <w:rPr>
+          <w:rFonts w:eastAsia="黑体"/>
+        </w:rPr>
         <w:t xml:space="preserve">→ </w:t>
       </w:r>
       <w:r>
         <w:rPr>
-          <w:rFonts w:hint="eastAsia"/>
+          <w:rFonts w:hint="eastAsia" w:eastAsia="黑体"/>
         </w:rPr>
         <w:t xml:space="preserve">引入失调电压，CMRR</w:t>
       </w:r>
       <w:r>
+        <w:rPr>
+          <w:rFonts w:eastAsia="黑体"/>
+        </w:rPr>
         <w:t xml:space="preserve"> </w:t>
       </w:r>
       <w:r>
         <w:rPr>
-          <w:rFonts w:hint="eastAsia"/>
+          <w:rFonts w:hint="eastAsia" w:eastAsia="黑体"/>
         </w:rPr>
         <w:t xml:space="preserve">下降。</w:t>
       </w:r>
@@ -2009,7 +2223,7 @@
       </w:pPr>
       <w:r>
         <w:rPr>
-          <w:rFonts w:hint="eastAsia"/>
+          <w:rFonts w:hint="eastAsia" w:eastAsia="黑体"/>
         </w:rPr>
         <w:t xml:space="preserve">典型参数示例</w:t>
       </w:r>
@@ -2024,11 +2238,14 @@
       </w:pPr>
       <w:r>
         <w:rPr>
-          <w:rFonts w:hint="eastAsia"/>
+          <w:rFonts w:hint="eastAsia" w:eastAsia="黑体"/>
         </w:rPr>
         <w:t xml:space="preserve">取</w:t>
       </w:r>
       <w:r>
+        <w:rPr>
+          <w:rFonts w:eastAsia="黑体"/>
+        </w:rPr>
         <w:t xml:space="preserve"> </w:t>
       </w:r>
       <m:oMath>
@@ -2068,6 +2285,9 @@
         </m:r>
       </m:oMath>
       <w:r>
+        <w:rPr>
+          <w:rFonts w:eastAsia="黑体"/>
+        </w:rPr>
         <w:t xml:space="preserve">、</w:t>
       </w:r>
       <m:oMath>
@@ -2105,7 +2325,7 @@
       </m:oMath>
       <w:r>
         <w:rPr>
-          <w:rFonts w:hint="eastAsia"/>
+          <w:rFonts w:hint="eastAsia" w:eastAsia="黑体"/>
         </w:rPr>
         <w:t xml:space="preserve">：</w:t>
       </w:r>
@@ -2189,7 +2409,7 @@
       </m:oMath>
       <w:r>
         <w:rPr>
-          <w:rFonts w:hint="eastAsia"/>
+          <w:rFonts w:hint="eastAsia" w:eastAsia="黑体"/>
         </w:rPr>
         <w:t xml:space="preserve">，</w:t>
       </w:r>
@@ -2268,6 +2488,9 @@
         </m:r>
       </m:oMath>
       <w:r>
+        <w:rPr>
+          <w:rFonts w:eastAsia="黑体"/>
+        </w:rPr>
         <w:t xml:space="preserve">。</w:t>
       </w:r>
     </w:p>
@@ -2281,11 +2504,14 @@
       </w:pPr>
       <w:r>
         <w:rPr>
-          <w:rFonts w:hint="eastAsia"/>
+          <w:rFonts w:hint="eastAsia" w:eastAsia="黑体"/>
         </w:rPr>
         <w:t xml:space="preserve">室温下</w:t>
       </w:r>
       <w:r>
+        <w:rPr>
+          <w:rFonts w:eastAsia="黑体"/>
+        </w:rPr>
         <w:t xml:space="preserve"> </w:t>
       </w:r>
       <m:oMath>
@@ -2323,16 +2549,19 @@
       </m:oMath>
       <w:r>
         <w:rPr>
-          <w:rFonts w:hint="eastAsia"/>
+          <w:rFonts w:hint="eastAsia" w:eastAsia="黑体"/>
         </w:rPr>
         <w:t xml:space="preserve">，是</w:t>
       </w:r>
       <w:r>
+        <w:rPr>
+          <w:rFonts w:eastAsia="黑体"/>
+        </w:rPr>
         <w:t xml:space="preserve"> BJT </w:t>
       </w:r>
       <w:r>
         <w:rPr>
-          <w:rFonts w:hint="eastAsia"/>
+          <w:rFonts w:hint="eastAsia" w:eastAsia="黑体"/>
         </w:rPr>
         <w:t xml:space="preserve">差分对的关键基准量。</w:t>
       </w:r>
@@ -2345,7 +2574,7 @@
       </w:pPr>
       <w:r>
         <w:rPr>
-          <w:rFonts w:hint="eastAsia"/>
+          <w:rFonts w:hint="eastAsia" w:eastAsia="黑体"/>
         </w:rPr>
         <w:t xml:space="preserve">常见器件型号</w:t>
       </w:r>
@@ -2360,7 +2589,7 @@
       </w:pPr>
       <w:r>
         <w:rPr>
-          <w:rFonts w:hint="eastAsia"/>
+          <w:rFonts w:hint="eastAsia" w:eastAsia="黑体"/>
         </w:rPr>
         <w:t xml:space="preserve">双极对管：2N3904/2N3906、PMBT3904、MAT02（精密对管）。</w:t>
       </w:r>
@@ -2375,7 +2604,7 @@
       </w:pPr>
       <w:r>
         <w:rPr>
-          <w:rFonts w:hint="eastAsia"/>
+          <w:rFonts w:hint="eastAsia" w:eastAsia="黑体"/>
         </w:rPr>
         <w:t xml:space="preserve">集成差分/运放：LM358、LM741、OP07、TL072。</w:t>
       </w:r>
@@ -2388,7 +2617,7 @@
       </w:pPr>
       <w:r>
         <w:rPr>
-          <w:rFonts w:hint="eastAsia"/>
+          <w:rFonts w:hint="eastAsia" w:eastAsia="黑体"/>
         </w:rPr>
         <w:t xml:space="preserve">注意事项</w:t>
       </w:r>
@@ -2403,7 +2632,7 @@
       </w:pPr>
       <w:r>
         <w:rPr>
-          <w:rFonts w:hint="eastAsia"/>
+          <w:rFonts w:hint="eastAsia" w:eastAsia="黑体"/>
         </w:rPr>
         <w:t xml:space="preserve">两管需良好配对并置于同一热环境，以减小失调。</w:t>
       </w:r>
@@ -2418,7 +2647,7 @@
       </w:pPr>
       <w:r>
         <w:rPr>
-          <w:rFonts w:hint="eastAsia"/>
+          <w:rFonts w:hint="eastAsia" w:eastAsia="黑体"/>
         </w:rPr>
         <w:t xml:space="preserve">尾电流源决定工作点与增益，设计时兼顾功耗与摆幅。</w:t>
       </w:r>
@@ -2433,7 +2662,7 @@
       </w:pPr>
       <w:r>
         <w:rPr>
-          <w:rFonts w:hint="eastAsia"/>
+          <w:rFonts w:hint="eastAsia" w:eastAsia="黑体"/>
         </w:rPr>
         <w:t xml:space="preserve">高增益差分对易受寄生反馈影响，需注意版图对称与稳定。</w:t>
       </w:r>
@@ -2446,7 +2675,7 @@
       </w:pPr>
       <w:r>
         <w:rPr>
-          <w:rFonts w:hint="eastAsia"/>
+          <w:rFonts w:hint="eastAsia" w:eastAsia="黑体"/>
         </w:rPr>
         <w:t xml:space="preserve">参考资料</w:t>
       </w:r>
@@ -2461,7 +2690,7 @@
       </w:pPr>
       <w:r>
         <w:rPr>
-          <w:rFonts w:hint="eastAsia"/>
+          <w:rFonts w:hint="eastAsia" w:eastAsia="黑体"/>
         </w:rPr>
         <w:t xml:space="preserve">《模拟电子技术基础》（童诗白、华成英）。</w:t>
       </w:r>
@@ -2475,6 +2704,9 @@
         </w:numPr>
       </w:pPr>
       <w:r>
+        <w:rPr>
+          <w:rFonts w:eastAsia="黑体"/>
+        </w:rPr>
         <w:t xml:space="preserve">Wikipedia: Differential amplifier。</w:t>
       </w:r>
     </w:p>
@@ -2487,6 +2719,9 @@
         </w:numPr>
       </w:pPr>
       <w:r>
+        <w:rPr>
+          <w:rFonts w:eastAsia="黑体"/>
+        </w:rPr>
         <w:t xml:space="preserve">Wikipedia: Bipolar junction transistor。</w:t>
       </w:r>
     </w:p>
@@ -2499,11 +2734,11 @@
       </w:pPr>
       <w:r>
         <w:rPr>
-          <w:rFonts w:ascii="Times New Roman" w:hAnsi="Times New Roman"/>
+          <w:rFonts w:ascii="Times New Roman" w:hAnsi="Times New Roman" w:eastAsia="黑体"/>
           <w:color w:val="555555"/>
           <w:sz w:val="21"/>
         </w:rPr>
-        <w:t>材料收集者：杜文杰</w:t>
+        <w:t>材料收集者：杜文杰，WX手机：19519196569，QQ:3478827729</w:t>
       </w:r>
     </w:p>
     <w:sectPr>
@@ -2523,7 +2758,7 @@
 </file>
 
 <file path=word/footer1.xml><?xml version="1.0" encoding="utf-8"?>
-<w:ftr xmlns:m="http://schemas.openxmlformats.org/officeDocument/2006/math" xmlns:mc="http://schemas.openxmlformats.org/markup-compatibility/2006" xmlns:mo="http://schemas.microsoft.com/office/mac/office/2008/main" xmlns:mv="urn:schemas-microsoft-com:mac:vml" xmlns:o="urn:schemas-microsoft-com:office:office" xmlns:r="http://schemas.openxmlformats.org/officeDocument/2006/relationships" xmlns:v="urn:schemas-microsoft-com:vml" xmlns:w10="urn:schemas-microsoft-com:office:word" xmlns:w14="http://schemas.microsoft.com/office/word/2010/wordml" xmlns:w="http://schemas.openxmlformats.org/wordprocessingml/2006/main" xmlns:wne="http://schemas.microsoft.com/office/word/2006/wordml" xmlns:wp14="http://schemas.microsoft.com/office/word/2010/wordprocessingDrawing" xmlns:wp="http://schemas.openxmlformats.org/drawingml/2006/wordprocessingDrawing" xmlns:wpc="http://schemas.microsoft.com/office/word/2010/wordprocessingCanvas" xmlns:wpg="http://schemas.microsoft.com/office/word/2010/wordprocessingGroup" xmlns:wpi="http://schemas.microsoft.com/office/word/2010/wordprocessingInk" xmlns:wps="http://schemas.microsoft.com/office/word/2010/wordprocessingShape" mc:Ignorable="w14 wp14">
+<w:ftr xmlns:mc="http://schemas.openxmlformats.org/markup-compatibility/2006" xmlns:w="http://schemas.openxmlformats.org/wordprocessingml/2006/main" xmlns:m="http://schemas.openxmlformats.org/officeDocument/2006/math" xmlns:mo="http://schemas.microsoft.com/office/mac/office/2008/main" xmlns:mv="urn:schemas-microsoft-com:mac:vml" xmlns:o="urn:schemas-microsoft-com:office:office" xmlns:r="http://schemas.openxmlformats.org/officeDocument/2006/relationships" xmlns:v="urn:schemas-microsoft-com:vml" xmlns:w10="urn:schemas-microsoft-com:office:word" xmlns:w14="http://schemas.microsoft.com/office/word/2010/wordml" xmlns:wne="http://schemas.microsoft.com/office/word/2006/wordml" xmlns:wp14="http://schemas.microsoft.com/office/word/2010/wordprocessingDrawing" xmlns:wp="http://schemas.openxmlformats.org/drawingml/2006/wordprocessingDrawing" xmlns:wpc="http://schemas.microsoft.com/office/word/2010/wordprocessingCanvas" xmlns:wpg="http://schemas.microsoft.com/office/word/2010/wordprocessingGroup" xmlns:wpi="http://schemas.microsoft.com/office/word/2010/wordprocessingInk" xmlns:wps="http://schemas.microsoft.com/office/word/2010/wordprocessingShape" mc:Ignorable="w14 wp14">
   <w:p>
     <w:pPr>
       <w:pStyle w:val="Footer"/>
@@ -2531,12 +2766,14 @@
     </w:pPr>
     <w:r>
       <w:rPr>
+        <w:rFonts w:eastAsia="黑体"/>
         <w:sz w:val="18"/>
       </w:rPr>
       <w:t xml:space="preserve">第 </w:t>
     </w:r>
     <w:r>
       <w:rPr>
+        <w:rFonts w:eastAsia="黑体"/>
         <w:sz w:val="18"/>
       </w:rPr>
       <w:fldChar w:fldCharType="begin"/>
@@ -2545,6 +2782,7 @@
     </w:r>
     <w:r>
       <w:rPr>
+        <w:rFonts w:eastAsia="黑体"/>
         <w:sz w:val="18"/>
       </w:rPr>
       <w:t xml:space="preserve"> 页</w:t>
@@ -2558,6 +2796,9 @@
   <w:footnote w:type="continuationSeparator" w:id="0">
     <w:p>
       <w:r>
+        <w:rPr>
+          <w:rFonts w:eastAsia="黑体"/>
+        </w:rPr>
         <w:continuationSeparator/>
       </w:r>
     </w:p>
@@ -2565,6 +2806,9 @@
   <w:footnote w:type="separator" w:id="-1">
     <w:p>
       <w:r>
+        <w:rPr>
+          <w:rFonts w:eastAsia="黑体"/>
+        </w:rPr>
         <w:separator/>
       </w:r>
     </w:p>
@@ -2573,7 +2817,7 @@
 </file>
 
 <file path=word/header1.xml><?xml version="1.0" encoding="utf-8"?>
-<w:hdr xmlns:m="http://schemas.openxmlformats.org/officeDocument/2006/math" xmlns:mc="http://schemas.openxmlformats.org/markup-compatibility/2006" xmlns:mo="http://schemas.microsoft.com/office/mac/office/2008/main" xmlns:mv="urn:schemas-microsoft-com:mac:vml" xmlns:o="urn:schemas-microsoft-com:office:office" xmlns:r="http://schemas.openxmlformats.org/officeDocument/2006/relationships" xmlns:v="urn:schemas-microsoft-com:vml" xmlns:w10="urn:schemas-microsoft-com:office:word" xmlns:w14="http://schemas.microsoft.com/office/word/2010/wordml" xmlns:w="http://schemas.openxmlformats.org/wordprocessingml/2006/main" xmlns:wne="http://schemas.microsoft.com/office/word/2006/wordml" xmlns:wp14="http://schemas.microsoft.com/office/word/2010/wordprocessingDrawing" xmlns:wp="http://schemas.openxmlformats.org/drawingml/2006/wordprocessingDrawing" xmlns:wpc="http://schemas.microsoft.com/office/word/2010/wordprocessingCanvas" xmlns:wpg="http://schemas.microsoft.com/office/word/2010/wordprocessingGroup" xmlns:wpi="http://schemas.microsoft.com/office/word/2010/wordprocessingInk" xmlns:wps="http://schemas.microsoft.com/office/word/2010/wordprocessingShape" mc:Ignorable="w14 wp14">
+<w:hdr xmlns:mc="http://schemas.openxmlformats.org/markup-compatibility/2006" xmlns:w="http://schemas.openxmlformats.org/wordprocessingml/2006/main" xmlns:m="http://schemas.openxmlformats.org/officeDocument/2006/math" xmlns:mo="http://schemas.microsoft.com/office/mac/office/2008/main" xmlns:mv="urn:schemas-microsoft-com:mac:vml" xmlns:o="urn:schemas-microsoft-com:office:office" xmlns:r="http://schemas.openxmlformats.org/officeDocument/2006/relationships" xmlns:v="urn:schemas-microsoft-com:vml" xmlns:w10="urn:schemas-microsoft-com:office:word" xmlns:w14="http://schemas.microsoft.com/office/word/2010/wordml" xmlns:wne="http://schemas.microsoft.com/office/word/2006/wordml" xmlns:wp14="http://schemas.microsoft.com/office/word/2010/wordprocessingDrawing" xmlns:wp="http://schemas.openxmlformats.org/drawingml/2006/wordprocessingDrawing" xmlns:wpc="http://schemas.microsoft.com/office/word/2010/wordprocessingCanvas" xmlns:wpg="http://schemas.microsoft.com/office/word/2010/wordprocessingGroup" xmlns:wpi="http://schemas.microsoft.com/office/word/2010/wordprocessingInk" xmlns:wps="http://schemas.microsoft.com/office/word/2010/wordprocessingShape" mc:Ignorable="w14 wp14">
   <w:p>
     <w:pPr>
       <w:pStyle w:val="Header"/>
@@ -2581,7 +2825,7 @@
     </w:pPr>
     <w:r>
       <w:rPr>
-        <w:rFonts w:ascii="Times New Roman" w:hAnsi="Times New Roman"/>
+        <w:rFonts w:ascii="Times New Roman" w:hAnsi="Times New Roman" w:eastAsia="黑体"/>
         <w:sz w:val="18"/>
         <w:rFonts w:eastAsia="黑体"/>
         <w:rFonts w:eastAsia="黑体"/>
@@ -2593,7 +2837,7 @@
 </file>
 
 <file path=word/numbering.xml><?xml version="1.0" encoding="utf-8"?>
-<w:numbering xmlns:m="http://schemas.openxmlformats.org/officeDocument/2006/math" xmlns:mc="http://schemas.openxmlformats.org/markup-compatibility/2006" xmlns:mo="http://schemas.microsoft.com/office/mac/office/2008/main" xmlns:mv="urn:schemas-microsoft-com:mac:vml" xmlns:o="urn:schemas-microsoft-com:office:office" xmlns:r="http://schemas.openxmlformats.org/officeDocument/2006/relationships" xmlns:v="urn:schemas-microsoft-com:vml" xmlns:w="http://schemas.openxmlformats.org/wordprocessingml/2006/main" xmlns:w10="urn:schemas-microsoft-com:office:word" xmlns:w14="http://schemas.microsoft.com/office/word/2010/wordml" xmlns:wne="http://schemas.microsoft.com/office/word/2006/wordml" xmlns:wp="http://schemas.openxmlformats.org/drawingml/2006/wordprocessingDrawing" xmlns:wp14="http://schemas.microsoft.com/office/word/2010/wordprocessingDrawing" xmlns:wpc="http://schemas.microsoft.com/office/word/2010/wordprocessingCanvas" xmlns:wpg="http://schemas.microsoft.com/office/word/2010/wordprocessingGroup" xmlns:wpi="http://schemas.microsoft.com/office/word/2010/wordprocessingInk" xmlns:wps="http://schemas.microsoft.com/office/word/2010/wordprocessingShape" mc:Ignorable="w14 wp14">
+<w:numbering xmlns:mc="http://schemas.openxmlformats.org/markup-compatibility/2006" xmlns:w="http://schemas.openxmlformats.org/wordprocessingml/2006/main" xmlns:m="http://schemas.openxmlformats.org/officeDocument/2006/math" xmlns:mo="http://schemas.microsoft.com/office/mac/office/2008/main" xmlns:mv="urn:schemas-microsoft-com:mac:vml" xmlns:o="urn:schemas-microsoft-com:office:office" xmlns:r="http://schemas.openxmlformats.org/officeDocument/2006/relationships" xmlns:v="urn:schemas-microsoft-com:vml" xmlns:w10="urn:schemas-microsoft-com:office:word" xmlns:w14="http://schemas.microsoft.com/office/word/2010/wordml" xmlns:wne="http://schemas.microsoft.com/office/word/2006/wordml" xmlns:wp="http://schemas.openxmlformats.org/drawingml/2006/wordprocessingDrawing" xmlns:wp14="http://schemas.microsoft.com/office/word/2010/wordprocessingDrawing" xmlns:wpc="http://schemas.microsoft.com/office/word/2010/wordprocessingCanvas" xmlns:wpg="http://schemas.microsoft.com/office/word/2010/wordprocessingGroup" xmlns:wpi="http://schemas.microsoft.com/office/word/2010/wordprocessingInk" xmlns:wps="http://schemas.microsoft.com/office/word/2010/wordprocessingShape" mc:Ignorable="w14 wp14">
   <w:abstractNum w:abstractNumId="0">
     <w:nsid w:val="FFFFFF7C"/>
     <w:multiLevelType w:val="singleLevel"/>
@@ -2680,7 +2924,7 @@
         <w:ind w:hanging="360" w:left="1440"/>
       </w:pPr>
       <w:rPr>
-        <w:rFonts w:ascii="Symbol" w:hAnsi="Symbol" w:hint="default"/>
+        <w:rFonts w:ascii="Symbol" w:hAnsi="Symbol" w:hint="default" w:eastAsia="黑体"/>
       </w:rPr>
     </w:lvl>
   </w:abstractNum>
@@ -2701,7 +2945,7 @@
         <w:ind w:hanging="360" w:left="1080"/>
       </w:pPr>
       <w:rPr>
-        <w:rFonts w:ascii="Symbol" w:hAnsi="Symbol" w:hint="default"/>
+        <w:rFonts w:ascii="Symbol" w:hAnsi="Symbol" w:hint="default" w:eastAsia="黑体"/>
       </w:rPr>
     </w:lvl>
   </w:abstractNum>
@@ -2722,7 +2966,7 @@
         <w:ind w:hanging="360" w:left="720"/>
       </w:pPr>
       <w:rPr>
-        <w:rFonts w:ascii="Symbol" w:hAnsi="Symbol" w:hint="default"/>
+        <w:rFonts w:ascii="Symbol" w:hAnsi="Symbol" w:hint="default" w:eastAsia="黑体"/>
       </w:rPr>
     </w:lvl>
   </w:abstractNum>
@@ -2761,7 +3005,7 @@
         <w:ind w:hanging="360" w:left="360"/>
       </w:pPr>
       <w:rPr>
-        <w:rFonts w:ascii="Symbol" w:hAnsi="Symbol" w:hint="default"/>
+        <w:rFonts w:ascii="Symbol" w:hAnsi="Symbol" w:hint="default" w:eastAsia="黑体"/>
       </w:rPr>
     </w:lvl>
   </w:abstractNum>
@@ -2852,7 +3096,7 @@
         <w:ind w:left="720" w:hanging="360"/>
       </w:pPr>
       <w:rPr>
-        <w:rFonts w:ascii="Symbol" w:hAnsi="Symbol" w:cs="Symbol" w:hint="default"/>
+        <w:rFonts w:ascii="Symbol" w:hAnsi="Symbol" w:cs="Symbol" w:hint="default" w:eastAsia="黑体"/>
       </w:rPr>
     </w:lvl>
     <w:lvl w:ilvl="1">
@@ -2863,7 +3107,7 @@
         <w:ind w:left="1440" w:hanging="360"/>
       </w:pPr>
       <w:rPr>
-        <w:rFonts w:ascii="Courier New" w:hAnsi="Courier New" w:cs="Courier New" w:hint="default"/>
+        <w:rFonts w:ascii="Courier New" w:hAnsi="Courier New" w:cs="Courier New" w:hint="default" w:eastAsia="黑体"/>
       </w:rPr>
     </w:lvl>
     <w:lvl w:ilvl="2">
@@ -2874,7 +3118,7 @@
         <w:ind w:left="2160" w:hanging="360"/>
       </w:pPr>
       <w:rPr>
-        <w:rFonts w:ascii="Wingdings" w:hAnsi="Wingdings" w:cs="Wingdings" w:hint="default"/>
+        <w:rFonts w:ascii="Wingdings" w:hAnsi="Wingdings" w:cs="Wingdings" w:hint="default" w:eastAsia="黑体"/>
       </w:rPr>
     </w:lvl>
     <w:lvl w:ilvl="3">
@@ -2885,7 +3129,7 @@
         <w:ind w:left="2880" w:hanging="360"/>
       </w:pPr>
       <w:rPr>
-        <w:rFonts w:ascii="Symbol" w:hAnsi="Symbol" w:cs="Symbol" w:hint="default"/>
+        <w:rFonts w:ascii="Symbol" w:hAnsi="Symbol" w:cs="Symbol" w:hint="default" w:eastAsia="黑体"/>
       </w:rPr>
     </w:lvl>
     <w:lvl w:ilvl="4">
@@ -2896,7 +3140,7 @@
         <w:ind w:left="3600" w:hanging="360"/>
       </w:pPr>
       <w:rPr>
-        <w:rFonts w:ascii="Courier New" w:hAnsi="Courier New" w:cs="Courier New" w:hint="default"/>
+        <w:rFonts w:ascii="Courier New" w:hAnsi="Courier New" w:cs="Courier New" w:hint="default" w:eastAsia="黑体"/>
       </w:rPr>
     </w:lvl>
     <w:lvl w:ilvl="5">
@@ -2907,7 +3151,7 @@
         <w:ind w:left="4320" w:hanging="360"/>
       </w:pPr>
       <w:rPr>
-        <w:rFonts w:ascii="Wingdings" w:hAnsi="Wingdings" w:cs="Wingdings" w:hint="default"/>
+        <w:rFonts w:ascii="Wingdings" w:hAnsi="Wingdings" w:cs="Wingdings" w:hint="default" w:eastAsia="黑体"/>
       </w:rPr>
     </w:lvl>
     <w:lvl w:ilvl="6">
@@ -2918,7 +3162,7 @@
         <w:ind w:left="5040" w:hanging="360"/>
       </w:pPr>
       <w:rPr>
-        <w:rFonts w:ascii="Symbol" w:hAnsi="Symbol" w:cs="Symbol" w:hint="default"/>
+        <w:rFonts w:ascii="Symbol" w:hAnsi="Symbol" w:cs="Symbol" w:hint="default" w:eastAsia="黑体"/>
       </w:rPr>
     </w:lvl>
     <w:lvl w:ilvl="7">
@@ -2929,7 +3173,7 @@
         <w:ind w:left="5760" w:hanging="360"/>
       </w:pPr>
       <w:rPr>
-        <w:rFonts w:ascii="Courier New" w:hAnsi="Courier New" w:cs="Courier New" w:hint="default"/>
+        <w:rFonts w:ascii="Courier New" w:hAnsi="Courier New" w:cs="Courier New" w:hint="default" w:eastAsia="黑体"/>
       </w:rPr>
     </w:lvl>
     <w:lvl w:ilvl="8">
@@ -2940,7 +3184,7 @@
         <w:ind w:left="6480" w:hanging="360"/>
       </w:pPr>
       <w:rPr>
-        <w:rFonts w:ascii="Wingdings" w:hAnsi="Wingdings" w:cs="Wingdings" w:hint="default"/>
+        <w:rFonts w:ascii="Wingdings" w:hAnsi="Wingdings" w:cs="Wingdings" w:hint="default" w:eastAsia="黑体"/>
       </w:rPr>
     </w:lvl>
   </w:abstractNum>
@@ -2993,11 +3237,11 @@
 </file>
 
 <file path=word/styles.xml><?xml version="1.0" encoding="utf-8"?>
-<w:styles xmlns:mc="http://schemas.openxmlformats.org/markup-compatibility/2006" xmlns:r="http://schemas.openxmlformats.org/officeDocument/2006/relationships" xmlns:w="http://schemas.openxmlformats.org/wordprocessingml/2006/main" xmlns:w14="http://schemas.microsoft.com/office/word/2010/wordml" mc:Ignorable="w14">
+<w:styles xmlns:mc="http://schemas.openxmlformats.org/markup-compatibility/2006" xmlns:w="http://schemas.openxmlformats.org/wordprocessingml/2006/main" xmlns:r="http://schemas.openxmlformats.org/officeDocument/2006/relationships" xmlns:w14="http://schemas.microsoft.com/office/word/2010/wordml" mc:Ignorable="w14">
   <w:docDefaults>
     <w:rPrDefault>
       <w:rPr>
-        <w:rFonts w:asciiTheme="minorHAnsi" w:cstheme="minorBidi" w:eastAsiaTheme="minorEastAsia" w:hAnsiTheme="minorHAnsi"/>
+        <w:rFonts w:asciiTheme="minorHAnsi" w:cstheme="minorBidi" w:hAnsiTheme="minorHAnsi" w:eastAsia="黑体"/>
         <w:sz w:val="22"/>
         <w:szCs w:val="22"/>
         <w:lang w:bidi="ar-SA" w:eastAsia="en-US" w:val="en-US"/>
@@ -3219,7 +3463,7 @@
       <w:outlineLvl w:val="0"/>
     </w:pPr>
     <w:rPr>
-      <w:rFonts w:ascii="Times New Roman" w:asciiTheme="majorHAnsi" w:cstheme="majorBidi" w:eastAsia="黑体" w:eastAsiaTheme="majorEastAsia" w:hAnsi="Times New Roman" w:hAnsiTheme="majorHAnsi"/>
+      <w:rFonts w:ascii="Times New Roman" w:asciiTheme="majorHAnsi" w:cstheme="majorBidi" w:eastAsia="黑体" w:hAnsi="Times New Roman" w:hAnsiTheme="majorHAnsi"/>
       <w:b/>
       <w:bCs/>
       <w:color w:val="1F3864"/>
@@ -3243,7 +3487,7 @@
       <w:outlineLvl w:val="1"/>
     </w:pPr>
     <w:rPr>
-      <w:rFonts w:ascii="Times New Roman" w:asciiTheme="majorHAnsi" w:cstheme="majorBidi" w:eastAsia="黑体" w:eastAsiaTheme="majorEastAsia" w:hAnsi="Times New Roman" w:hAnsiTheme="majorHAnsi"/>
+      <w:rFonts w:ascii="Times New Roman" w:asciiTheme="majorHAnsi" w:cstheme="majorBidi" w:eastAsia="黑体" w:hAnsi="Times New Roman" w:hAnsiTheme="majorHAnsi"/>
       <w:b/>
       <w:bCs/>
       <w:color w:val="2E4E7E"/>
@@ -3267,7 +3511,7 @@
       <w:outlineLvl w:val="2"/>
     </w:pPr>
     <w:rPr>
-      <w:rFonts w:ascii="Times New Roman" w:asciiTheme="majorHAnsi" w:cstheme="majorBidi" w:eastAsia="黑体" w:eastAsiaTheme="majorEastAsia" w:hAnsi="Times New Roman" w:hAnsiTheme="majorHAnsi"/>
+      <w:rFonts w:ascii="Times New Roman" w:asciiTheme="majorHAnsi" w:cstheme="majorBidi" w:eastAsia="黑体" w:hAnsi="Times New Roman" w:hAnsiTheme="majorHAnsi"/>
       <w:b/>
       <w:bCs/>
       <w:color w:val="2E4E7E"/>
@@ -3291,7 +3535,7 @@
       <w:outlineLvl w:val="3"/>
     </w:pPr>
     <w:rPr>
-      <w:rFonts w:ascii="Times New Roman" w:asciiTheme="majorHAnsi" w:cstheme="majorBidi" w:eastAsia="黑体" w:eastAsiaTheme="majorEastAsia" w:hAnsi="Times New Roman" w:hAnsiTheme="majorHAnsi"/>
+      <w:rFonts w:ascii="Times New Roman" w:asciiTheme="majorHAnsi" w:cstheme="majorBidi" w:eastAsia="黑体" w:hAnsi="Times New Roman" w:hAnsiTheme="majorHAnsi"/>
       <w:b/>
       <w:bCs/>
       <w:i/>
@@ -3317,7 +3561,7 @@
       <w:outlineLvl w:val="4"/>
     </w:pPr>
     <w:rPr>
-      <w:rFonts w:ascii="Times New Roman" w:asciiTheme="majorHAnsi" w:cstheme="majorBidi" w:eastAsia="黑体" w:eastAsiaTheme="majorEastAsia" w:hAnsi="Times New Roman" w:hAnsiTheme="majorHAnsi"/>
+      <w:rFonts w:ascii="Times New Roman" w:asciiTheme="majorHAnsi" w:cstheme="majorBidi" w:eastAsia="黑体" w:hAnsi="Times New Roman" w:hAnsiTheme="majorHAnsi"/>
       <w:b/>
       <w:color w:val="333333"/>
       <w:sz w:val="22"/>
@@ -3340,7 +3584,7 @@
       <w:outlineLvl w:val="5"/>
     </w:pPr>
     <w:rPr>
-      <w:rFonts w:asciiTheme="majorHAnsi" w:cstheme="majorBidi" w:eastAsiaTheme="majorEastAsia" w:hAnsiTheme="majorHAnsi"/>
+      <w:rFonts w:asciiTheme="majorHAnsi" w:cstheme="majorBidi" w:hAnsiTheme="majorHAnsi" w:eastAsia="黑体"/>
       <w:i/>
       <w:iCs/>
       <w:color w:themeColor="accent1" w:themeShade="7F" w:val="243F60"/>
@@ -3363,7 +3607,7 @@
       <w:outlineLvl w:val="6"/>
     </w:pPr>
     <w:rPr>
-      <w:rFonts w:asciiTheme="majorHAnsi" w:cstheme="majorBidi" w:eastAsiaTheme="majorEastAsia" w:hAnsiTheme="majorHAnsi"/>
+      <w:rFonts w:asciiTheme="majorHAnsi" w:cstheme="majorBidi" w:hAnsiTheme="majorHAnsi" w:eastAsia="黑体"/>
       <w:i/>
       <w:iCs/>
       <w:color w:themeColor="text1" w:themeTint="BF" w:val="404040"/>
@@ -3386,7 +3630,7 @@
       <w:outlineLvl w:val="7"/>
     </w:pPr>
     <w:rPr>
-      <w:rFonts w:asciiTheme="majorHAnsi" w:cstheme="majorBidi" w:eastAsiaTheme="majorEastAsia" w:hAnsiTheme="majorHAnsi"/>
+      <w:rFonts w:asciiTheme="majorHAnsi" w:cstheme="majorBidi" w:hAnsiTheme="majorHAnsi" w:eastAsia="黑体"/>
       <w:color w:themeColor="accent1" w:val="4F81BD"/>
       <w:sz w:val="20"/>
       <w:szCs w:val="20"/>
@@ -3409,7 +3653,7 @@
       <w:outlineLvl w:val="8"/>
     </w:pPr>
     <w:rPr>
-      <w:rFonts w:asciiTheme="majorHAnsi" w:cstheme="majorBidi" w:eastAsiaTheme="majorEastAsia" w:hAnsiTheme="majorHAnsi"/>
+      <w:rFonts w:asciiTheme="majorHAnsi" w:cstheme="majorBidi" w:hAnsiTheme="majorHAnsi" w:eastAsia="黑体"/>
       <w:i/>
       <w:iCs/>
       <w:color w:themeColor="text1" w:themeTint="BF" w:val="404040"/>
@@ -3460,7 +3704,7 @@
     <w:uiPriority w:val="9"/>
     <w:rsid w:val="00FC693F"/>
     <w:rPr>
-      <w:rFonts w:asciiTheme="majorHAnsi" w:cstheme="majorBidi" w:eastAsiaTheme="majorEastAsia" w:hAnsiTheme="majorHAnsi"/>
+      <w:rFonts w:asciiTheme="majorHAnsi" w:cstheme="majorBidi" w:hAnsiTheme="majorHAnsi" w:eastAsia="黑体"/>
       <w:b/>
       <w:bCs/>
       <w:color w:themeColor="accent1" w:themeShade="BF" w:val="365F91"/>
@@ -3475,7 +3719,7 @@
     <w:uiPriority w:val="9"/>
     <w:rsid w:val="00FC693F"/>
     <w:rPr>
-      <w:rFonts w:asciiTheme="majorHAnsi" w:cstheme="majorBidi" w:eastAsiaTheme="majorEastAsia" w:hAnsiTheme="majorHAnsi"/>
+      <w:rFonts w:asciiTheme="majorHAnsi" w:cstheme="majorBidi" w:hAnsiTheme="majorHAnsi" w:eastAsia="黑体"/>
       <w:b/>
       <w:bCs/>
       <w:color w:themeColor="accent1" w:val="4F81BD"/>
@@ -3490,7 +3734,7 @@
     <w:uiPriority w:val="9"/>
     <w:rsid w:val="00FC693F"/>
     <w:rPr>
-      <w:rFonts w:asciiTheme="majorHAnsi" w:cstheme="majorBidi" w:eastAsiaTheme="majorEastAsia" w:hAnsiTheme="majorHAnsi"/>
+      <w:rFonts w:asciiTheme="majorHAnsi" w:cstheme="majorBidi" w:hAnsiTheme="majorHAnsi" w:eastAsia="黑体"/>
       <w:b/>
       <w:bCs/>
       <w:color w:themeColor="accent1" w:val="4F81BD"/>
@@ -3513,7 +3757,7 @@
       <w:contextualSpacing/>
     </w:pPr>
     <w:rPr>
-      <w:rFonts w:ascii="Times New Roman" w:asciiTheme="majorHAnsi" w:cstheme="majorBidi" w:eastAsia="黑体" w:eastAsiaTheme="majorEastAsia" w:hAnsi="Times New Roman" w:hAnsiTheme="majorHAnsi"/>
+      <w:rFonts w:ascii="Times New Roman" w:asciiTheme="majorHAnsi" w:cstheme="majorBidi" w:eastAsia="黑体" w:hAnsi="Times New Roman" w:hAnsiTheme="majorHAnsi"/>
       <w:b/>
       <w:color w:val="1F3864"/>
       <w:spacing w:val="5"/>
@@ -3529,7 +3773,7 @@
     <w:uiPriority w:val="10"/>
     <w:rsid w:val="00FC693F"/>
     <w:rPr>
-      <w:rFonts w:asciiTheme="majorHAnsi" w:cstheme="majorBidi" w:eastAsiaTheme="majorEastAsia" w:hAnsiTheme="majorHAnsi"/>
+      <w:rFonts w:asciiTheme="majorHAnsi" w:cstheme="majorBidi" w:hAnsiTheme="majorHAnsi" w:eastAsia="黑体"/>
       <w:color w:themeColor="text2" w:themeShade="BF" w:val="17365D"/>
       <w:spacing w:val="5"/>
       <w:kern w:val="28"/>
@@ -3551,7 +3795,7 @@
       </w:numPr>
     </w:pPr>
     <w:rPr>
-      <w:rFonts w:asciiTheme="majorHAnsi" w:cstheme="majorBidi" w:eastAsiaTheme="majorEastAsia" w:hAnsiTheme="majorHAnsi"/>
+      <w:rFonts w:asciiTheme="majorHAnsi" w:cstheme="majorBidi" w:hAnsiTheme="majorHAnsi" w:eastAsia="黑体"/>
       <w:i/>
       <w:iCs/>
       <w:color w:themeColor="accent1" w:val="4F81BD"/>
@@ -3567,7 +3811,7 @@
     <w:uiPriority w:val="11"/>
     <w:rsid w:val="00FC693F"/>
     <w:rPr>
-      <w:rFonts w:asciiTheme="majorHAnsi" w:cstheme="majorBidi" w:eastAsiaTheme="majorEastAsia" w:hAnsiTheme="majorHAnsi"/>
+      <w:rFonts w:asciiTheme="majorHAnsi" w:cstheme="majorBidi" w:hAnsiTheme="majorHAnsi" w:eastAsia="黑体"/>
       <w:i/>
       <w:iCs/>
       <w:color w:themeColor="accent1" w:val="4F81BD"/>
@@ -3634,6 +3878,7 @@
       <w:spacing w:after="120"/>
     </w:pPr>
     <w:rPr>
+      <w:rFonts w:eastAsia="黑体"/>
       <w:sz w:val="16"/>
       <w:szCs w:val="16"/>
     </w:rPr>
@@ -3645,6 +3890,7 @@
     <w:uiPriority w:val="99"/>
     <w:rsid w:val="00AA1D8D"/>
     <w:rPr>
+      <w:rFonts w:eastAsia="黑体"/>
       <w:sz w:val="16"/>
       <w:szCs w:val="16"/>
     </w:rPr>
@@ -3814,7 +4060,7 @@
       </w:tabs>
     </w:pPr>
     <w:rPr>
-      <w:rFonts w:ascii="Courier" w:hAnsi="Courier"/>
+      <w:rFonts w:ascii="Courier" w:hAnsi="Courier" w:eastAsia="黑体"/>
       <w:sz w:val="20"/>
       <w:szCs w:val="20"/>
     </w:rPr>
@@ -3826,7 +4072,7 @@
     <w:uiPriority w:val="99"/>
     <w:rsid w:val="0029639D"/>
     <w:rPr>
-      <w:rFonts w:ascii="Courier" w:hAnsi="Courier"/>
+      <w:rFonts w:ascii="Courier" w:hAnsi="Courier" w:eastAsia="黑体"/>
       <w:sz w:val="20"/>
       <w:szCs w:val="20"/>
     </w:rPr>
@@ -3862,6 +4108,7 @@
     <w:uiPriority w:val="29"/>
     <w:rsid w:val="00FC693F"/>
     <w:rPr>
+      <w:rFonts w:eastAsia="黑体"/>
       <w:i/>
       <w:iCs/>
       <w:color w:themeColor="text1" w:val="000000"/>
@@ -3875,7 +4122,7 @@
     <w:semiHidden/>
     <w:rsid w:val="00FC693F"/>
     <w:rPr>
-      <w:rFonts w:asciiTheme="majorHAnsi" w:cstheme="majorBidi" w:eastAsiaTheme="majorEastAsia" w:hAnsiTheme="majorHAnsi"/>
+      <w:rFonts w:asciiTheme="majorHAnsi" w:cstheme="majorBidi" w:hAnsiTheme="majorHAnsi" w:eastAsia="黑体"/>
       <w:b/>
       <w:bCs/>
       <w:i/>
@@ -3891,7 +4138,7 @@
     <w:semiHidden/>
     <w:rsid w:val="00FC693F"/>
     <w:rPr>
-      <w:rFonts w:asciiTheme="majorHAnsi" w:cstheme="majorBidi" w:eastAsiaTheme="majorEastAsia" w:hAnsiTheme="majorHAnsi"/>
+      <w:rFonts w:asciiTheme="majorHAnsi" w:cstheme="majorBidi" w:hAnsiTheme="majorHAnsi" w:eastAsia="黑体"/>
       <w:color w:themeColor="accent1" w:themeShade="7F" w:val="243F60"/>
     </w:rPr>
   </w:style>
@@ -3903,7 +4150,7 @@
     <w:semiHidden/>
     <w:rsid w:val="00FC693F"/>
     <w:rPr>
-      <w:rFonts w:asciiTheme="majorHAnsi" w:cstheme="majorBidi" w:eastAsiaTheme="majorEastAsia" w:hAnsiTheme="majorHAnsi"/>
+      <w:rFonts w:asciiTheme="majorHAnsi" w:cstheme="majorBidi" w:hAnsiTheme="majorHAnsi" w:eastAsia="黑体"/>
       <w:i/>
       <w:iCs/>
       <w:color w:themeColor="accent1" w:themeShade="7F" w:val="243F60"/>
@@ -3917,7 +4164,7 @@
     <w:semiHidden/>
     <w:rsid w:val="00FC693F"/>
     <w:rPr>
-      <w:rFonts w:asciiTheme="majorHAnsi" w:cstheme="majorBidi" w:eastAsiaTheme="majorEastAsia" w:hAnsiTheme="majorHAnsi"/>
+      <w:rFonts w:asciiTheme="majorHAnsi" w:cstheme="majorBidi" w:hAnsiTheme="majorHAnsi" w:eastAsia="黑体"/>
       <w:i/>
       <w:iCs/>
       <w:color w:themeColor="text1" w:themeTint="BF" w:val="404040"/>
@@ -3931,7 +4178,7 @@
     <w:semiHidden/>
     <w:rsid w:val="00FC693F"/>
     <w:rPr>
-      <w:rFonts w:asciiTheme="majorHAnsi" w:cstheme="majorBidi" w:eastAsiaTheme="majorEastAsia" w:hAnsiTheme="majorHAnsi"/>
+      <w:rFonts w:asciiTheme="majorHAnsi" w:cstheme="majorBidi" w:hAnsiTheme="majorHAnsi" w:eastAsia="黑体"/>
       <w:color w:themeColor="accent1" w:val="4F81BD"/>
       <w:sz w:val="20"/>
       <w:szCs w:val="20"/>
@@ -3945,7 +4192,7 @@
     <w:semiHidden/>
     <w:rsid w:val="00FC693F"/>
     <w:rPr>
-      <w:rFonts w:asciiTheme="majorHAnsi" w:cstheme="majorBidi" w:eastAsiaTheme="majorEastAsia" w:hAnsiTheme="majorHAnsi"/>
+      <w:rFonts w:asciiTheme="majorHAnsi" w:cstheme="majorBidi" w:hAnsiTheme="majorHAnsi" w:eastAsia="黑体"/>
       <w:i/>
       <w:iCs/>
       <w:color w:themeColor="text1" w:themeTint="BF" w:val="404040"/>
@@ -3966,6 +4213,7 @@
       <w:spacing w:line="240" w:lineRule="auto"/>
     </w:pPr>
     <w:rPr>
+      <w:rFonts w:eastAsia="黑体"/>
       <w:b/>
       <w:bCs/>
       <w:color w:themeColor="accent1" w:val="4F81BD"/>
@@ -3980,6 +4228,7 @@
     <w:qFormat/>
     <w:rsid w:val="00FC693F"/>
     <w:rPr>
+      <w:rFonts w:eastAsia="黑体"/>
       <w:b/>
       <w:bCs/>
     </w:rPr>
@@ -3991,6 +4240,7 @@
     <w:qFormat/>
     <w:rsid w:val="00FC693F"/>
     <w:rPr>
+      <w:rFonts w:eastAsia="黑体"/>
       <w:i/>
       <w:iCs/>
     </w:rPr>
@@ -4011,6 +4261,7 @@
       <w:ind w:left="936" w:right="936"/>
     </w:pPr>
     <w:rPr>
+      <w:rFonts w:eastAsia="黑体"/>
       <w:b/>
       <w:bCs/>
       <w:i/>
@@ -4025,6 +4276,7 @@
     <w:uiPriority w:val="30"/>
     <w:rsid w:val="00FC693F"/>
     <w:rPr>
+      <w:rFonts w:eastAsia="黑体"/>
       <w:b/>
       <w:bCs/>
       <w:i/>
@@ -4039,6 +4291,7 @@
     <w:qFormat/>
     <w:rsid w:val="00FC693F"/>
     <w:rPr>
+      <w:rFonts w:eastAsia="黑体"/>
       <w:i/>
       <w:iCs/>
       <w:color w:themeColor="text1" w:themeTint="7F" w:val="808080"/>
@@ -4051,6 +4304,7 @@
     <w:qFormat/>
     <w:rsid w:val="00FC693F"/>
     <w:rPr>
+      <w:rFonts w:eastAsia="黑体"/>
       <w:b/>
       <w:bCs/>
       <w:i/>
@@ -4065,6 +4319,7 @@
     <w:qFormat/>
     <w:rsid w:val="00FC693F"/>
     <w:rPr>
+      <w:rFonts w:eastAsia="黑体"/>
       <w:smallCaps/>
       <w:color w:themeColor="accent2" w:val="C0504D"/>
       <w:u w:val="single"/>
@@ -4077,6 +4332,7 @@
     <w:qFormat/>
     <w:rsid w:val="00FC693F"/>
     <w:rPr>
+      <w:rFonts w:eastAsia="黑体"/>
       <w:b/>
       <w:bCs/>
       <w:smallCaps/>
@@ -4092,6 +4348,7 @@
     <w:qFormat/>
     <w:rsid w:val="00FC693F"/>
     <w:rPr>
+      <w:rFonts w:eastAsia="黑体"/>
       <w:b/>
       <w:bCs/>
       <w:smallCaps/>
@@ -4146,6 +4403,7 @@
       <w:spacing w:after="0" w:line="240" w:lineRule="auto"/>
     </w:pPr>
     <w:rPr>
+      <w:rFonts w:eastAsia="黑体"/>
       <w:color w:themeColor="text1" w:themeShade="BF" w:val="000000"/>
     </w:rPr>
     <w:tblPr>
@@ -4168,6 +4426,7 @@
         <w:spacing w:after="0" w:before="0" w:line="240" w:lineRule="auto"/>
       </w:pPr>
       <w:rPr>
+        <w:rFonts w:eastAsia="黑体"/>
         <w:b/>
         <w:bCs/>
       </w:rPr>
@@ -4188,6 +4447,7 @@
         <w:spacing w:after="0" w:before="0" w:line="240" w:lineRule="auto"/>
       </w:pPr>
       <w:rPr>
+        <w:rFonts w:eastAsia="黑体"/>
         <w:b/>
         <w:bCs/>
       </w:rPr>
@@ -4205,12 +4465,14 @@
     </w:tblStylePr>
     <w:tblStylePr w:type="firstCol">
       <w:rPr>
+        <w:rFonts w:eastAsia="黑体"/>
         <w:b/>
         <w:bCs/>
       </w:rPr>
     </w:tblStylePr>
     <w:tblStylePr w:type="lastCol">
       <w:rPr>
+        <w:rFonts w:eastAsia="黑体"/>
         <w:b/>
         <w:bCs/>
       </w:rPr>
@@ -4249,6 +4511,7 @@
       <w:spacing w:after="0" w:line="240" w:lineRule="auto"/>
     </w:pPr>
     <w:rPr>
+      <w:rFonts w:eastAsia="黑体"/>
       <w:color w:themeColor="accent1" w:themeShade="BF" w:val="365F91"/>
     </w:rPr>
     <w:tblPr>
@@ -4271,6 +4534,7 @@
         <w:spacing w:after="0" w:before="0" w:line="240" w:lineRule="auto"/>
       </w:pPr>
       <w:rPr>
+        <w:rFonts w:eastAsia="黑体"/>
         <w:b/>
         <w:bCs/>
       </w:rPr>
@@ -4291,6 +4555,7 @@
         <w:spacing w:after="0" w:before="0" w:line="240" w:lineRule="auto"/>
       </w:pPr>
       <w:rPr>
+        <w:rFonts w:eastAsia="黑体"/>
         <w:b/>
         <w:bCs/>
       </w:rPr>
@@ -4308,12 +4573,14 @@
     </w:tblStylePr>
     <w:tblStylePr w:type="firstCol">
       <w:rPr>
+        <w:rFonts w:eastAsia="黑体"/>
         <w:b/>
         <w:bCs/>
       </w:rPr>
     </w:tblStylePr>
     <w:tblStylePr w:type="lastCol">
       <w:rPr>
+        <w:rFonts w:eastAsia="黑体"/>
         <w:b/>
         <w:bCs/>
       </w:rPr>
@@ -4352,6 +4619,7 @@
       <w:spacing w:after="0" w:line="240" w:lineRule="auto"/>
     </w:pPr>
     <w:rPr>
+      <w:rFonts w:eastAsia="黑体"/>
       <w:color w:themeColor="accent2" w:themeShade="BF" w:val="943634"/>
     </w:rPr>
     <w:tblPr>
@@ -4374,6 +4642,7 @@
         <w:spacing w:after="0" w:before="0" w:line="240" w:lineRule="auto"/>
       </w:pPr>
       <w:rPr>
+        <w:rFonts w:eastAsia="黑体"/>
         <w:b/>
         <w:bCs/>
       </w:rPr>
@@ -4394,6 +4663,7 @@
         <w:spacing w:after="0" w:before="0" w:line="240" w:lineRule="auto"/>
       </w:pPr>
       <w:rPr>
+        <w:rFonts w:eastAsia="黑体"/>
         <w:b/>
         <w:bCs/>
       </w:rPr>
@@ -4411,12 +4681,14 @@
     </w:tblStylePr>
     <w:tblStylePr w:type="firstCol">
       <w:rPr>
+        <w:rFonts w:eastAsia="黑体"/>
         <w:b/>
         <w:bCs/>
       </w:rPr>
     </w:tblStylePr>
     <w:tblStylePr w:type="lastCol">
       <w:rPr>
+        <w:rFonts w:eastAsia="黑体"/>
         <w:b/>
         <w:bCs/>
       </w:rPr>
@@ -4455,6 +4727,7 @@
       <w:spacing w:after="0" w:line="240" w:lineRule="auto"/>
     </w:pPr>
     <w:rPr>
+      <w:rFonts w:eastAsia="黑体"/>
       <w:color w:themeColor="accent3" w:themeShade="BF" w:val="76923C"/>
     </w:rPr>
     <w:tblPr>
@@ -4477,6 +4750,7 @@
         <w:spacing w:after="0" w:before="0" w:line="240" w:lineRule="auto"/>
       </w:pPr>
       <w:rPr>
+        <w:rFonts w:eastAsia="黑体"/>
         <w:b/>
         <w:bCs/>
       </w:rPr>
@@ -4497,6 +4771,7 @@
         <w:spacing w:after="0" w:before="0" w:line="240" w:lineRule="auto"/>
       </w:pPr>
       <w:rPr>
+        <w:rFonts w:eastAsia="黑体"/>
         <w:b/>
         <w:bCs/>
       </w:rPr>
@@ -4514,12 +4789,14 @@
     </w:tblStylePr>
     <w:tblStylePr w:type="firstCol">
       <w:rPr>
+        <w:rFonts w:eastAsia="黑体"/>
         <w:b/>
         <w:bCs/>
       </w:rPr>
     </w:tblStylePr>
     <w:tblStylePr w:type="lastCol">
       <w:rPr>
+        <w:rFonts w:eastAsia="黑体"/>
         <w:b/>
         <w:bCs/>
       </w:rPr>
@@ -4558,6 +4835,7 @@
       <w:spacing w:after="0" w:line="240" w:lineRule="auto"/>
     </w:pPr>
     <w:rPr>
+      <w:rFonts w:eastAsia="黑体"/>
       <w:color w:themeColor="accent4" w:themeShade="BF" w:val="5F497A"/>
     </w:rPr>
     <w:tblPr>
@@ -4580,6 +4858,7 @@
         <w:spacing w:after="0" w:before="0" w:line="240" w:lineRule="auto"/>
       </w:pPr>
       <w:rPr>
+        <w:rFonts w:eastAsia="黑体"/>
         <w:b/>
         <w:bCs/>
       </w:rPr>
@@ -4600,6 +4879,7 @@
         <w:spacing w:after="0" w:before="0" w:line="240" w:lineRule="auto"/>
       </w:pPr>
       <w:rPr>
+        <w:rFonts w:eastAsia="黑体"/>
         <w:b/>
         <w:bCs/>
       </w:rPr>
@@ -4617,12 +4897,14 @@
     </w:tblStylePr>
     <w:tblStylePr w:type="firstCol">
       <w:rPr>
+        <w:rFonts w:eastAsia="黑体"/>
         <w:b/>
         <w:bCs/>
       </w:rPr>
     </w:tblStylePr>
     <w:tblStylePr w:type="lastCol">
       <w:rPr>
+        <w:rFonts w:eastAsia="黑体"/>
         <w:b/>
         <w:bCs/>
       </w:rPr>
@@ -4661,6 +4943,7 @@
       <w:spacing w:after="0" w:line="240" w:lineRule="auto"/>
     </w:pPr>
     <w:rPr>
+      <w:rFonts w:eastAsia="黑体"/>
       <w:color w:themeColor="accent5" w:themeShade="BF" w:val="31849B"/>
     </w:rPr>
     <w:tblPr>
@@ -4683,6 +4966,7 @@
         <w:spacing w:after="0" w:before="0" w:line="240" w:lineRule="auto"/>
       </w:pPr>
       <w:rPr>
+        <w:rFonts w:eastAsia="黑体"/>
         <w:b/>
         <w:bCs/>
       </w:rPr>
@@ -4703,6 +4987,7 @@
         <w:spacing w:after="0" w:before="0" w:line="240" w:lineRule="auto"/>
       </w:pPr>
       <w:rPr>
+        <w:rFonts w:eastAsia="黑体"/>
         <w:b/>
         <w:bCs/>
       </w:rPr>
@@ -4720,12 +5005,14 @@
     </w:tblStylePr>
     <w:tblStylePr w:type="firstCol">
       <w:rPr>
+        <w:rFonts w:eastAsia="黑体"/>
         <w:b/>
         <w:bCs/>
       </w:rPr>
     </w:tblStylePr>
     <w:tblStylePr w:type="lastCol">
       <w:rPr>
+        <w:rFonts w:eastAsia="黑体"/>
         <w:b/>
         <w:bCs/>
       </w:rPr>
@@ -4764,6 +5051,7 @@
       <w:spacing w:after="0" w:line="240" w:lineRule="auto"/>
     </w:pPr>
     <w:rPr>
+      <w:rFonts w:eastAsia="黑体"/>
       <w:color w:themeColor="accent6" w:themeShade="BF" w:val="E36C0A"/>
     </w:rPr>
     <w:tblPr>
@@ -4786,6 +5074,7 @@
         <w:spacing w:after="0" w:before="0" w:line="240" w:lineRule="auto"/>
       </w:pPr>
       <w:rPr>
+        <w:rFonts w:eastAsia="黑体"/>
         <w:b/>
         <w:bCs/>
       </w:rPr>
@@ -4806,6 +5095,7 @@
         <w:spacing w:after="0" w:before="0" w:line="240" w:lineRule="auto"/>
       </w:pPr>
       <w:rPr>
+        <w:rFonts w:eastAsia="黑体"/>
         <w:b/>
         <w:bCs/>
       </w:rPr>
@@ -4823,12 +5113,14 @@
     </w:tblStylePr>
     <w:tblStylePr w:type="firstCol">
       <w:rPr>
+        <w:rFonts w:eastAsia="黑体"/>
         <w:b/>
         <w:bCs/>
       </w:rPr>
     </w:tblStylePr>
     <w:tblStylePr w:type="lastCol">
       <w:rPr>
+        <w:rFonts w:eastAsia="黑体"/>
         <w:b/>
         <w:bCs/>
       </w:rPr>
@@ -4888,6 +5180,7 @@
         <w:spacing w:after="0" w:before="0" w:line="240" w:lineRule="auto"/>
       </w:pPr>
       <w:rPr>
+        <w:rFonts w:eastAsia="黑体"/>
         <w:b/>
         <w:bCs/>
         <w:color w:themeColor="background1" w:val="FFFFFF"/>
@@ -4902,6 +5195,7 @@
         <w:spacing w:after="0" w:before="0" w:line="240" w:lineRule="auto"/>
       </w:pPr>
       <w:rPr>
+        <w:rFonts w:eastAsia="黑体"/>
         <w:b/>
         <w:bCs/>
       </w:rPr>
@@ -4917,12 +5211,14 @@
     </w:tblStylePr>
     <w:tblStylePr w:type="firstCol">
       <w:rPr>
+        <w:rFonts w:eastAsia="黑体"/>
         <w:b/>
         <w:bCs/>
       </w:rPr>
     </w:tblStylePr>
     <w:tblStylePr w:type="lastCol">
       <w:rPr>
+        <w:rFonts w:eastAsia="黑体"/>
         <w:b/>
         <w:bCs/>
       </w:rPr>
@@ -4980,6 +5276,7 @@
         <w:spacing w:after="0" w:before="0" w:line="240" w:lineRule="auto"/>
       </w:pPr>
       <w:rPr>
+        <w:rFonts w:eastAsia="黑体"/>
         <w:b/>
         <w:bCs/>
         <w:color w:themeColor="background1" w:val="FFFFFF"/>
@@ -4994,6 +5291,7 @@
         <w:spacing w:after="0" w:before="0" w:line="240" w:lineRule="auto"/>
       </w:pPr>
       <w:rPr>
+        <w:rFonts w:eastAsia="黑体"/>
         <w:b/>
         <w:bCs/>
       </w:rPr>
@@ -5009,12 +5307,14 @@
     </w:tblStylePr>
     <w:tblStylePr w:type="firstCol">
       <w:rPr>
+        <w:rFonts w:eastAsia="黑体"/>
         <w:b/>
         <w:bCs/>
       </w:rPr>
     </w:tblStylePr>
     <w:tblStylePr w:type="lastCol">
       <w:rPr>
+        <w:rFonts w:eastAsia="黑体"/>
         <w:b/>
         <w:bCs/>
       </w:rPr>
@@ -5072,6 +5372,7 @@
         <w:spacing w:after="0" w:before="0" w:line="240" w:lineRule="auto"/>
       </w:pPr>
       <w:rPr>
+        <w:rFonts w:eastAsia="黑体"/>
         <w:b/>
         <w:bCs/>
         <w:color w:themeColor="background1" w:val="FFFFFF"/>
@@ -5086,6 +5387,7 @@
         <w:spacing w:after="0" w:before="0" w:line="240" w:lineRule="auto"/>
       </w:pPr>
       <w:rPr>
+        <w:rFonts w:eastAsia="黑体"/>
         <w:b/>
         <w:bCs/>
       </w:rPr>
@@ -5101,12 +5403,14 @@
     </w:tblStylePr>
     <w:tblStylePr w:type="firstCol">
       <w:rPr>
+        <w:rFonts w:eastAsia="黑体"/>
         <w:b/>
         <w:bCs/>
       </w:rPr>
     </w:tblStylePr>
     <w:tblStylePr w:type="lastCol">
       <w:rPr>
+        <w:rFonts w:eastAsia="黑体"/>
         <w:b/>
         <w:bCs/>
       </w:rPr>
@@ -5164,6 +5468,7 @@
         <w:spacing w:after="0" w:before="0" w:line="240" w:lineRule="auto"/>
       </w:pPr>
       <w:rPr>
+        <w:rFonts w:eastAsia="黑体"/>
         <w:b/>
         <w:bCs/>
         <w:color w:themeColor="background1" w:val="FFFFFF"/>
@@ -5178,6 +5483,7 @@
         <w:spacing w:after="0" w:before="0" w:line="240" w:lineRule="auto"/>
       </w:pPr>
       <w:rPr>
+        <w:rFonts w:eastAsia="黑体"/>
         <w:b/>
         <w:bCs/>
       </w:rPr>
@@ -5193,12 +5499,14 @@
     </w:tblStylePr>
     <w:tblStylePr w:type="firstCol">
       <w:rPr>
+        <w:rFonts w:eastAsia="黑体"/>
         <w:b/>
         <w:bCs/>
       </w:rPr>
     </w:tblStylePr>
     <w:tblStylePr w:type="lastCol">
       <w:rPr>
+        <w:rFonts w:eastAsia="黑体"/>
         <w:b/>
         <w:bCs/>
       </w:rPr>
@@ -5256,6 +5564,7 @@
         <w:spacing w:after="0" w:before="0" w:line="240" w:lineRule="auto"/>
       </w:pPr>
       <w:rPr>
+        <w:rFonts w:eastAsia="黑体"/>
         <w:b/>
         <w:bCs/>
         <w:color w:themeColor="background1" w:val="FFFFFF"/>
@@ -5270,6 +5579,7 @@
         <w:spacing w:after="0" w:before="0" w:line="240" w:lineRule="auto"/>
       </w:pPr>
       <w:rPr>
+        <w:rFonts w:eastAsia="黑体"/>
         <w:b/>
         <w:bCs/>
       </w:rPr>
@@ -5285,12 +5595,14 @@
     </w:tblStylePr>
     <w:tblStylePr w:type="firstCol">
       <w:rPr>
+        <w:rFonts w:eastAsia="黑体"/>
         <w:b/>
         <w:bCs/>
       </w:rPr>
     </w:tblStylePr>
     <w:tblStylePr w:type="lastCol">
       <w:rPr>
+        <w:rFonts w:eastAsia="黑体"/>
         <w:b/>
         <w:bCs/>
       </w:rPr>
@@ -5348,6 +5660,7 @@
         <w:spacing w:after="0" w:before="0" w:line="240" w:lineRule="auto"/>
       </w:pPr>
       <w:rPr>
+        <w:rFonts w:eastAsia="黑体"/>
         <w:b/>
         <w:bCs/>
         <w:color w:themeColor="background1" w:val="FFFFFF"/>
@@ -5362,6 +5675,7 @@
         <w:spacing w:after="0" w:before="0" w:line="240" w:lineRule="auto"/>
       </w:pPr>
       <w:rPr>
+        <w:rFonts w:eastAsia="黑体"/>
         <w:b/>
         <w:bCs/>
       </w:rPr>
@@ -5377,12 +5691,14 @@
     </w:tblStylePr>
     <w:tblStylePr w:type="firstCol">
       <w:rPr>
+        <w:rFonts w:eastAsia="黑体"/>
         <w:b/>
         <w:bCs/>
       </w:rPr>
     </w:tblStylePr>
     <w:tblStylePr w:type="lastCol">
       <w:rPr>
+        <w:rFonts w:eastAsia="黑体"/>
         <w:b/>
         <w:bCs/>
       </w:rPr>
@@ -5440,6 +5756,7 @@
         <w:spacing w:after="0" w:before="0" w:line="240" w:lineRule="auto"/>
       </w:pPr>
       <w:rPr>
+        <w:rFonts w:eastAsia="黑体"/>
         <w:b/>
         <w:bCs/>
         <w:color w:themeColor="background1" w:val="FFFFFF"/>
@@ -5454,6 +5771,7 @@
         <w:spacing w:after="0" w:before="0" w:line="240" w:lineRule="auto"/>
       </w:pPr>
       <w:rPr>
+        <w:rFonts w:eastAsia="黑体"/>
         <w:b/>
         <w:bCs/>
       </w:rPr>
@@ -5469,12 +5787,14 @@
     </w:tblStylePr>
     <w:tblStylePr w:type="firstCol">
       <w:rPr>
+        <w:rFonts w:eastAsia="黑体"/>
         <w:b/>
         <w:bCs/>
       </w:rPr>
     </w:tblStylePr>
     <w:tblStylePr w:type="lastCol">
       <w:rPr>
+        <w:rFonts w:eastAsia="黑体"/>
         <w:b/>
         <w:bCs/>
       </w:rPr>
@@ -5534,7 +5854,7 @@
         <w:spacing w:after="0" w:before="0" w:line="240" w:lineRule="auto"/>
       </w:pPr>
       <w:rPr>
-        <w:rFonts w:asciiTheme="majorHAnsi" w:cstheme="majorBidi" w:eastAsiaTheme="majorEastAsia" w:hAnsiTheme="majorHAnsi"/>
+        <w:rFonts w:asciiTheme="majorHAnsi" w:cstheme="majorBidi" w:hAnsiTheme="majorHAnsi" w:eastAsia="黑体"/>
         <w:b/>
         <w:bCs/>
       </w:rPr>
@@ -5555,7 +5875,7 @@
         <w:spacing w:after="0" w:before="0" w:line="240" w:lineRule="auto"/>
       </w:pPr>
       <w:rPr>
-        <w:rFonts w:asciiTheme="majorHAnsi" w:cstheme="majorBidi" w:eastAsiaTheme="majorEastAsia" w:hAnsiTheme="majorHAnsi"/>
+        <w:rFonts w:asciiTheme="majorHAnsi" w:cstheme="majorBidi" w:hAnsiTheme="majorHAnsi" w:eastAsia="黑体"/>
         <w:b/>
         <w:bCs/>
       </w:rPr>
@@ -5573,14 +5893,14 @@
     </w:tblStylePr>
     <w:tblStylePr w:type="firstCol">
       <w:rPr>
-        <w:rFonts w:asciiTheme="majorHAnsi" w:cstheme="majorBidi" w:eastAsiaTheme="majorEastAsia" w:hAnsiTheme="majorHAnsi"/>
+        <w:rFonts w:asciiTheme="majorHAnsi" w:cstheme="majorBidi" w:hAnsiTheme="majorHAnsi" w:eastAsia="黑体"/>
         <w:b/>
         <w:bCs/>
       </w:rPr>
     </w:tblStylePr>
     <w:tblStylePr w:type="lastCol">
       <w:rPr>
-        <w:rFonts w:asciiTheme="majorHAnsi" w:cstheme="majorBidi" w:eastAsiaTheme="majorEastAsia" w:hAnsiTheme="majorHAnsi"/>
+        <w:rFonts w:asciiTheme="majorHAnsi" w:cstheme="majorBidi" w:hAnsiTheme="majorHAnsi" w:eastAsia="黑体"/>
         <w:b/>
         <w:bCs/>
       </w:rPr>
@@ -5664,7 +5984,7 @@
         <w:spacing w:after="0" w:before="0" w:line="240" w:lineRule="auto"/>
       </w:pPr>
       <w:rPr>
-        <w:rFonts w:asciiTheme="majorHAnsi" w:cstheme="majorBidi" w:eastAsiaTheme="majorEastAsia" w:hAnsiTheme="majorHAnsi"/>
+        <w:rFonts w:asciiTheme="majorHAnsi" w:cstheme="majorBidi" w:hAnsiTheme="majorHAnsi" w:eastAsia="黑体"/>
         <w:b/>
         <w:bCs/>
       </w:rPr>
@@ -5685,7 +6005,7 @@
         <w:spacing w:after="0" w:before="0" w:line="240" w:lineRule="auto"/>
       </w:pPr>
       <w:rPr>
-        <w:rFonts w:asciiTheme="majorHAnsi" w:cstheme="majorBidi" w:eastAsiaTheme="majorEastAsia" w:hAnsiTheme="majorHAnsi"/>
+        <w:rFonts w:asciiTheme="majorHAnsi" w:cstheme="majorBidi" w:hAnsiTheme="majorHAnsi" w:eastAsia="黑体"/>
         <w:b/>
         <w:bCs/>
       </w:rPr>
@@ -5703,14 +6023,14 @@
     </w:tblStylePr>
     <w:tblStylePr w:type="firstCol">
       <w:rPr>
-        <w:rFonts w:asciiTheme="majorHAnsi" w:cstheme="majorBidi" w:eastAsiaTheme="majorEastAsia" w:hAnsiTheme="majorHAnsi"/>
+        <w:rFonts w:asciiTheme="majorHAnsi" w:cstheme="majorBidi" w:hAnsiTheme="majorHAnsi" w:eastAsia="黑体"/>
         <w:b/>
         <w:bCs/>
       </w:rPr>
     </w:tblStylePr>
     <w:tblStylePr w:type="lastCol">
       <w:rPr>
-        <w:rFonts w:asciiTheme="majorHAnsi" w:cstheme="majorBidi" w:eastAsiaTheme="majorEastAsia" w:hAnsiTheme="majorHAnsi"/>
+        <w:rFonts w:asciiTheme="majorHAnsi" w:cstheme="majorBidi" w:hAnsiTheme="majorHAnsi" w:eastAsia="黑体"/>
         <w:b/>
         <w:bCs/>
       </w:rPr>
@@ -5794,7 +6114,7 @@
         <w:spacing w:after="0" w:before="0" w:line="240" w:lineRule="auto"/>
       </w:pPr>
       <w:rPr>
-        <w:rFonts w:asciiTheme="majorHAnsi" w:cstheme="majorBidi" w:eastAsiaTheme="majorEastAsia" w:hAnsiTheme="majorHAnsi"/>
+        <w:rFonts w:asciiTheme="majorHAnsi" w:cstheme="majorBidi" w:hAnsiTheme="majorHAnsi" w:eastAsia="黑体"/>
         <w:b/>
         <w:bCs/>
       </w:rPr>
@@ -5815,7 +6135,7 @@
         <w:spacing w:after="0" w:before="0" w:line="240" w:lineRule="auto"/>
       </w:pPr>
       <w:rPr>
-        <w:rFonts w:asciiTheme="majorHAnsi" w:cstheme="majorBidi" w:eastAsiaTheme="majorEastAsia" w:hAnsiTheme="majorHAnsi"/>
+        <w:rFonts w:asciiTheme="majorHAnsi" w:cstheme="majorBidi" w:hAnsiTheme="majorHAnsi" w:eastAsia="黑体"/>
         <w:b/>
         <w:bCs/>
       </w:rPr>
@@ -5833,14 +6153,14 @@
     </w:tblStylePr>
     <w:tblStylePr w:type="firstCol">
       <w:rPr>
-        <w:rFonts w:asciiTheme="majorHAnsi" w:cstheme="majorBidi" w:eastAsiaTheme="majorEastAsia" w:hAnsiTheme="majorHAnsi"/>
+        <w:rFonts w:asciiTheme="majorHAnsi" w:cstheme="majorBidi" w:hAnsiTheme="majorHAnsi" w:eastAsia="黑体"/>
         <w:b/>
         <w:bCs/>
       </w:rPr>
     </w:tblStylePr>
     <w:tblStylePr w:type="lastCol">
       <w:rPr>
-        <w:rFonts w:asciiTheme="majorHAnsi" w:cstheme="majorBidi" w:eastAsiaTheme="majorEastAsia" w:hAnsiTheme="majorHAnsi"/>
+        <w:rFonts w:asciiTheme="majorHAnsi" w:cstheme="majorBidi" w:hAnsiTheme="majorHAnsi" w:eastAsia="黑体"/>
         <w:b/>
         <w:bCs/>
       </w:rPr>
@@ -5924,7 +6244,7 @@
         <w:spacing w:after="0" w:before="0" w:line="240" w:lineRule="auto"/>
       </w:pPr>
       <w:rPr>
-        <w:rFonts w:asciiTheme="majorHAnsi" w:cstheme="majorBidi" w:eastAsiaTheme="majorEastAsia" w:hAnsiTheme="majorHAnsi"/>
+        <w:rFonts w:asciiTheme="majorHAnsi" w:cstheme="majorBidi" w:hAnsiTheme="majorHAnsi" w:eastAsia="黑体"/>
         <w:b/>
         <w:bCs/>
       </w:rPr>
@@ -5945,7 +6265,7 @@
         <w:spacing w:after="0" w:before="0" w:line="240" w:lineRule="auto"/>
       </w:pPr>
       <w:rPr>
-        <w:rFonts w:asciiTheme="majorHAnsi" w:cstheme="majorBidi" w:eastAsiaTheme="majorEastAsia" w:hAnsiTheme="majorHAnsi"/>
+        <w:rFonts w:asciiTheme="majorHAnsi" w:cstheme="majorBidi" w:hAnsiTheme="majorHAnsi" w:eastAsia="黑体"/>
         <w:b/>
         <w:bCs/>
       </w:rPr>
@@ -5963,14 +6283,14 @@
     </w:tblStylePr>
     <w:tblStylePr w:type="firstCol">
       <w:rPr>
-        <w:rFonts w:asciiTheme="majorHAnsi" w:cstheme="majorBidi" w:eastAsiaTheme="majorEastAsia" w:hAnsiTheme="majorHAnsi"/>
+        <w:rFonts w:asciiTheme="majorHAnsi" w:cstheme="majorBidi" w:hAnsiTheme="majorHAnsi" w:eastAsia="黑体"/>
         <w:b/>
         <w:bCs/>
       </w:rPr>
     </w:tblStylePr>
     <w:tblStylePr w:type="lastCol">
       <w:rPr>
-        <w:rFonts w:asciiTheme="majorHAnsi" w:cstheme="majorBidi" w:eastAsiaTheme="majorEastAsia" w:hAnsiTheme="majorHAnsi"/>
+        <w:rFonts w:asciiTheme="majorHAnsi" w:cstheme="majorBidi" w:hAnsiTheme="majorHAnsi" w:eastAsia="黑体"/>
         <w:b/>
         <w:bCs/>
       </w:rPr>
@@ -6054,7 +6374,7 @@
         <w:spacing w:after="0" w:before="0" w:line="240" w:lineRule="auto"/>
       </w:pPr>
       <w:rPr>
-        <w:rFonts w:asciiTheme="majorHAnsi" w:cstheme="majorBidi" w:eastAsiaTheme="majorEastAsia" w:hAnsiTheme="majorHAnsi"/>
+        <w:rFonts w:asciiTheme="majorHAnsi" w:cstheme="majorBidi" w:hAnsiTheme="majorHAnsi" w:eastAsia="黑体"/>
         <w:b/>
         <w:bCs/>
       </w:rPr>
@@ -6075,7 +6395,7 @@
         <w:spacing w:after="0" w:before="0" w:line="240" w:lineRule="auto"/>
       </w:pPr>
       <w:rPr>
-        <w:rFonts w:asciiTheme="majorHAnsi" w:cstheme="majorBidi" w:eastAsiaTheme="majorEastAsia" w:hAnsiTheme="majorHAnsi"/>
+        <w:rFonts w:asciiTheme="majorHAnsi" w:cstheme="majorBidi" w:hAnsiTheme="majorHAnsi" w:eastAsia="黑体"/>
         <w:b/>
         <w:bCs/>
       </w:rPr>
@@ -6093,14 +6413,14 @@
     </w:tblStylePr>
     <w:tblStylePr w:type="firstCol">
       <w:rPr>
-        <w:rFonts w:asciiTheme="majorHAnsi" w:cstheme="majorBidi" w:eastAsiaTheme="majorEastAsia" w:hAnsiTheme="majorHAnsi"/>
+        <w:rFonts w:asciiTheme="majorHAnsi" w:cstheme="majorBidi" w:hAnsiTheme="majorHAnsi" w:eastAsia="黑体"/>
         <w:b/>
         <w:bCs/>
       </w:rPr>
     </w:tblStylePr>
     <w:tblStylePr w:type="lastCol">
       <w:rPr>
-        <w:rFonts w:asciiTheme="majorHAnsi" w:cstheme="majorBidi" w:eastAsiaTheme="majorEastAsia" w:hAnsiTheme="majorHAnsi"/>
+        <w:rFonts w:asciiTheme="majorHAnsi" w:cstheme="majorBidi" w:hAnsiTheme="majorHAnsi" w:eastAsia="黑体"/>
         <w:b/>
         <w:bCs/>
       </w:rPr>
@@ -6184,7 +6504,7 @@
         <w:spacing w:after="0" w:before="0" w:line="240" w:lineRule="auto"/>
       </w:pPr>
       <w:rPr>
-        <w:rFonts w:asciiTheme="majorHAnsi" w:cstheme="majorBidi" w:eastAsiaTheme="majorEastAsia" w:hAnsiTheme="majorHAnsi"/>
+        <w:rFonts w:asciiTheme="majorHAnsi" w:cstheme="majorBidi" w:hAnsiTheme="majorHAnsi" w:eastAsia="黑体"/>
         <w:b/>
         <w:bCs/>
       </w:rPr>
@@ -6205,7 +6525,7 @@
         <w:spacing w:after="0" w:before="0" w:line="240" w:lineRule="auto"/>
       </w:pPr>
       <w:rPr>
-        <w:rFonts w:asciiTheme="majorHAnsi" w:cstheme="majorBidi" w:eastAsiaTheme="majorEastAsia" w:hAnsiTheme="majorHAnsi"/>
+        <w:rFonts w:asciiTheme="majorHAnsi" w:cstheme="majorBidi" w:hAnsiTheme="majorHAnsi" w:eastAsia="黑体"/>
         <w:b/>
         <w:bCs/>
       </w:rPr>
@@ -6223,14 +6543,14 @@
     </w:tblStylePr>
     <w:tblStylePr w:type="firstCol">
       <w:rPr>
-        <w:rFonts w:asciiTheme="majorHAnsi" w:cstheme="majorBidi" w:eastAsiaTheme="majorEastAsia" w:hAnsiTheme="majorHAnsi"/>
+        <w:rFonts w:asciiTheme="majorHAnsi" w:cstheme="majorBidi" w:hAnsiTheme="majorHAnsi" w:eastAsia="黑体"/>
         <w:b/>
         <w:bCs/>
       </w:rPr>
     </w:tblStylePr>
     <w:tblStylePr w:type="lastCol">
       <w:rPr>
-        <w:rFonts w:asciiTheme="majorHAnsi" w:cstheme="majorBidi" w:eastAsiaTheme="majorEastAsia" w:hAnsiTheme="majorHAnsi"/>
+        <w:rFonts w:asciiTheme="majorHAnsi" w:cstheme="majorBidi" w:hAnsiTheme="majorHAnsi" w:eastAsia="黑体"/>
         <w:b/>
         <w:bCs/>
       </w:rPr>
@@ -6314,7 +6634,7 @@
         <w:spacing w:after="0" w:before="0" w:line="240" w:lineRule="auto"/>
       </w:pPr>
       <w:rPr>
-        <w:rFonts w:asciiTheme="majorHAnsi" w:cstheme="majorBidi" w:eastAsiaTheme="majorEastAsia" w:hAnsiTheme="majorHAnsi"/>
+        <w:rFonts w:asciiTheme="majorHAnsi" w:cstheme="majorBidi" w:hAnsiTheme="majorHAnsi" w:eastAsia="黑体"/>
         <w:b/>
         <w:bCs/>
       </w:rPr>
@@ -6335,7 +6655,7 @@
         <w:spacing w:after="0" w:before="0" w:line="240" w:lineRule="auto"/>
       </w:pPr>
       <w:rPr>
-        <w:rFonts w:asciiTheme="majorHAnsi" w:cstheme="majorBidi" w:eastAsiaTheme="majorEastAsia" w:hAnsiTheme="majorHAnsi"/>
+        <w:rFonts w:asciiTheme="majorHAnsi" w:cstheme="majorBidi" w:hAnsiTheme="majorHAnsi" w:eastAsia="黑体"/>
         <w:b/>
         <w:bCs/>
       </w:rPr>
@@ -6353,14 +6673,14 @@
     </w:tblStylePr>
     <w:tblStylePr w:type="firstCol">
       <w:rPr>
-        <w:rFonts w:asciiTheme="majorHAnsi" w:cstheme="majorBidi" w:eastAsiaTheme="majorEastAsia" w:hAnsiTheme="majorHAnsi"/>
+        <w:rFonts w:asciiTheme="majorHAnsi" w:cstheme="majorBidi" w:hAnsiTheme="majorHAnsi" w:eastAsia="黑体"/>
         <w:b/>
         <w:bCs/>
       </w:rPr>
     </w:tblStylePr>
     <w:tblStylePr w:type="lastCol">
       <w:rPr>
-        <w:rFonts w:asciiTheme="majorHAnsi" w:cstheme="majorBidi" w:eastAsiaTheme="majorEastAsia" w:hAnsiTheme="majorHAnsi"/>
+        <w:rFonts w:asciiTheme="majorHAnsi" w:cstheme="majorBidi" w:hAnsiTheme="majorHAnsi" w:eastAsia="黑体"/>
         <w:b/>
         <w:bCs/>
       </w:rPr>
@@ -6443,6 +6763,7 @@
         <w:spacing w:after="0" w:before="0" w:line="240" w:lineRule="auto"/>
       </w:pPr>
       <w:rPr>
+        <w:rFonts w:eastAsia="黑体"/>
         <w:b/>
         <w:bCs/>
         <w:color w:themeColor="background1" w:val="FFFFFF"/>
@@ -6465,6 +6786,7 @@
         <w:spacing w:after="0" w:before="0" w:line="240" w:lineRule="auto"/>
       </w:pPr>
       <w:rPr>
+        <w:rFonts w:eastAsia="黑体"/>
         <w:b/>
         <w:bCs/>
       </w:rPr>
@@ -6482,12 +6804,14 @@
     </w:tblStylePr>
     <w:tblStylePr w:type="firstCol">
       <w:rPr>
+        <w:rFonts w:eastAsia="黑体"/>
         <w:b/>
         <w:bCs/>
       </w:rPr>
     </w:tblStylePr>
     <w:tblStylePr w:type="lastCol">
       <w:rPr>
+        <w:rFonts w:eastAsia="黑体"/>
         <w:b/>
         <w:bCs/>
       </w:rPr>
@@ -6549,6 +6873,7 @@
         <w:spacing w:after="0" w:before="0" w:line="240" w:lineRule="auto"/>
       </w:pPr>
       <w:rPr>
+        <w:rFonts w:eastAsia="黑体"/>
         <w:b/>
         <w:bCs/>
         <w:color w:themeColor="background1" w:val="FFFFFF"/>
@@ -6571,6 +6896,7 @@
         <w:spacing w:after="0" w:before="0" w:line="240" w:lineRule="auto"/>
       </w:pPr>
       <w:rPr>
+        <w:rFonts w:eastAsia="黑体"/>
         <w:b/>
         <w:bCs/>
       </w:rPr>
@@ -6588,12 +6914,14 @@
     </w:tblStylePr>
     <w:tblStylePr w:type="firstCol">
       <w:rPr>
+        <w:rFonts w:eastAsia="黑体"/>
         <w:b/>
         <w:bCs/>
       </w:rPr>
     </w:tblStylePr>
     <w:tblStylePr w:type="lastCol">
       <w:rPr>
+        <w:rFonts w:eastAsia="黑体"/>
         <w:b/>
         <w:bCs/>
       </w:rPr>
@@ -6655,6 +6983,7 @@
         <w:spacing w:after="0" w:before="0" w:line="240" w:lineRule="auto"/>
       </w:pPr>
       <w:rPr>
+        <w:rFonts w:eastAsia="黑体"/>
         <w:b/>
         <w:bCs/>
         <w:color w:themeColor="background1" w:val="FFFFFF"/>
@@ -6677,6 +7006,7 @@
         <w:spacing w:after="0" w:before="0" w:line="240" w:lineRule="auto"/>
       </w:pPr>
       <w:rPr>
+        <w:rFonts w:eastAsia="黑体"/>
         <w:b/>
         <w:bCs/>
       </w:rPr>
@@ -6694,12 +7024,14 @@
     </w:tblStylePr>
     <w:tblStylePr w:type="firstCol">
       <w:rPr>
+        <w:rFonts w:eastAsia="黑体"/>
         <w:b/>
         <w:bCs/>
       </w:rPr>
     </w:tblStylePr>
     <w:tblStylePr w:type="lastCol">
       <w:rPr>
+        <w:rFonts w:eastAsia="黑体"/>
         <w:b/>
         <w:bCs/>
       </w:rPr>
@@ -6761,6 +7093,7 @@
         <w:spacing w:after="0" w:before="0" w:line="240" w:lineRule="auto"/>
       </w:pPr>
       <w:rPr>
+        <w:rFonts w:eastAsia="黑体"/>
         <w:b/>
         <w:bCs/>
         <w:color w:themeColor="background1" w:val="FFFFFF"/>
@@ -6783,6 +7116,7 @@
         <w:spacing w:after="0" w:before="0" w:line="240" w:lineRule="auto"/>
       </w:pPr>
       <w:rPr>
+        <w:rFonts w:eastAsia="黑体"/>
         <w:b/>
         <w:bCs/>
       </w:rPr>
@@ -6800,12 +7134,14 @@
     </w:tblStylePr>
     <w:tblStylePr w:type="firstCol">
       <w:rPr>
+        <w:rFonts w:eastAsia="黑体"/>
         <w:b/>
         <w:bCs/>
       </w:rPr>
     </w:tblStylePr>
     <w:tblStylePr w:type="lastCol">
       <w:rPr>
+        <w:rFonts w:eastAsia="黑体"/>
         <w:b/>
         <w:bCs/>
       </w:rPr>
@@ -6867,6 +7203,7 @@
         <w:spacing w:after="0" w:before="0" w:line="240" w:lineRule="auto"/>
       </w:pPr>
       <w:rPr>
+        <w:rFonts w:eastAsia="黑体"/>
         <w:b/>
         <w:bCs/>
         <w:color w:themeColor="background1" w:val="FFFFFF"/>
@@ -6889,6 +7226,7 @@
         <w:spacing w:after="0" w:before="0" w:line="240" w:lineRule="auto"/>
       </w:pPr>
       <w:rPr>
+        <w:rFonts w:eastAsia="黑体"/>
         <w:b/>
         <w:bCs/>
       </w:rPr>
@@ -6906,12 +7244,14 @@
     </w:tblStylePr>
     <w:tblStylePr w:type="firstCol">
       <w:rPr>
+        <w:rFonts w:eastAsia="黑体"/>
         <w:b/>
         <w:bCs/>
       </w:rPr>
     </w:tblStylePr>
     <w:tblStylePr w:type="lastCol">
       <w:rPr>
+        <w:rFonts w:eastAsia="黑体"/>
         <w:b/>
         <w:bCs/>
       </w:rPr>
@@ -6973,6 +7313,7 @@
         <w:spacing w:after="0" w:before="0" w:line="240" w:lineRule="auto"/>
       </w:pPr>
       <w:rPr>
+        <w:rFonts w:eastAsia="黑体"/>
         <w:b/>
         <w:bCs/>
         <w:color w:themeColor="background1" w:val="FFFFFF"/>
@@ -6995,6 +7336,7 @@
         <w:spacing w:after="0" w:before="0" w:line="240" w:lineRule="auto"/>
       </w:pPr>
       <w:rPr>
+        <w:rFonts w:eastAsia="黑体"/>
         <w:b/>
         <w:bCs/>
       </w:rPr>
@@ -7012,12 +7354,14 @@
     </w:tblStylePr>
     <w:tblStylePr w:type="firstCol">
       <w:rPr>
+        <w:rFonts w:eastAsia="黑体"/>
         <w:b/>
         <w:bCs/>
       </w:rPr>
     </w:tblStylePr>
     <w:tblStylePr w:type="lastCol">
       <w:rPr>
+        <w:rFonts w:eastAsia="黑体"/>
         <w:b/>
         <w:bCs/>
       </w:rPr>
@@ -7079,6 +7423,7 @@
         <w:spacing w:after="0" w:before="0" w:line="240" w:lineRule="auto"/>
       </w:pPr>
       <w:rPr>
+        <w:rFonts w:eastAsia="黑体"/>
         <w:b/>
         <w:bCs/>
         <w:color w:themeColor="background1" w:val="FFFFFF"/>
@@ -7101,6 +7446,7 @@
         <w:spacing w:after="0" w:before="0" w:line="240" w:lineRule="auto"/>
       </w:pPr>
       <w:rPr>
+        <w:rFonts w:eastAsia="黑体"/>
         <w:b/>
         <w:bCs/>
       </w:rPr>
@@ -7118,12 +7464,14 @@
     </w:tblStylePr>
     <w:tblStylePr w:type="firstCol">
       <w:rPr>
+        <w:rFonts w:eastAsia="黑体"/>
         <w:b/>
         <w:bCs/>
       </w:rPr>
     </w:tblStylePr>
     <w:tblStylePr w:type="lastCol">
       <w:rPr>
+        <w:rFonts w:eastAsia="黑体"/>
         <w:b/>
         <w:bCs/>
       </w:rPr>
@@ -7182,6 +7530,7 @@
         <w:spacing w:after="0" w:before="0" w:line="240" w:lineRule="auto"/>
       </w:pPr>
       <w:rPr>
+        <w:rFonts w:eastAsia="黑体"/>
         <w:b/>
         <w:bCs/>
         <w:color w:themeColor="background1" w:val="FFFFFF"/>
@@ -7204,6 +7553,7 @@
         <w:spacing w:after="0" w:before="0" w:line="240" w:lineRule="auto"/>
       </w:pPr>
       <w:rPr>
+        <w:rFonts w:eastAsia="黑体"/>
         <w:color w:val="auto"/>
       </w:rPr>
       <w:tblPr/>
@@ -7221,6 +7571,7 @@
     </w:tblStylePr>
     <w:tblStylePr w:type="firstCol">
       <w:rPr>
+        <w:rFonts w:eastAsia="黑体"/>
         <w:b/>
         <w:bCs/>
         <w:color w:themeColor="background1" w:val="FFFFFF"/>
@@ -7240,6 +7591,7 @@
     </w:tblStylePr>
     <w:tblStylePr w:type="lastCol">
       <w:rPr>
+        <w:rFonts w:eastAsia="黑体"/>
         <w:b/>
         <w:bCs/>
         <w:color w:themeColor="background1" w:val="FFFFFF"/>
@@ -7288,6 +7640,7 @@
     </w:tblStylePr>
     <w:tblStylePr w:type="nwCell">
       <w:rPr>
+        <w:rFonts w:eastAsia="黑体"/>
         <w:color w:themeColor="background1" w:val="FFFFFF"/>
       </w:rPr>
       <w:tblPr/>
@@ -7331,6 +7684,7 @@
         <w:spacing w:after="0" w:before="0" w:line="240" w:lineRule="auto"/>
       </w:pPr>
       <w:rPr>
+        <w:rFonts w:eastAsia="黑体"/>
         <w:b/>
         <w:bCs/>
         <w:color w:themeColor="background1" w:val="FFFFFF"/>
@@ -7353,6 +7707,7 @@
         <w:spacing w:after="0" w:before="0" w:line="240" w:lineRule="auto"/>
       </w:pPr>
       <w:rPr>
+        <w:rFonts w:eastAsia="黑体"/>
         <w:color w:val="auto"/>
       </w:rPr>
       <w:tblPr/>
@@ -7370,6 +7725,7 @@
     </w:tblStylePr>
     <w:tblStylePr w:type="firstCol">
       <w:rPr>
+        <w:rFonts w:eastAsia="黑体"/>
         <w:b/>
         <w:bCs/>
         <w:color w:themeColor="background1" w:val="FFFFFF"/>
@@ -7389,6 +7745,7 @@
     </w:tblStylePr>
     <w:tblStylePr w:type="lastCol">
       <w:rPr>
+        <w:rFonts w:eastAsia="黑体"/>
         <w:b/>
         <w:bCs/>
         <w:color w:themeColor="background1" w:val="FFFFFF"/>
@@ -7437,6 +7794,7 @@
     </w:tblStylePr>
     <w:tblStylePr w:type="nwCell">
       <w:rPr>
+        <w:rFonts w:eastAsia="黑体"/>
         <w:color w:themeColor="background1" w:val="FFFFFF"/>
       </w:rPr>
       <w:tblPr/>
@@ -7480,6 +7838,7 @@
         <w:spacing w:after="0" w:before="0" w:line="240" w:lineRule="auto"/>
       </w:pPr>
       <w:rPr>
+        <w:rFonts w:eastAsia="黑体"/>
         <w:b/>
         <w:bCs/>
         <w:color w:themeColor="background1" w:val="FFFFFF"/>
@@ -7502,6 +7861,7 @@
         <w:spacing w:after="0" w:before="0" w:line="240" w:lineRule="auto"/>
       </w:pPr>
       <w:rPr>
+        <w:rFonts w:eastAsia="黑体"/>
         <w:color w:val="auto"/>
       </w:rPr>
       <w:tblPr/>
@@ -7519,6 +7879,7 @@
     </w:tblStylePr>
     <w:tblStylePr w:type="firstCol">
       <w:rPr>
+        <w:rFonts w:eastAsia="黑体"/>
         <w:b/>
         <w:bCs/>
         <w:color w:themeColor="background1" w:val="FFFFFF"/>
@@ -7538,6 +7899,7 @@
     </w:tblStylePr>
     <w:tblStylePr w:type="lastCol">
       <w:rPr>
+        <w:rFonts w:eastAsia="黑体"/>
         <w:b/>
         <w:bCs/>
         <w:color w:themeColor="background1" w:val="FFFFFF"/>
@@ -7586,6 +7948,7 @@
     </w:tblStylePr>
     <w:tblStylePr w:type="nwCell">
       <w:rPr>
+        <w:rFonts w:eastAsia="黑体"/>
         <w:color w:themeColor="background1" w:val="FFFFFF"/>
       </w:rPr>
       <w:tblPr/>
@@ -7629,6 +7992,7 @@
         <w:spacing w:after="0" w:before="0" w:line="240" w:lineRule="auto"/>
       </w:pPr>
       <w:rPr>
+        <w:rFonts w:eastAsia="黑体"/>
         <w:b/>
         <w:bCs/>
         <w:color w:themeColor="background1" w:val="FFFFFF"/>
@@ -7651,6 +8015,7 @@
         <w:spacing w:after="0" w:before="0" w:line="240" w:lineRule="auto"/>
       </w:pPr>
       <w:rPr>
+        <w:rFonts w:eastAsia="黑体"/>
         <w:color w:val="auto"/>
       </w:rPr>
       <w:tblPr/>
@@ -7668,6 +8033,7 @@
     </w:tblStylePr>
     <w:tblStylePr w:type="firstCol">
       <w:rPr>
+        <w:rFonts w:eastAsia="黑体"/>
         <w:b/>
         <w:bCs/>
         <w:color w:themeColor="background1" w:val="FFFFFF"/>
@@ -7687,6 +8053,7 @@
     </w:tblStylePr>
     <w:tblStylePr w:type="lastCol">
       <w:rPr>
+        <w:rFonts w:eastAsia="黑体"/>
         <w:b/>
         <w:bCs/>
         <w:color w:themeColor="background1" w:val="FFFFFF"/>
@@ -7735,6 +8102,7 @@
     </w:tblStylePr>
     <w:tblStylePr w:type="nwCell">
       <w:rPr>
+        <w:rFonts w:eastAsia="黑体"/>
         <w:color w:themeColor="background1" w:val="FFFFFF"/>
       </w:rPr>
       <w:tblPr/>
@@ -7778,6 +8146,7 @@
         <w:spacing w:after="0" w:before="0" w:line="240" w:lineRule="auto"/>
       </w:pPr>
       <w:rPr>
+        <w:rFonts w:eastAsia="黑体"/>
         <w:b/>
         <w:bCs/>
         <w:color w:themeColor="background1" w:val="FFFFFF"/>
@@ -7800,6 +8169,7 @@
         <w:spacing w:after="0" w:before="0" w:line="240" w:lineRule="auto"/>
       </w:pPr>
       <w:rPr>
+        <w:rFonts w:eastAsia="黑体"/>
         <w:color w:val="auto"/>
       </w:rPr>
       <w:tblPr/>
@@ -7817,6 +8187,7 @@
     </w:tblStylePr>
     <w:tblStylePr w:type="firstCol">
       <w:rPr>
+        <w:rFonts w:eastAsia="黑体"/>
         <w:b/>
         <w:bCs/>
         <w:color w:themeColor="background1" w:val="FFFFFF"/>
@@ -7836,6 +8207,7 @@
     </w:tblStylePr>
     <w:tblStylePr w:type="lastCol">
       <w:rPr>
+        <w:rFonts w:eastAsia="黑体"/>
         <w:b/>
         <w:bCs/>
         <w:color w:themeColor="background1" w:val="FFFFFF"/>
@@ -7884,6 +8256,7 @@
     </w:tblStylePr>
     <w:tblStylePr w:type="nwCell">
       <w:rPr>
+        <w:rFonts w:eastAsia="黑体"/>
         <w:color w:themeColor="background1" w:val="FFFFFF"/>
       </w:rPr>
       <w:tblPr/>
@@ -7927,6 +8300,7 @@
         <w:spacing w:after="0" w:before="0" w:line="240" w:lineRule="auto"/>
       </w:pPr>
       <w:rPr>
+        <w:rFonts w:eastAsia="黑体"/>
         <w:b/>
         <w:bCs/>
         <w:color w:themeColor="background1" w:val="FFFFFF"/>
@@ -7949,6 +8323,7 @@
         <w:spacing w:after="0" w:before="0" w:line="240" w:lineRule="auto"/>
       </w:pPr>
       <w:rPr>
+        <w:rFonts w:eastAsia="黑体"/>
         <w:color w:val="auto"/>
       </w:rPr>
       <w:tblPr/>
@@ -7966,6 +8341,7 @@
     </w:tblStylePr>
     <w:tblStylePr w:type="firstCol">
       <w:rPr>
+        <w:rFonts w:eastAsia="黑体"/>
         <w:b/>
         <w:bCs/>
         <w:color w:themeColor="background1" w:val="FFFFFF"/>
@@ -7985,6 +8361,7 @@
     </w:tblStylePr>
     <w:tblStylePr w:type="lastCol">
       <w:rPr>
+        <w:rFonts w:eastAsia="黑体"/>
         <w:b/>
         <w:bCs/>
         <w:color w:themeColor="background1" w:val="FFFFFF"/>
@@ -8033,6 +8410,7 @@
     </w:tblStylePr>
     <w:tblStylePr w:type="nwCell">
       <w:rPr>
+        <w:rFonts w:eastAsia="黑体"/>
         <w:color w:themeColor="background1" w:val="FFFFFF"/>
       </w:rPr>
       <w:tblPr/>
@@ -8076,6 +8454,7 @@
         <w:spacing w:after="0" w:before="0" w:line="240" w:lineRule="auto"/>
       </w:pPr>
       <w:rPr>
+        <w:rFonts w:eastAsia="黑体"/>
         <w:b/>
         <w:bCs/>
         <w:color w:themeColor="background1" w:val="FFFFFF"/>
@@ -8098,6 +8477,7 @@
         <w:spacing w:after="0" w:before="0" w:line="240" w:lineRule="auto"/>
       </w:pPr>
       <w:rPr>
+        <w:rFonts w:eastAsia="黑体"/>
         <w:color w:val="auto"/>
       </w:rPr>
       <w:tblPr/>
@@ -8115,6 +8495,7 @@
     </w:tblStylePr>
     <w:tblStylePr w:type="firstCol">
       <w:rPr>
+        <w:rFonts w:eastAsia="黑体"/>
         <w:b/>
         <w:bCs/>
         <w:color w:themeColor="background1" w:val="FFFFFF"/>
@@ -8134,6 +8515,7 @@
     </w:tblStylePr>
     <w:tblStylePr w:type="lastCol">
       <w:rPr>
+        <w:rFonts w:eastAsia="黑体"/>
         <w:b/>
         <w:bCs/>
         <w:color w:themeColor="background1" w:val="FFFFFF"/>
@@ -8182,6 +8564,7 @@
     </w:tblStylePr>
     <w:tblStylePr w:type="nwCell">
       <w:rPr>
+        <w:rFonts w:eastAsia="黑体"/>
         <w:color w:themeColor="background1" w:val="FFFFFF"/>
       </w:rPr>
       <w:tblPr/>
@@ -8206,6 +8589,7 @@
       <w:spacing w:after="0" w:line="240" w:lineRule="auto"/>
     </w:pPr>
     <w:rPr>
+      <w:rFonts w:eastAsia="黑体"/>
       <w:color w:themeColor="text1" w:val="000000"/>
     </w:rPr>
     <w:tblPr>
@@ -8225,7 +8609,7 @@
     </w:tblPr>
     <w:tblStylePr w:type="firstRow">
       <w:rPr>
-        <w:rFonts w:asciiTheme="majorHAnsi" w:cstheme="majorBidi" w:eastAsiaTheme="majorEastAsia" w:hAnsiTheme="majorHAnsi"/>
+        <w:rFonts w:asciiTheme="majorHAnsi" w:cstheme="majorBidi" w:hAnsiTheme="majorHAnsi" w:eastAsia="黑体"/>
       </w:rPr>
       <w:tblPr/>
       <w:tcPr>
@@ -8237,6 +8621,7 @@
     </w:tblStylePr>
     <w:tblStylePr w:type="lastRow">
       <w:rPr>
+        <w:rFonts w:eastAsia="黑体"/>
         <w:b/>
         <w:bCs/>
         <w:color w:themeColor="text2" w:val="1F497D"/>
@@ -8251,12 +8636,14 @@
     </w:tblStylePr>
     <w:tblStylePr w:type="firstCol">
       <w:rPr>
+        <w:rFonts w:eastAsia="黑体"/>
         <w:b/>
         <w:bCs/>
       </w:rPr>
     </w:tblStylePr>
     <w:tblStylePr w:type="lastCol">
       <w:rPr>
+        <w:rFonts w:eastAsia="黑体"/>
         <w:b/>
         <w:bCs/>
       </w:rPr>
@@ -8290,6 +8677,7 @@
       <w:spacing w:after="0" w:line="240" w:lineRule="auto"/>
     </w:pPr>
     <w:rPr>
+      <w:rFonts w:eastAsia="黑体"/>
       <w:color w:themeColor="text1" w:val="000000"/>
     </w:rPr>
     <w:tblPr>
@@ -8309,7 +8697,7 @@
     </w:tblPr>
     <w:tblStylePr w:type="firstRow">
       <w:rPr>
-        <w:rFonts w:asciiTheme="majorHAnsi" w:cstheme="majorBidi" w:eastAsiaTheme="majorEastAsia" w:hAnsiTheme="majorHAnsi"/>
+        <w:rFonts w:asciiTheme="majorHAnsi" w:cstheme="majorBidi" w:hAnsiTheme="majorHAnsi" w:eastAsia="黑体"/>
       </w:rPr>
       <w:tblPr/>
       <w:tcPr>
@@ -8321,6 +8709,7 @@
     </w:tblStylePr>
     <w:tblStylePr w:type="lastRow">
       <w:rPr>
+        <w:rFonts w:eastAsia="黑体"/>
         <w:b/>
         <w:bCs/>
         <w:color w:themeColor="text2" w:val="1F497D"/>
@@ -8335,12 +8724,14 @@
     </w:tblStylePr>
     <w:tblStylePr w:type="firstCol">
       <w:rPr>
+        <w:rFonts w:eastAsia="黑体"/>
         <w:b/>
         <w:bCs/>
       </w:rPr>
     </w:tblStylePr>
     <w:tblStylePr w:type="lastCol">
       <w:rPr>
+        <w:rFonts w:eastAsia="黑体"/>
         <w:b/>
         <w:bCs/>
       </w:rPr>
@@ -8374,6 +8765,7 @@
       <w:spacing w:after="0" w:line="240" w:lineRule="auto"/>
     </w:pPr>
     <w:rPr>
+      <w:rFonts w:eastAsia="黑体"/>
       <w:color w:themeColor="text1" w:val="000000"/>
     </w:rPr>
     <w:tblPr>
@@ -8393,7 +8785,7 @@
     </w:tblPr>
     <w:tblStylePr w:type="firstRow">
       <w:rPr>
-        <w:rFonts w:asciiTheme="majorHAnsi" w:cstheme="majorBidi" w:eastAsiaTheme="majorEastAsia" w:hAnsiTheme="majorHAnsi"/>
+        <w:rFonts w:asciiTheme="majorHAnsi" w:cstheme="majorBidi" w:hAnsiTheme="majorHAnsi" w:eastAsia="黑体"/>
       </w:rPr>
       <w:tblPr/>
       <w:tcPr>
@@ -8405,6 +8797,7 @@
     </w:tblStylePr>
     <w:tblStylePr w:type="lastRow">
       <w:rPr>
+        <w:rFonts w:eastAsia="黑体"/>
         <w:b/>
         <w:bCs/>
         <w:color w:themeColor="text2" w:val="1F497D"/>
@@ -8419,12 +8812,14 @@
     </w:tblStylePr>
     <w:tblStylePr w:type="firstCol">
       <w:rPr>
+        <w:rFonts w:eastAsia="黑体"/>
         <w:b/>
         <w:bCs/>
       </w:rPr>
     </w:tblStylePr>
     <w:tblStylePr w:type="lastCol">
       <w:rPr>
+        <w:rFonts w:eastAsia="黑体"/>
         <w:b/>
         <w:bCs/>
       </w:rPr>
@@ -8458,6 +8853,7 @@
       <w:spacing w:after="0" w:line="240" w:lineRule="auto"/>
     </w:pPr>
     <w:rPr>
+      <w:rFonts w:eastAsia="黑体"/>
       <w:color w:themeColor="text1" w:val="000000"/>
     </w:rPr>
     <w:tblPr>
@@ -8477,7 +8873,7 @@
     </w:tblPr>
     <w:tblStylePr w:type="firstRow">
       <w:rPr>
-        <w:rFonts w:asciiTheme="majorHAnsi" w:cstheme="majorBidi" w:eastAsiaTheme="majorEastAsia" w:hAnsiTheme="majorHAnsi"/>
+        <w:rFonts w:asciiTheme="majorHAnsi" w:cstheme="majorBidi" w:hAnsiTheme="majorHAnsi" w:eastAsia="黑体"/>
       </w:rPr>
       <w:tblPr/>
       <w:tcPr>
@@ -8489,6 +8885,7 @@
     </w:tblStylePr>
     <w:tblStylePr w:type="lastRow">
       <w:rPr>
+        <w:rFonts w:eastAsia="黑体"/>
         <w:b/>
         <w:bCs/>
         <w:color w:themeColor="text2" w:val="1F497D"/>
@@ -8503,12 +8900,14 @@
     </w:tblStylePr>
     <w:tblStylePr w:type="firstCol">
       <w:rPr>
+        <w:rFonts w:eastAsia="黑体"/>
         <w:b/>
         <w:bCs/>
       </w:rPr>
     </w:tblStylePr>
     <w:tblStylePr w:type="lastCol">
       <w:rPr>
+        <w:rFonts w:eastAsia="黑体"/>
         <w:b/>
         <w:bCs/>
       </w:rPr>
@@ -8542,6 +8941,7 @@
       <w:spacing w:after="0" w:line="240" w:lineRule="auto"/>
     </w:pPr>
     <w:rPr>
+      <w:rFonts w:eastAsia="黑体"/>
       <w:color w:themeColor="text1" w:val="000000"/>
     </w:rPr>
     <w:tblPr>
@@ -8561,7 +8961,7 @@
     </w:tblPr>
     <w:tblStylePr w:type="firstRow">
       <w:rPr>
-        <w:rFonts w:asciiTheme="majorHAnsi" w:cstheme="majorBidi" w:eastAsiaTheme="majorEastAsia" w:hAnsiTheme="majorHAnsi"/>
+        <w:rFonts w:asciiTheme="majorHAnsi" w:cstheme="majorBidi" w:hAnsiTheme="majorHAnsi" w:eastAsia="黑体"/>
       </w:rPr>
       <w:tblPr/>
       <w:tcPr>
@@ -8573,6 +8973,7 @@
     </w:tblStylePr>
     <w:tblStylePr w:type="lastRow">
       <w:rPr>
+        <w:rFonts w:eastAsia="黑体"/>
         <w:b/>
         <w:bCs/>
         <w:color w:themeColor="text2" w:val="1F497D"/>
@@ -8587,12 +8988,14 @@
     </w:tblStylePr>
     <w:tblStylePr w:type="firstCol">
       <w:rPr>
+        <w:rFonts w:eastAsia="黑体"/>
         <w:b/>
         <w:bCs/>
       </w:rPr>
     </w:tblStylePr>
     <w:tblStylePr w:type="lastCol">
       <w:rPr>
+        <w:rFonts w:eastAsia="黑体"/>
         <w:b/>
         <w:bCs/>
       </w:rPr>
@@ -8626,6 +9029,7 @@
       <w:spacing w:after="0" w:line="240" w:lineRule="auto"/>
     </w:pPr>
     <w:rPr>
+      <w:rFonts w:eastAsia="黑体"/>
       <w:color w:themeColor="text1" w:val="000000"/>
     </w:rPr>
     <w:tblPr>
@@ -8645,7 +9049,7 @@
     </w:tblPr>
     <w:tblStylePr w:type="firstRow">
       <w:rPr>
-        <w:rFonts w:asciiTheme="majorHAnsi" w:cstheme="majorBidi" w:eastAsiaTheme="majorEastAsia" w:hAnsiTheme="majorHAnsi"/>
+        <w:rFonts w:asciiTheme="majorHAnsi" w:cstheme="majorBidi" w:hAnsiTheme="majorHAnsi" w:eastAsia="黑体"/>
       </w:rPr>
       <w:tblPr/>
       <w:tcPr>
@@ -8657,6 +9061,7 @@
     </w:tblStylePr>
     <w:tblStylePr w:type="lastRow">
       <w:rPr>
+        <w:rFonts w:eastAsia="黑体"/>
         <w:b/>
         <w:bCs/>
         <w:color w:themeColor="text2" w:val="1F497D"/>
@@ -8671,12 +9076,14 @@
     </w:tblStylePr>
     <w:tblStylePr w:type="firstCol">
       <w:rPr>
+        <w:rFonts w:eastAsia="黑体"/>
         <w:b/>
         <w:bCs/>
       </w:rPr>
     </w:tblStylePr>
     <w:tblStylePr w:type="lastCol">
       <w:rPr>
+        <w:rFonts w:eastAsia="黑体"/>
         <w:b/>
         <w:bCs/>
       </w:rPr>
@@ -8710,6 +9117,7 @@
       <w:spacing w:after="0" w:line="240" w:lineRule="auto"/>
     </w:pPr>
     <w:rPr>
+      <w:rFonts w:eastAsia="黑体"/>
       <w:color w:themeColor="text1" w:val="000000"/>
     </w:rPr>
     <w:tblPr>
@@ -8729,7 +9137,7 @@
     </w:tblPr>
     <w:tblStylePr w:type="firstRow">
       <w:rPr>
-        <w:rFonts w:asciiTheme="majorHAnsi" w:cstheme="majorBidi" w:eastAsiaTheme="majorEastAsia" w:hAnsiTheme="majorHAnsi"/>
+        <w:rFonts w:asciiTheme="majorHAnsi" w:cstheme="majorBidi" w:hAnsiTheme="majorHAnsi" w:eastAsia="黑体"/>
       </w:rPr>
       <w:tblPr/>
       <w:tcPr>
@@ -8741,6 +9149,7 @@
     </w:tblStylePr>
     <w:tblStylePr w:type="lastRow">
       <w:rPr>
+        <w:rFonts w:eastAsia="黑体"/>
         <w:b/>
         <w:bCs/>
         <w:color w:themeColor="text2" w:val="1F497D"/>
@@ -8755,12 +9164,14 @@
     </w:tblStylePr>
     <w:tblStylePr w:type="firstCol">
       <w:rPr>
+        <w:rFonts w:eastAsia="黑体"/>
         <w:b/>
         <w:bCs/>
       </w:rPr>
     </w:tblStylePr>
     <w:tblStylePr w:type="lastCol">
       <w:rPr>
+        <w:rFonts w:eastAsia="黑体"/>
         <w:b/>
         <w:bCs/>
       </w:rPr>
@@ -8794,7 +9205,7 @@
       <w:spacing w:after="0" w:line="240" w:lineRule="auto"/>
     </w:pPr>
     <w:rPr>
-      <w:rFonts w:asciiTheme="majorHAnsi" w:cstheme="majorBidi" w:eastAsiaTheme="majorEastAsia" w:hAnsiTheme="majorHAnsi"/>
+      <w:rFonts w:asciiTheme="majorHAnsi" w:cstheme="majorBidi" w:hAnsiTheme="majorHAnsi" w:eastAsia="黑体"/>
       <w:color w:themeColor="text1" w:val="000000"/>
     </w:rPr>
     <w:tblPr>
@@ -8816,6 +9227,7 @@
     </w:tblPr>
     <w:tblStylePr w:type="firstRow">
       <w:rPr>
+        <w:rFonts w:eastAsia="黑体"/>
         <w:sz w:val="24"/>
         <w:szCs w:val="24"/>
       </w:rPr>
@@ -8922,7 +9334,7 @@
       <w:spacing w:after="0" w:line="240" w:lineRule="auto"/>
     </w:pPr>
     <w:rPr>
-      <w:rFonts w:asciiTheme="majorHAnsi" w:cstheme="majorBidi" w:eastAsiaTheme="majorEastAsia" w:hAnsiTheme="majorHAnsi"/>
+      <w:rFonts w:asciiTheme="majorHAnsi" w:cstheme="majorBidi" w:hAnsiTheme="majorHAnsi" w:eastAsia="黑体"/>
       <w:color w:themeColor="text1" w:val="000000"/>
     </w:rPr>
     <w:tblPr>
@@ -8944,6 +9356,7 @@
     </w:tblPr>
     <w:tblStylePr w:type="firstRow">
       <w:rPr>
+        <w:rFonts w:eastAsia="黑体"/>
         <w:sz w:val="24"/>
         <w:szCs w:val="24"/>
       </w:rPr>
@@ -9050,7 +9463,7 @@
       <w:spacing w:after="0" w:line="240" w:lineRule="auto"/>
     </w:pPr>
     <w:rPr>
-      <w:rFonts w:asciiTheme="majorHAnsi" w:cstheme="majorBidi" w:eastAsiaTheme="majorEastAsia" w:hAnsiTheme="majorHAnsi"/>
+      <w:rFonts w:asciiTheme="majorHAnsi" w:cstheme="majorBidi" w:hAnsiTheme="majorHAnsi" w:eastAsia="黑体"/>
       <w:color w:themeColor="text1" w:val="000000"/>
     </w:rPr>
     <w:tblPr>
@@ -9072,6 +9485,7 @@
     </w:tblPr>
     <w:tblStylePr w:type="firstRow">
       <w:rPr>
+        <w:rFonts w:eastAsia="黑体"/>
         <w:sz w:val="24"/>
         <w:szCs w:val="24"/>
       </w:rPr>
@@ -9178,7 +9592,7 @@
       <w:spacing w:after="0" w:line="240" w:lineRule="auto"/>
     </w:pPr>
     <w:rPr>
-      <w:rFonts w:asciiTheme="majorHAnsi" w:cstheme="majorBidi" w:eastAsiaTheme="majorEastAsia" w:hAnsiTheme="majorHAnsi"/>
+      <w:rFonts w:asciiTheme="majorHAnsi" w:cstheme="majorBidi" w:hAnsiTheme="majorHAnsi" w:eastAsia="黑体"/>
       <w:color w:themeColor="text1" w:val="000000"/>
     </w:rPr>
     <w:tblPr>
@@ -9200,6 +9614,7 @@
     </w:tblPr>
     <w:tblStylePr w:type="firstRow">
       <w:rPr>
+        <w:rFonts w:eastAsia="黑体"/>
         <w:sz w:val="24"/>
         <w:szCs w:val="24"/>
       </w:rPr>
@@ -9306,7 +9721,7 @@
       <w:spacing w:after="0" w:line="240" w:lineRule="auto"/>
     </w:pPr>
     <w:rPr>
-      <w:rFonts w:asciiTheme="majorHAnsi" w:cstheme="majorBidi" w:eastAsiaTheme="majorEastAsia" w:hAnsiTheme="majorHAnsi"/>
+      <w:rFonts w:asciiTheme="majorHAnsi" w:cstheme="majorBidi" w:hAnsiTheme="majorHAnsi" w:eastAsia="黑体"/>
       <w:color w:themeColor="text1" w:val="000000"/>
     </w:rPr>
     <w:tblPr>
@@ -9328,6 +9743,7 @@
     </w:tblPr>
     <w:tblStylePr w:type="firstRow">
       <w:rPr>
+        <w:rFonts w:eastAsia="黑体"/>
         <w:sz w:val="24"/>
         <w:szCs w:val="24"/>
       </w:rPr>
@@ -9434,7 +9850,7 @@
       <w:spacing w:after="0" w:line="240" w:lineRule="auto"/>
     </w:pPr>
     <w:rPr>
-      <w:rFonts w:asciiTheme="majorHAnsi" w:cstheme="majorBidi" w:eastAsiaTheme="majorEastAsia" w:hAnsiTheme="majorHAnsi"/>
+      <w:rFonts w:asciiTheme="majorHAnsi" w:cstheme="majorBidi" w:hAnsiTheme="majorHAnsi" w:eastAsia="黑体"/>
       <w:color w:themeColor="text1" w:val="000000"/>
     </w:rPr>
     <w:tblPr>
@@ -9456,6 +9872,7 @@
     </w:tblPr>
     <w:tblStylePr w:type="firstRow">
       <w:rPr>
+        <w:rFonts w:eastAsia="黑体"/>
         <w:sz w:val="24"/>
         <w:szCs w:val="24"/>
       </w:rPr>
@@ -9562,7 +9979,7 @@
       <w:spacing w:after="0" w:line="240" w:lineRule="auto"/>
     </w:pPr>
     <w:rPr>
-      <w:rFonts w:asciiTheme="majorHAnsi" w:cstheme="majorBidi" w:eastAsiaTheme="majorEastAsia" w:hAnsiTheme="majorHAnsi"/>
+      <w:rFonts w:asciiTheme="majorHAnsi" w:cstheme="majorBidi" w:hAnsiTheme="majorHAnsi" w:eastAsia="黑体"/>
       <w:color w:themeColor="text1" w:val="000000"/>
     </w:rPr>
     <w:tblPr>
@@ -9584,6 +10001,7 @@
     </w:tblPr>
     <w:tblStylePr w:type="firstRow">
       <w:rPr>
+        <w:rFonts w:eastAsia="黑体"/>
         <w:sz w:val="24"/>
         <w:szCs w:val="24"/>
       </w:rPr>
@@ -9713,12 +10131,14 @@
     </w:tcPr>
     <w:tblStylePr w:type="firstRow">
       <w:rPr>
+        <w:rFonts w:eastAsia="黑体"/>
         <w:b/>
         <w:bCs/>
       </w:rPr>
     </w:tblStylePr>
     <w:tblStylePr w:type="lastRow">
       <w:rPr>
+        <w:rFonts w:eastAsia="黑体"/>
         <w:b/>
         <w:bCs/>
       </w:rPr>
@@ -9731,12 +10151,14 @@
     </w:tblStylePr>
     <w:tblStylePr w:type="firstCol">
       <w:rPr>
+        <w:rFonts w:eastAsia="黑体"/>
         <w:b/>
         <w:bCs/>
       </w:rPr>
     </w:tblStylePr>
     <w:tblStylePr w:type="lastCol">
       <w:rPr>
+        <w:rFonts w:eastAsia="黑体"/>
         <w:b/>
         <w:bCs/>
       </w:rPr>
@@ -9786,12 +10208,14 @@
     </w:tcPr>
     <w:tblStylePr w:type="firstRow">
       <w:rPr>
+        <w:rFonts w:eastAsia="黑体"/>
         <w:b/>
         <w:bCs/>
       </w:rPr>
     </w:tblStylePr>
     <w:tblStylePr w:type="lastRow">
       <w:rPr>
+        <w:rFonts w:eastAsia="黑体"/>
         <w:b/>
         <w:bCs/>
       </w:rPr>
@@ -9804,12 +10228,14 @@
     </w:tblStylePr>
     <w:tblStylePr w:type="firstCol">
       <w:rPr>
+        <w:rFonts w:eastAsia="黑体"/>
         <w:b/>
         <w:bCs/>
       </w:rPr>
     </w:tblStylePr>
     <w:tblStylePr w:type="lastCol">
       <w:rPr>
+        <w:rFonts w:eastAsia="黑体"/>
         <w:b/>
         <w:bCs/>
       </w:rPr>
@@ -9859,12 +10285,14 @@
     </w:tcPr>
     <w:tblStylePr w:type="firstRow">
       <w:rPr>
+        <w:rFonts w:eastAsia="黑体"/>
         <w:b/>
         <w:bCs/>
       </w:rPr>
     </w:tblStylePr>
     <w:tblStylePr w:type="lastRow">
       <w:rPr>
+        <w:rFonts w:eastAsia="黑体"/>
         <w:b/>
         <w:bCs/>
       </w:rPr>
@@ -9877,12 +10305,14 @@
     </w:tblStylePr>
     <w:tblStylePr w:type="firstCol">
       <w:rPr>
+        <w:rFonts w:eastAsia="黑体"/>
         <w:b/>
         <w:bCs/>
       </w:rPr>
     </w:tblStylePr>
     <w:tblStylePr w:type="lastCol">
       <w:rPr>
+        <w:rFonts w:eastAsia="黑体"/>
         <w:b/>
         <w:bCs/>
       </w:rPr>
@@ -9932,12 +10362,14 @@
     </w:tcPr>
     <w:tblStylePr w:type="firstRow">
       <w:rPr>
+        <w:rFonts w:eastAsia="黑体"/>
         <w:b/>
         <w:bCs/>
       </w:rPr>
     </w:tblStylePr>
     <w:tblStylePr w:type="lastRow">
       <w:rPr>
+        <w:rFonts w:eastAsia="黑体"/>
         <w:b/>
         <w:bCs/>
       </w:rPr>
@@ -9950,12 +10382,14 @@
     </w:tblStylePr>
     <w:tblStylePr w:type="firstCol">
       <w:rPr>
+        <w:rFonts w:eastAsia="黑体"/>
         <w:b/>
         <w:bCs/>
       </w:rPr>
     </w:tblStylePr>
     <w:tblStylePr w:type="lastCol">
       <w:rPr>
+        <w:rFonts w:eastAsia="黑体"/>
         <w:b/>
         <w:bCs/>
       </w:rPr>
@@ -10005,12 +10439,14 @@
     </w:tcPr>
     <w:tblStylePr w:type="firstRow">
       <w:rPr>
+        <w:rFonts w:eastAsia="黑体"/>
         <w:b/>
         <w:bCs/>
       </w:rPr>
     </w:tblStylePr>
     <w:tblStylePr w:type="lastRow">
       <w:rPr>
+        <w:rFonts w:eastAsia="黑体"/>
         <w:b/>
         <w:bCs/>
       </w:rPr>
@@ -10023,12 +10459,14 @@
     </w:tblStylePr>
     <w:tblStylePr w:type="firstCol">
       <w:rPr>
+        <w:rFonts w:eastAsia="黑体"/>
         <w:b/>
         <w:bCs/>
       </w:rPr>
     </w:tblStylePr>
     <w:tblStylePr w:type="lastCol">
       <w:rPr>
+        <w:rFonts w:eastAsia="黑体"/>
         <w:b/>
         <w:bCs/>
       </w:rPr>
@@ -10078,12 +10516,14 @@
     </w:tcPr>
     <w:tblStylePr w:type="firstRow">
       <w:rPr>
+        <w:rFonts w:eastAsia="黑体"/>
         <w:b/>
         <w:bCs/>
       </w:rPr>
     </w:tblStylePr>
     <w:tblStylePr w:type="lastRow">
       <w:rPr>
+        <w:rFonts w:eastAsia="黑体"/>
         <w:b/>
         <w:bCs/>
       </w:rPr>
@@ -10096,12 +10536,14 @@
     </w:tblStylePr>
     <w:tblStylePr w:type="firstCol">
       <w:rPr>
+        <w:rFonts w:eastAsia="黑体"/>
         <w:b/>
         <w:bCs/>
       </w:rPr>
     </w:tblStylePr>
     <w:tblStylePr w:type="lastCol">
       <w:rPr>
+        <w:rFonts w:eastAsia="黑体"/>
         <w:b/>
         <w:bCs/>
       </w:rPr>
@@ -10151,12 +10593,14 @@
     </w:tcPr>
     <w:tblStylePr w:type="firstRow">
       <w:rPr>
+        <w:rFonts w:eastAsia="黑体"/>
         <w:b/>
         <w:bCs/>
       </w:rPr>
     </w:tblStylePr>
     <w:tblStylePr w:type="lastRow">
       <w:rPr>
+        <w:rFonts w:eastAsia="黑体"/>
         <w:b/>
         <w:bCs/>
       </w:rPr>
@@ -10169,12 +10613,14 @@
     </w:tblStylePr>
     <w:tblStylePr w:type="firstCol">
       <w:rPr>
+        <w:rFonts w:eastAsia="黑体"/>
         <w:b/>
         <w:bCs/>
       </w:rPr>
     </w:tblStylePr>
     <w:tblStylePr w:type="lastCol">
       <w:rPr>
+        <w:rFonts w:eastAsia="黑体"/>
         <w:b/>
         <w:bCs/>
       </w:rPr>
@@ -10201,7 +10647,7 @@
       <w:spacing w:after="0" w:line="240" w:lineRule="auto"/>
     </w:pPr>
     <w:rPr>
-      <w:rFonts w:asciiTheme="majorHAnsi" w:cstheme="majorBidi" w:eastAsiaTheme="majorEastAsia" w:hAnsiTheme="majorHAnsi"/>
+      <w:rFonts w:asciiTheme="majorHAnsi" w:cstheme="majorBidi" w:hAnsiTheme="majorHAnsi" w:eastAsia="黑体"/>
       <w:color w:themeColor="text1" w:val="000000"/>
     </w:rPr>
     <w:tblPr>
@@ -10228,6 +10674,7 @@
     </w:tcPr>
     <w:tblStylePr w:type="firstRow">
       <w:rPr>
+        <w:rFonts w:eastAsia="黑体"/>
         <w:b/>
         <w:bCs/>
         <w:color w:themeColor="text1" w:val="000000"/>
@@ -10239,6 +10686,7 @@
     </w:tblStylePr>
     <w:tblStylePr w:type="lastRow">
       <w:rPr>
+        <w:rFonts w:eastAsia="黑体"/>
         <w:b/>
         <w:bCs/>
         <w:color w:themeColor="text1" w:val="000000"/>
@@ -10258,6 +10706,7 @@
     </w:tblStylePr>
     <w:tblStylePr w:type="firstCol">
       <w:rPr>
+        <w:rFonts w:eastAsia="黑体"/>
         <w:b/>
         <w:bCs/>
         <w:color w:themeColor="text1" w:val="000000"/>
@@ -10277,6 +10726,7 @@
     </w:tblStylePr>
     <w:tblStylePr w:type="lastCol">
       <w:rPr>
+        <w:rFonts w:eastAsia="黑体"/>
         <w:b w:val="0"/>
         <w:bCs w:val="0"/>
         <w:color w:themeColor="text1" w:val="000000"/>
@@ -10326,7 +10776,7 @@
       <w:spacing w:after="0" w:line="240" w:lineRule="auto"/>
     </w:pPr>
     <w:rPr>
-      <w:rFonts w:asciiTheme="majorHAnsi" w:cstheme="majorBidi" w:eastAsiaTheme="majorEastAsia" w:hAnsiTheme="majorHAnsi"/>
+      <w:rFonts w:asciiTheme="majorHAnsi" w:cstheme="majorBidi" w:hAnsiTheme="majorHAnsi" w:eastAsia="黑体"/>
       <w:color w:themeColor="text1" w:val="000000"/>
     </w:rPr>
     <w:tblPr>
@@ -10353,6 +10803,7 @@
     </w:tcPr>
     <w:tblStylePr w:type="firstRow">
       <w:rPr>
+        <w:rFonts w:eastAsia="黑体"/>
         <w:b/>
         <w:bCs/>
         <w:color w:themeColor="text1" w:val="000000"/>
@@ -10364,6 +10815,7 @@
     </w:tblStylePr>
     <w:tblStylePr w:type="lastRow">
       <w:rPr>
+        <w:rFonts w:eastAsia="黑体"/>
         <w:b/>
         <w:bCs/>
         <w:color w:themeColor="text1" w:val="000000"/>
@@ -10383,6 +10835,7 @@
     </w:tblStylePr>
     <w:tblStylePr w:type="firstCol">
       <w:rPr>
+        <w:rFonts w:eastAsia="黑体"/>
         <w:b/>
         <w:bCs/>
         <w:color w:themeColor="text1" w:val="000000"/>
@@ -10402,6 +10855,7 @@
     </w:tblStylePr>
     <w:tblStylePr w:type="lastCol">
       <w:rPr>
+        <w:rFonts w:eastAsia="黑体"/>
         <w:b w:val="0"/>
         <w:bCs w:val="0"/>
         <w:color w:themeColor="text1" w:val="000000"/>
@@ -10451,7 +10905,7 @@
       <w:spacing w:after="0" w:line="240" w:lineRule="auto"/>
     </w:pPr>
     <w:rPr>
-      <w:rFonts w:asciiTheme="majorHAnsi" w:cstheme="majorBidi" w:eastAsiaTheme="majorEastAsia" w:hAnsiTheme="majorHAnsi"/>
+      <w:rFonts w:asciiTheme="majorHAnsi" w:cstheme="majorBidi" w:hAnsiTheme="majorHAnsi" w:eastAsia="黑体"/>
       <w:color w:themeColor="text1" w:val="000000"/>
     </w:rPr>
     <w:tblPr>
@@ -10478,6 +10932,7 @@
     </w:tcPr>
     <w:tblStylePr w:type="firstRow">
       <w:rPr>
+        <w:rFonts w:eastAsia="黑体"/>
         <w:b/>
         <w:bCs/>
         <w:color w:themeColor="text1" w:val="000000"/>
@@ -10489,6 +10944,7 @@
     </w:tblStylePr>
     <w:tblStylePr w:type="lastRow">
       <w:rPr>
+        <w:rFonts w:eastAsia="黑体"/>
         <w:b/>
         <w:bCs/>
         <w:color w:themeColor="text1" w:val="000000"/>
@@ -10508,6 +10964,7 @@
     </w:tblStylePr>
     <w:tblStylePr w:type="firstCol">
       <w:rPr>
+        <w:rFonts w:eastAsia="黑体"/>
         <w:b/>
         <w:bCs/>
         <w:color w:themeColor="text1" w:val="000000"/>
@@ -10527,6 +10984,7 @@
     </w:tblStylePr>
     <w:tblStylePr w:type="lastCol">
       <w:rPr>
+        <w:rFonts w:eastAsia="黑体"/>
         <w:b w:val="0"/>
         <w:bCs w:val="0"/>
         <w:color w:themeColor="text1" w:val="000000"/>
@@ -10576,7 +11034,7 @@
       <w:spacing w:after="0" w:line="240" w:lineRule="auto"/>
     </w:pPr>
     <w:rPr>
-      <w:rFonts w:asciiTheme="majorHAnsi" w:cstheme="majorBidi" w:eastAsiaTheme="majorEastAsia" w:hAnsiTheme="majorHAnsi"/>
+      <w:rFonts w:asciiTheme="majorHAnsi" w:cstheme="majorBidi" w:hAnsiTheme="majorHAnsi" w:eastAsia="黑体"/>
       <w:color w:themeColor="text1" w:val="000000"/>
     </w:rPr>
     <w:tblPr>
@@ -10603,6 +11061,7 @@
     </w:tcPr>
     <w:tblStylePr w:type="firstRow">
       <w:rPr>
+        <w:rFonts w:eastAsia="黑体"/>
         <w:b/>
         <w:bCs/>
         <w:color w:themeColor="text1" w:val="000000"/>
@@ -10614,6 +11073,7 @@
     </w:tblStylePr>
     <w:tblStylePr w:type="lastRow">
       <w:rPr>
+        <w:rFonts w:eastAsia="黑体"/>
         <w:b/>
         <w:bCs/>
         <w:color w:themeColor="text1" w:val="000000"/>
@@ -10633,6 +11093,7 @@
     </w:tblStylePr>
     <w:tblStylePr w:type="firstCol">
       <w:rPr>
+        <w:rFonts w:eastAsia="黑体"/>
         <w:b/>
         <w:bCs/>
         <w:color w:themeColor="text1" w:val="000000"/>
@@ -10652,6 +11113,7 @@
     </w:tblStylePr>
     <w:tblStylePr w:type="lastCol">
       <w:rPr>
+        <w:rFonts w:eastAsia="黑体"/>
         <w:b w:val="0"/>
         <w:bCs w:val="0"/>
         <w:color w:themeColor="text1" w:val="000000"/>
@@ -10701,7 +11163,7 @@
       <w:spacing w:after="0" w:line="240" w:lineRule="auto"/>
     </w:pPr>
     <w:rPr>
-      <w:rFonts w:asciiTheme="majorHAnsi" w:cstheme="majorBidi" w:eastAsiaTheme="majorEastAsia" w:hAnsiTheme="majorHAnsi"/>
+      <w:rFonts w:asciiTheme="majorHAnsi" w:cstheme="majorBidi" w:hAnsiTheme="majorHAnsi" w:eastAsia="黑体"/>
       <w:color w:themeColor="text1" w:val="000000"/>
     </w:rPr>
     <w:tblPr>
@@ -10728,6 +11190,7 @@
     </w:tcPr>
     <w:tblStylePr w:type="firstRow">
       <w:rPr>
+        <w:rFonts w:eastAsia="黑体"/>
         <w:b/>
         <w:bCs/>
         <w:color w:themeColor="text1" w:val="000000"/>
@@ -10739,6 +11202,7 @@
     </w:tblStylePr>
     <w:tblStylePr w:type="lastRow">
       <w:rPr>
+        <w:rFonts w:eastAsia="黑体"/>
         <w:b/>
         <w:bCs/>
         <w:color w:themeColor="text1" w:val="000000"/>
@@ -10758,6 +11222,7 @@
     </w:tblStylePr>
     <w:tblStylePr w:type="firstCol">
       <w:rPr>
+        <w:rFonts w:eastAsia="黑体"/>
         <w:b/>
         <w:bCs/>
         <w:color w:themeColor="text1" w:val="000000"/>
@@ -10777,6 +11242,7 @@
     </w:tblStylePr>
     <w:tblStylePr w:type="lastCol">
       <w:rPr>
+        <w:rFonts w:eastAsia="黑体"/>
         <w:b w:val="0"/>
         <w:bCs w:val="0"/>
         <w:color w:themeColor="text1" w:val="000000"/>
@@ -10826,7 +11292,7 @@
       <w:spacing w:after="0" w:line="240" w:lineRule="auto"/>
     </w:pPr>
     <w:rPr>
-      <w:rFonts w:asciiTheme="majorHAnsi" w:cstheme="majorBidi" w:eastAsiaTheme="majorEastAsia" w:hAnsiTheme="majorHAnsi"/>
+      <w:rFonts w:asciiTheme="majorHAnsi" w:cstheme="majorBidi" w:hAnsiTheme="majorHAnsi" w:eastAsia="黑体"/>
       <w:color w:themeColor="text1" w:val="000000"/>
     </w:rPr>
     <w:tblPr>
@@ -10853,6 +11319,7 @@
     </w:tcPr>
     <w:tblStylePr w:type="firstRow">
       <w:rPr>
+        <w:rFonts w:eastAsia="黑体"/>
         <w:b/>
         <w:bCs/>
         <w:color w:themeColor="text1" w:val="000000"/>
@@ -10864,6 +11331,7 @@
     </w:tblStylePr>
     <w:tblStylePr w:type="lastRow">
       <w:rPr>
+        <w:rFonts w:eastAsia="黑体"/>
         <w:b/>
         <w:bCs/>
         <w:color w:themeColor="text1" w:val="000000"/>
@@ -10883,6 +11351,7 @@
     </w:tblStylePr>
     <w:tblStylePr w:type="firstCol">
       <w:rPr>
+        <w:rFonts w:eastAsia="黑体"/>
         <w:b/>
         <w:bCs/>
         <w:color w:themeColor="text1" w:val="000000"/>
@@ -10902,6 +11371,7 @@
     </w:tblStylePr>
     <w:tblStylePr w:type="lastCol">
       <w:rPr>
+        <w:rFonts w:eastAsia="黑体"/>
         <w:b w:val="0"/>
         <w:bCs w:val="0"/>
         <w:color w:themeColor="text1" w:val="000000"/>
@@ -10951,7 +11421,7 @@
       <w:spacing w:after="0" w:line="240" w:lineRule="auto"/>
     </w:pPr>
     <w:rPr>
-      <w:rFonts w:asciiTheme="majorHAnsi" w:cstheme="majorBidi" w:eastAsiaTheme="majorEastAsia" w:hAnsiTheme="majorHAnsi"/>
+      <w:rFonts w:asciiTheme="majorHAnsi" w:cstheme="majorBidi" w:hAnsiTheme="majorHAnsi" w:eastAsia="黑体"/>
       <w:color w:themeColor="text1" w:val="000000"/>
     </w:rPr>
     <w:tblPr>
@@ -10978,6 +11448,7 @@
     </w:tcPr>
     <w:tblStylePr w:type="firstRow">
       <w:rPr>
+        <w:rFonts w:eastAsia="黑体"/>
         <w:b/>
         <w:bCs/>
         <w:color w:themeColor="text1" w:val="000000"/>
@@ -10989,6 +11460,7 @@
     </w:tblStylePr>
     <w:tblStylePr w:type="lastRow">
       <w:rPr>
+        <w:rFonts w:eastAsia="黑体"/>
         <w:b/>
         <w:bCs/>
         <w:color w:themeColor="text1" w:val="000000"/>
@@ -11008,6 +11480,7 @@
     </w:tblStylePr>
     <w:tblStylePr w:type="firstCol">
       <w:rPr>
+        <w:rFonts w:eastAsia="黑体"/>
         <w:b/>
         <w:bCs/>
         <w:color w:themeColor="text1" w:val="000000"/>
@@ -11027,6 +11500,7 @@
     </w:tblStylePr>
     <w:tblStylePr w:type="lastCol">
       <w:rPr>
+        <w:rFonts w:eastAsia="黑体"/>
         <w:b w:val="0"/>
         <w:bCs w:val="0"/>
         <w:color w:themeColor="text1" w:val="000000"/>
@@ -11099,6 +11573,7 @@
     </w:tcPr>
     <w:tblStylePr w:type="firstRow">
       <w:rPr>
+        <w:rFonts w:eastAsia="黑体"/>
         <w:b/>
         <w:bCs/>
         <w:i w:val="0"/>
@@ -11120,6 +11595,7 @@
     </w:tblStylePr>
     <w:tblStylePr w:type="lastRow">
       <w:rPr>
+        <w:rFonts w:eastAsia="黑体"/>
         <w:b/>
         <w:bCs/>
         <w:i w:val="0"/>
@@ -11141,6 +11617,7 @@
     </w:tblStylePr>
     <w:tblStylePr w:type="firstCol">
       <w:rPr>
+        <w:rFonts w:eastAsia="黑体"/>
         <w:b/>
         <w:bCs/>
         <w:i w:val="0"/>
@@ -11160,6 +11637,7 @@
     </w:tblStylePr>
     <w:tblStylePr w:type="lastCol">
       <w:rPr>
+        <w:rFonts w:eastAsia="黑体"/>
         <w:b/>
         <w:bCs/>
         <w:i w:val="0"/>
@@ -11240,6 +11718,7 @@
     </w:tcPr>
     <w:tblStylePr w:type="firstRow">
       <w:rPr>
+        <w:rFonts w:eastAsia="黑体"/>
         <w:b/>
         <w:bCs/>
         <w:i w:val="0"/>
@@ -11261,6 +11740,7 @@
     </w:tblStylePr>
     <w:tblStylePr w:type="lastRow">
       <w:rPr>
+        <w:rFonts w:eastAsia="黑体"/>
         <w:b/>
         <w:bCs/>
         <w:i w:val="0"/>
@@ -11282,6 +11762,7 @@
     </w:tblStylePr>
     <w:tblStylePr w:type="firstCol">
       <w:rPr>
+        <w:rFonts w:eastAsia="黑体"/>
         <w:b/>
         <w:bCs/>
         <w:i w:val="0"/>
@@ -11301,6 +11782,7 @@
     </w:tblStylePr>
     <w:tblStylePr w:type="lastCol">
       <w:rPr>
+        <w:rFonts w:eastAsia="黑体"/>
         <w:b/>
         <w:bCs/>
         <w:i w:val="0"/>
@@ -11381,6 +11863,7 @@
     </w:tcPr>
     <w:tblStylePr w:type="firstRow">
       <w:rPr>
+        <w:rFonts w:eastAsia="黑体"/>
         <w:b/>
         <w:bCs/>
         <w:i w:val="0"/>
@@ -11402,6 +11885,7 @@
     </w:tblStylePr>
     <w:tblStylePr w:type="lastRow">
       <w:rPr>
+        <w:rFonts w:eastAsia="黑体"/>
         <w:b/>
         <w:bCs/>
         <w:i w:val="0"/>
@@ -11423,6 +11907,7 @@
     </w:tblStylePr>
     <w:tblStylePr w:type="firstCol">
       <w:rPr>
+        <w:rFonts w:eastAsia="黑体"/>
         <w:b/>
         <w:bCs/>
         <w:i w:val="0"/>
@@ -11442,6 +11927,7 @@
     </w:tblStylePr>
     <w:tblStylePr w:type="lastCol">
       <w:rPr>
+        <w:rFonts w:eastAsia="黑体"/>
         <w:b/>
         <w:bCs/>
         <w:i w:val="0"/>
@@ -11522,6 +12008,7 @@
     </w:tcPr>
     <w:tblStylePr w:type="firstRow">
       <w:rPr>
+        <w:rFonts w:eastAsia="黑体"/>
         <w:b/>
         <w:bCs/>
         <w:i w:val="0"/>
@@ -11543,6 +12030,7 @@
     </w:tblStylePr>
     <w:tblStylePr w:type="lastRow">
       <w:rPr>
+        <w:rFonts w:eastAsia="黑体"/>
         <w:b/>
         <w:bCs/>
         <w:i w:val="0"/>
@@ -11564,6 +12052,7 @@
     </w:tblStylePr>
     <w:tblStylePr w:type="firstCol">
       <w:rPr>
+        <w:rFonts w:eastAsia="黑体"/>
         <w:b/>
         <w:bCs/>
         <w:i w:val="0"/>
@@ -11583,6 +12072,7 @@
     </w:tblStylePr>
     <w:tblStylePr w:type="lastCol">
       <w:rPr>
+        <w:rFonts w:eastAsia="黑体"/>
         <w:b/>
         <w:bCs/>
         <w:i w:val="0"/>
@@ -11663,6 +12153,7 @@
     </w:tcPr>
     <w:tblStylePr w:type="firstRow">
       <w:rPr>
+        <w:rFonts w:eastAsia="黑体"/>
         <w:b/>
         <w:bCs/>
         <w:i w:val="0"/>
@@ -11684,6 +12175,7 @@
     </w:tblStylePr>
     <w:tblStylePr w:type="lastRow">
       <w:rPr>
+        <w:rFonts w:eastAsia="黑体"/>
         <w:b/>
         <w:bCs/>
         <w:i w:val="0"/>
@@ -11705,6 +12197,7 @@
     </w:tblStylePr>
     <w:tblStylePr w:type="firstCol">
       <w:rPr>
+        <w:rFonts w:eastAsia="黑体"/>
         <w:b/>
         <w:bCs/>
         <w:i w:val="0"/>
@@ -11724,6 +12217,7 @@
     </w:tblStylePr>
     <w:tblStylePr w:type="lastCol">
       <w:rPr>
+        <w:rFonts w:eastAsia="黑体"/>
         <w:b/>
         <w:bCs/>
         <w:i w:val="0"/>
@@ -11804,6 +12298,7 @@
     </w:tcPr>
     <w:tblStylePr w:type="firstRow">
       <w:rPr>
+        <w:rFonts w:eastAsia="黑体"/>
         <w:b/>
         <w:bCs/>
         <w:i w:val="0"/>
@@ -11825,6 +12320,7 @@
     </w:tblStylePr>
     <w:tblStylePr w:type="lastRow">
       <w:rPr>
+        <w:rFonts w:eastAsia="黑体"/>
         <w:b/>
         <w:bCs/>
         <w:i w:val="0"/>
@@ -11846,6 +12342,7 @@
     </w:tblStylePr>
     <w:tblStylePr w:type="firstCol">
       <w:rPr>
+        <w:rFonts w:eastAsia="黑体"/>
         <w:b/>
         <w:bCs/>
         <w:i w:val="0"/>
@@ -11865,6 +12362,7 @@
     </w:tblStylePr>
     <w:tblStylePr w:type="lastCol">
       <w:rPr>
+        <w:rFonts w:eastAsia="黑体"/>
         <w:b/>
         <w:bCs/>
         <w:i w:val="0"/>
@@ -11945,6 +12443,7 @@
     </w:tcPr>
     <w:tblStylePr w:type="firstRow">
       <w:rPr>
+        <w:rFonts w:eastAsia="黑体"/>
         <w:b/>
         <w:bCs/>
         <w:i w:val="0"/>
@@ -11966,6 +12465,7 @@
     </w:tblStylePr>
     <w:tblStylePr w:type="lastRow">
       <w:rPr>
+        <w:rFonts w:eastAsia="黑体"/>
         <w:b/>
         <w:bCs/>
         <w:i w:val="0"/>
@@ -11987,6 +12487,7 @@
     </w:tblStylePr>
     <w:tblStylePr w:type="firstCol">
       <w:rPr>
+        <w:rFonts w:eastAsia="黑体"/>
         <w:b/>
         <w:bCs/>
         <w:i w:val="0"/>
@@ -12006,6 +12507,7 @@
     </w:tblStylePr>
     <w:tblStylePr w:type="lastCol">
       <w:rPr>
+        <w:rFonts w:eastAsia="黑体"/>
         <w:b/>
         <w:bCs/>
         <w:i w:val="0"/>
@@ -12063,6 +12565,7 @@
       <w:spacing w:after="0" w:line="240" w:lineRule="auto"/>
     </w:pPr>
     <w:rPr>
+      <w:rFonts w:eastAsia="黑体"/>
       <w:color w:themeColor="background1" w:val="FFFFFF"/>
     </w:rPr>
     <w:tblPr>
@@ -12081,6 +12584,7 @@
     </w:tcPr>
     <w:tblStylePr w:type="firstRow">
       <w:rPr>
+        <w:rFonts w:eastAsia="黑体"/>
         <w:b/>
         <w:bCs/>
       </w:rPr>
@@ -12177,6 +12681,7 @@
       <w:spacing w:after="0" w:line="240" w:lineRule="auto"/>
     </w:pPr>
     <w:rPr>
+      <w:rFonts w:eastAsia="黑体"/>
       <w:color w:themeColor="background1" w:val="FFFFFF"/>
     </w:rPr>
     <w:tblPr>
@@ -12195,6 +12700,7 @@
     </w:tcPr>
     <w:tblStylePr w:type="firstRow">
       <w:rPr>
+        <w:rFonts w:eastAsia="黑体"/>
         <w:b/>
         <w:bCs/>
       </w:rPr>
@@ -12291,6 +12797,7 @@
       <w:spacing w:after="0" w:line="240" w:lineRule="auto"/>
     </w:pPr>
     <w:rPr>
+      <w:rFonts w:eastAsia="黑体"/>
       <w:color w:themeColor="background1" w:val="FFFFFF"/>
     </w:rPr>
     <w:tblPr>
@@ -12309,6 +12816,7 @@
     </w:tcPr>
     <w:tblStylePr w:type="firstRow">
       <w:rPr>
+        <w:rFonts w:eastAsia="黑体"/>
         <w:b/>
         <w:bCs/>
       </w:rPr>
@@ -12405,6 +12913,7 @@
       <w:spacing w:after="0" w:line="240" w:lineRule="auto"/>
     </w:pPr>
     <w:rPr>
+      <w:rFonts w:eastAsia="黑体"/>
       <w:color w:themeColor="background1" w:val="FFFFFF"/>
     </w:rPr>
     <w:tblPr>
@@ -12423,6 +12932,7 @@
     </w:tcPr>
     <w:tblStylePr w:type="firstRow">
       <w:rPr>
+        <w:rFonts w:eastAsia="黑体"/>
         <w:b/>
         <w:bCs/>
       </w:rPr>
@@ -12519,6 +13029,7 @@
       <w:spacing w:after="0" w:line="240" w:lineRule="auto"/>
     </w:pPr>
     <w:rPr>
+      <w:rFonts w:eastAsia="黑体"/>
       <w:color w:themeColor="background1" w:val="FFFFFF"/>
     </w:rPr>
     <w:tblPr>
@@ -12537,6 +13048,7 @@
     </w:tcPr>
     <w:tblStylePr w:type="firstRow">
       <w:rPr>
+        <w:rFonts w:eastAsia="黑体"/>
         <w:b/>
         <w:bCs/>
       </w:rPr>
@@ -12633,6 +13145,7 @@
       <w:spacing w:after="0" w:line="240" w:lineRule="auto"/>
     </w:pPr>
     <w:rPr>
+      <w:rFonts w:eastAsia="黑体"/>
       <w:color w:themeColor="background1" w:val="FFFFFF"/>
     </w:rPr>
     <w:tblPr>
@@ -12651,6 +13164,7 @@
     </w:tcPr>
     <w:tblStylePr w:type="firstRow">
       <w:rPr>
+        <w:rFonts w:eastAsia="黑体"/>
         <w:b/>
         <w:bCs/>
       </w:rPr>
@@ -12747,6 +13261,7 @@
       <w:spacing w:after="0" w:line="240" w:lineRule="auto"/>
     </w:pPr>
     <w:rPr>
+      <w:rFonts w:eastAsia="黑体"/>
       <w:color w:themeColor="background1" w:val="FFFFFF"/>
     </w:rPr>
     <w:tblPr>
@@ -12765,6 +13280,7 @@
     </w:tcPr>
     <w:tblStylePr w:type="firstRow">
       <w:rPr>
+        <w:rFonts w:eastAsia="黑体"/>
         <w:b/>
         <w:bCs/>
       </w:rPr>
@@ -12861,6 +13377,7 @@
       <w:spacing w:after="0" w:line="240" w:lineRule="auto"/>
     </w:pPr>
     <w:rPr>
+      <w:rFonts w:eastAsia="黑体"/>
       <w:color w:themeColor="text1" w:val="000000"/>
     </w:rPr>
     <w:tblPr>
@@ -12887,6 +13404,7 @@
     </w:tcPr>
     <w:tblStylePr w:type="firstRow">
       <w:rPr>
+        <w:rFonts w:eastAsia="黑体"/>
         <w:b/>
         <w:bCs/>
       </w:rPr>
@@ -12905,6 +13423,7 @@
     </w:tblStylePr>
     <w:tblStylePr w:type="lastRow">
       <w:rPr>
+        <w:rFonts w:eastAsia="黑体"/>
         <w:b/>
         <w:bCs/>
         <w:color w:themeColor="background1" w:val="FFFFFF"/>
@@ -12919,6 +13438,7 @@
     </w:tblStylePr>
     <w:tblStylePr w:type="firstCol">
       <w:rPr>
+        <w:rFonts w:eastAsia="黑体"/>
         <w:color w:themeColor="background1" w:val="FFFFFF"/>
       </w:rPr>
       <w:tblPr/>
@@ -12936,6 +13456,7 @@
     </w:tblStylePr>
     <w:tblStylePr w:type="lastCol">
       <w:rPr>
+        <w:rFonts w:eastAsia="黑体"/>
         <w:color w:themeColor="background1" w:val="FFFFFF"/>
       </w:rPr>
       <w:tblPr/>
@@ -12965,11 +13486,13 @@
     </w:tblStylePr>
     <w:tblStylePr w:type="neCell">
       <w:rPr>
+        <w:rFonts w:eastAsia="黑体"/>
         <w:color w:themeColor="text1" w:val="000000"/>
       </w:rPr>
     </w:tblStylePr>
     <w:tblStylePr w:type="nwCell">
       <w:rPr>
+        <w:rFonts w:eastAsia="黑体"/>
         <w:color w:themeColor="text1" w:val="000000"/>
       </w:rPr>
     </w:tblStylePr>
@@ -12983,6 +13506,7 @@
       <w:spacing w:after="0" w:line="240" w:lineRule="auto"/>
     </w:pPr>
     <w:rPr>
+      <w:rFonts w:eastAsia="黑体"/>
       <w:color w:themeColor="text1" w:val="000000"/>
     </w:rPr>
     <w:tblPr>
@@ -13009,6 +13533,7 @@
     </w:tcPr>
     <w:tblStylePr w:type="firstRow">
       <w:rPr>
+        <w:rFonts w:eastAsia="黑体"/>
         <w:b/>
         <w:bCs/>
       </w:rPr>
@@ -13027,6 +13552,7 @@
     </w:tblStylePr>
     <w:tblStylePr w:type="lastRow">
       <w:rPr>
+        <w:rFonts w:eastAsia="黑体"/>
         <w:b/>
         <w:bCs/>
         <w:color w:themeColor="background1" w:val="FFFFFF"/>
@@ -13041,6 +13567,7 @@
     </w:tblStylePr>
     <w:tblStylePr w:type="firstCol">
       <w:rPr>
+        <w:rFonts w:eastAsia="黑体"/>
         <w:color w:themeColor="background1" w:val="FFFFFF"/>
       </w:rPr>
       <w:tblPr/>
@@ -13058,6 +13585,7 @@
     </w:tblStylePr>
     <w:tblStylePr w:type="lastCol">
       <w:rPr>
+        <w:rFonts w:eastAsia="黑体"/>
         <w:color w:themeColor="background1" w:val="FFFFFF"/>
       </w:rPr>
       <w:tblPr/>
@@ -13087,11 +13615,13 @@
     </w:tblStylePr>
     <w:tblStylePr w:type="neCell">
       <w:rPr>
+        <w:rFonts w:eastAsia="黑体"/>
         <w:color w:themeColor="text1" w:val="000000"/>
       </w:rPr>
     </w:tblStylePr>
     <w:tblStylePr w:type="nwCell">
       <w:rPr>
+        <w:rFonts w:eastAsia="黑体"/>
         <w:color w:themeColor="text1" w:val="000000"/>
       </w:rPr>
     </w:tblStylePr>
@@ -13105,6 +13635,7 @@
       <w:spacing w:after="0" w:line="240" w:lineRule="auto"/>
     </w:pPr>
     <w:rPr>
+      <w:rFonts w:eastAsia="黑体"/>
       <w:color w:themeColor="text1" w:val="000000"/>
     </w:rPr>
     <w:tblPr>
@@ -13131,6 +13662,7 @@
     </w:tcPr>
     <w:tblStylePr w:type="firstRow">
       <w:rPr>
+        <w:rFonts w:eastAsia="黑体"/>
         <w:b/>
         <w:bCs/>
       </w:rPr>
@@ -13149,6 +13681,7 @@
     </w:tblStylePr>
     <w:tblStylePr w:type="lastRow">
       <w:rPr>
+        <w:rFonts w:eastAsia="黑体"/>
         <w:b/>
         <w:bCs/>
         <w:color w:themeColor="background1" w:val="FFFFFF"/>
@@ -13163,6 +13696,7 @@
     </w:tblStylePr>
     <w:tblStylePr w:type="firstCol">
       <w:rPr>
+        <w:rFonts w:eastAsia="黑体"/>
         <w:color w:themeColor="background1" w:val="FFFFFF"/>
       </w:rPr>
       <w:tblPr/>
@@ -13180,6 +13714,7 @@
     </w:tblStylePr>
     <w:tblStylePr w:type="lastCol">
       <w:rPr>
+        <w:rFonts w:eastAsia="黑体"/>
         <w:color w:themeColor="background1" w:val="FFFFFF"/>
       </w:rPr>
       <w:tblPr/>
@@ -13209,11 +13744,13 @@
     </w:tblStylePr>
     <w:tblStylePr w:type="neCell">
       <w:rPr>
+        <w:rFonts w:eastAsia="黑体"/>
         <w:color w:themeColor="text1" w:val="000000"/>
       </w:rPr>
     </w:tblStylePr>
     <w:tblStylePr w:type="nwCell">
       <w:rPr>
+        <w:rFonts w:eastAsia="黑体"/>
         <w:color w:themeColor="text1" w:val="000000"/>
       </w:rPr>
     </w:tblStylePr>
@@ -13227,6 +13764,7 @@
       <w:spacing w:after="0" w:line="240" w:lineRule="auto"/>
     </w:pPr>
     <w:rPr>
+      <w:rFonts w:eastAsia="黑体"/>
       <w:color w:themeColor="text1" w:val="000000"/>
     </w:rPr>
     <w:tblPr>
@@ -13253,6 +13791,7 @@
     </w:tcPr>
     <w:tblStylePr w:type="firstRow">
       <w:rPr>
+        <w:rFonts w:eastAsia="黑体"/>
         <w:b/>
         <w:bCs/>
       </w:rPr>
@@ -13271,6 +13810,7 @@
     </w:tblStylePr>
     <w:tblStylePr w:type="lastRow">
       <w:rPr>
+        <w:rFonts w:eastAsia="黑体"/>
         <w:b/>
         <w:bCs/>
         <w:color w:themeColor="background1" w:val="FFFFFF"/>
@@ -13285,6 +13825,7 @@
     </w:tblStylePr>
     <w:tblStylePr w:type="firstCol">
       <w:rPr>
+        <w:rFonts w:eastAsia="黑体"/>
         <w:color w:themeColor="background1" w:val="FFFFFF"/>
       </w:rPr>
       <w:tblPr/>
@@ -13302,6 +13843,7 @@
     </w:tblStylePr>
     <w:tblStylePr w:type="lastCol">
       <w:rPr>
+        <w:rFonts w:eastAsia="黑体"/>
         <w:color w:themeColor="background1" w:val="FFFFFF"/>
       </w:rPr>
       <w:tblPr/>
@@ -13339,6 +13881,7 @@
       <w:spacing w:after="0" w:line="240" w:lineRule="auto"/>
     </w:pPr>
     <w:rPr>
+      <w:rFonts w:eastAsia="黑体"/>
       <w:color w:themeColor="text1" w:val="000000"/>
     </w:rPr>
     <w:tblPr>
@@ -13365,6 +13908,7 @@
     </w:tcPr>
     <w:tblStylePr w:type="firstRow">
       <w:rPr>
+        <w:rFonts w:eastAsia="黑体"/>
         <w:b/>
         <w:bCs/>
       </w:rPr>
@@ -13383,6 +13927,7 @@
     </w:tblStylePr>
     <w:tblStylePr w:type="lastRow">
       <w:rPr>
+        <w:rFonts w:eastAsia="黑体"/>
         <w:b/>
         <w:bCs/>
         <w:color w:themeColor="background1" w:val="FFFFFF"/>
@@ -13397,6 +13942,7 @@
     </w:tblStylePr>
     <w:tblStylePr w:type="firstCol">
       <w:rPr>
+        <w:rFonts w:eastAsia="黑体"/>
         <w:color w:themeColor="background1" w:val="FFFFFF"/>
       </w:rPr>
       <w:tblPr/>
@@ -13414,6 +13960,7 @@
     </w:tblStylePr>
     <w:tblStylePr w:type="lastCol">
       <w:rPr>
+        <w:rFonts w:eastAsia="黑体"/>
         <w:color w:themeColor="background1" w:val="FFFFFF"/>
       </w:rPr>
       <w:tblPr/>
@@ -13443,11 +13990,13 @@
     </w:tblStylePr>
     <w:tblStylePr w:type="neCell">
       <w:rPr>
+        <w:rFonts w:eastAsia="黑体"/>
         <w:color w:themeColor="text1" w:val="000000"/>
       </w:rPr>
     </w:tblStylePr>
     <w:tblStylePr w:type="nwCell">
       <w:rPr>
+        <w:rFonts w:eastAsia="黑体"/>
         <w:color w:themeColor="text1" w:val="000000"/>
       </w:rPr>
     </w:tblStylePr>
@@ -13461,6 +14010,7 @@
       <w:spacing w:after="0" w:line="240" w:lineRule="auto"/>
     </w:pPr>
     <w:rPr>
+      <w:rFonts w:eastAsia="黑体"/>
       <w:color w:themeColor="text1" w:val="000000"/>
     </w:rPr>
     <w:tblPr>
@@ -13487,6 +14037,7 @@
     </w:tcPr>
     <w:tblStylePr w:type="firstRow">
       <w:rPr>
+        <w:rFonts w:eastAsia="黑体"/>
         <w:b/>
         <w:bCs/>
       </w:rPr>
@@ -13505,6 +14056,7 @@
     </w:tblStylePr>
     <w:tblStylePr w:type="lastRow">
       <w:rPr>
+        <w:rFonts w:eastAsia="黑体"/>
         <w:b/>
         <w:bCs/>
         <w:color w:themeColor="background1" w:val="FFFFFF"/>
@@ -13519,6 +14071,7 @@
     </w:tblStylePr>
     <w:tblStylePr w:type="firstCol">
       <w:rPr>
+        <w:rFonts w:eastAsia="黑体"/>
         <w:color w:themeColor="background1" w:val="FFFFFF"/>
       </w:rPr>
       <w:tblPr/>
@@ -13536,6 +14089,7 @@
     </w:tblStylePr>
     <w:tblStylePr w:type="lastCol">
       <w:rPr>
+        <w:rFonts w:eastAsia="黑体"/>
         <w:color w:themeColor="background1" w:val="FFFFFF"/>
       </w:rPr>
       <w:tblPr/>
@@ -13565,11 +14119,13 @@
     </w:tblStylePr>
     <w:tblStylePr w:type="neCell">
       <w:rPr>
+        <w:rFonts w:eastAsia="黑体"/>
         <w:color w:themeColor="text1" w:val="000000"/>
       </w:rPr>
     </w:tblStylePr>
     <w:tblStylePr w:type="nwCell">
       <w:rPr>
+        <w:rFonts w:eastAsia="黑体"/>
         <w:color w:themeColor="text1" w:val="000000"/>
       </w:rPr>
     </w:tblStylePr>
@@ -13583,6 +14139,7 @@
       <w:spacing w:after="0" w:line="240" w:lineRule="auto"/>
     </w:pPr>
     <w:rPr>
+      <w:rFonts w:eastAsia="黑体"/>
       <w:color w:themeColor="text1" w:val="000000"/>
     </w:rPr>
     <w:tblPr>
@@ -13609,6 +14166,7 @@
     </w:tcPr>
     <w:tblStylePr w:type="firstRow">
       <w:rPr>
+        <w:rFonts w:eastAsia="黑体"/>
         <w:b/>
         <w:bCs/>
       </w:rPr>
@@ -13627,6 +14185,7 @@
     </w:tblStylePr>
     <w:tblStylePr w:type="lastRow">
       <w:rPr>
+        <w:rFonts w:eastAsia="黑体"/>
         <w:b/>
         <w:bCs/>
         <w:color w:themeColor="background1" w:val="FFFFFF"/>
@@ -13641,6 +14200,7 @@
     </w:tblStylePr>
     <w:tblStylePr w:type="firstCol">
       <w:rPr>
+        <w:rFonts w:eastAsia="黑体"/>
         <w:color w:themeColor="background1" w:val="FFFFFF"/>
       </w:rPr>
       <w:tblPr/>
@@ -13658,6 +14218,7 @@
     </w:tblStylePr>
     <w:tblStylePr w:type="lastCol">
       <w:rPr>
+        <w:rFonts w:eastAsia="黑体"/>
         <w:color w:themeColor="background1" w:val="FFFFFF"/>
       </w:rPr>
       <w:tblPr/>
@@ -13687,11 +14248,13 @@
     </w:tblStylePr>
     <w:tblStylePr w:type="neCell">
       <w:rPr>
+        <w:rFonts w:eastAsia="黑体"/>
         <w:color w:themeColor="text1" w:val="000000"/>
       </w:rPr>
     </w:tblStylePr>
     <w:tblStylePr w:type="nwCell">
       <w:rPr>
+        <w:rFonts w:eastAsia="黑体"/>
         <w:color w:themeColor="text1" w:val="000000"/>
       </w:rPr>
     </w:tblStylePr>
@@ -13705,6 +14268,7 @@
       <w:spacing w:after="0" w:line="240" w:lineRule="auto"/>
     </w:pPr>
     <w:rPr>
+      <w:rFonts w:eastAsia="黑体"/>
       <w:color w:themeColor="text1" w:val="000000"/>
     </w:rPr>
     <w:tblPr>
@@ -13723,6 +14287,7 @@
     </w:tcPr>
     <w:tblStylePr w:type="firstRow">
       <w:rPr>
+        <w:rFonts w:eastAsia="黑体"/>
         <w:b/>
         <w:bCs/>
         <w:color w:themeColor="background1" w:val="FFFFFF"/>
@@ -13737,6 +14302,7 @@
     </w:tblStylePr>
     <w:tblStylePr w:type="lastRow">
       <w:rPr>
+        <w:rFonts w:eastAsia="黑体"/>
         <w:b/>
         <w:bCs/>
         <w:color w:themeColor="accent2" w:themeShade="CC" w:val="9E3A38"/>
@@ -13751,12 +14317,14 @@
     </w:tblStylePr>
     <w:tblStylePr w:type="firstCol">
       <w:rPr>
+        <w:rFonts w:eastAsia="黑体"/>
         <w:b/>
         <w:bCs/>
       </w:rPr>
     </w:tblStylePr>
     <w:tblStylePr w:type="lastCol">
       <w:rPr>
+        <w:rFonts w:eastAsia="黑体"/>
         <w:b/>
         <w:bCs/>
       </w:rPr>
@@ -13791,6 +14359,7 @@
       <w:spacing w:after="0" w:line="240" w:lineRule="auto"/>
     </w:pPr>
     <w:rPr>
+      <w:rFonts w:eastAsia="黑体"/>
       <w:color w:themeColor="text1" w:val="000000"/>
     </w:rPr>
     <w:tblPr>
@@ -13809,6 +14378,7 @@
     </w:tcPr>
     <w:tblStylePr w:type="firstRow">
       <w:rPr>
+        <w:rFonts w:eastAsia="黑体"/>
         <w:b/>
         <w:bCs/>
         <w:color w:themeColor="background1" w:val="FFFFFF"/>
@@ -13823,6 +14393,7 @@
     </w:tblStylePr>
     <w:tblStylePr w:type="lastRow">
       <w:rPr>
+        <w:rFonts w:eastAsia="黑体"/>
         <w:b/>
         <w:bCs/>
         <w:color w:themeColor="accent2" w:themeShade="CC" w:val="9E3A38"/>
@@ -13837,12 +14408,14 @@
     </w:tblStylePr>
     <w:tblStylePr w:type="firstCol">
       <w:rPr>
+        <w:rFonts w:eastAsia="黑体"/>
         <w:b/>
         <w:bCs/>
       </w:rPr>
     </w:tblStylePr>
     <w:tblStylePr w:type="lastCol">
       <w:rPr>
+        <w:rFonts w:eastAsia="黑体"/>
         <w:b/>
         <w:bCs/>
       </w:rPr>
@@ -13877,6 +14450,7 @@
       <w:spacing w:after="0" w:line="240" w:lineRule="auto"/>
     </w:pPr>
     <w:rPr>
+      <w:rFonts w:eastAsia="黑体"/>
       <w:color w:themeColor="text1" w:val="000000"/>
     </w:rPr>
     <w:tblPr>
@@ -13895,6 +14469,7 @@
     </w:tcPr>
     <w:tblStylePr w:type="firstRow">
       <w:rPr>
+        <w:rFonts w:eastAsia="黑体"/>
         <w:b/>
         <w:bCs/>
         <w:color w:themeColor="background1" w:val="FFFFFF"/>
@@ -13909,6 +14484,7 @@
     </w:tblStylePr>
     <w:tblStylePr w:type="lastRow">
       <w:rPr>
+        <w:rFonts w:eastAsia="黑体"/>
         <w:b/>
         <w:bCs/>
         <w:color w:themeColor="accent2" w:themeShade="CC" w:val="9E3A38"/>
@@ -13923,12 +14499,14 @@
     </w:tblStylePr>
     <w:tblStylePr w:type="firstCol">
       <w:rPr>
+        <w:rFonts w:eastAsia="黑体"/>
         <w:b/>
         <w:bCs/>
       </w:rPr>
     </w:tblStylePr>
     <w:tblStylePr w:type="lastCol">
       <w:rPr>
+        <w:rFonts w:eastAsia="黑体"/>
         <w:b/>
         <w:bCs/>
       </w:rPr>
@@ -13963,6 +14541,7 @@
       <w:spacing w:after="0" w:line="240" w:lineRule="auto"/>
     </w:pPr>
     <w:rPr>
+      <w:rFonts w:eastAsia="黑体"/>
       <w:color w:themeColor="text1" w:val="000000"/>
     </w:rPr>
     <w:tblPr>
@@ -13981,6 +14560,7 @@
     </w:tcPr>
     <w:tblStylePr w:type="firstRow">
       <w:rPr>
+        <w:rFonts w:eastAsia="黑体"/>
         <w:b/>
         <w:bCs/>
         <w:color w:themeColor="background1" w:val="FFFFFF"/>
@@ -13995,6 +14575,7 @@
     </w:tblStylePr>
     <w:tblStylePr w:type="lastRow">
       <w:rPr>
+        <w:rFonts w:eastAsia="黑体"/>
         <w:b/>
         <w:bCs/>
         <w:color w:themeColor="accent4" w:themeShade="CC" w:val="664E82"/>
@@ -14009,12 +14590,14 @@
     </w:tblStylePr>
     <w:tblStylePr w:type="firstCol">
       <w:rPr>
+        <w:rFonts w:eastAsia="黑体"/>
         <w:b/>
         <w:bCs/>
       </w:rPr>
     </w:tblStylePr>
     <w:tblStylePr w:type="lastCol">
       <w:rPr>
+        <w:rFonts w:eastAsia="黑体"/>
         <w:b/>
         <w:bCs/>
       </w:rPr>
@@ -14049,6 +14632,7 @@
       <w:spacing w:after="0" w:line="240" w:lineRule="auto"/>
     </w:pPr>
     <w:rPr>
+      <w:rFonts w:eastAsia="黑体"/>
       <w:color w:themeColor="text1" w:val="000000"/>
     </w:rPr>
     <w:tblPr>
@@ -14067,6 +14651,7 @@
     </w:tcPr>
     <w:tblStylePr w:type="firstRow">
       <w:rPr>
+        <w:rFonts w:eastAsia="黑体"/>
         <w:b/>
         <w:bCs/>
         <w:color w:themeColor="background1" w:val="FFFFFF"/>
@@ -14081,6 +14666,7 @@
     </w:tblStylePr>
     <w:tblStylePr w:type="lastRow">
       <w:rPr>
+        <w:rFonts w:eastAsia="黑体"/>
         <w:b/>
         <w:bCs/>
         <w:color w:themeColor="accent3" w:themeShade="CC" w:val="7E9C40"/>
@@ -14095,12 +14681,14 @@
     </w:tblStylePr>
     <w:tblStylePr w:type="firstCol">
       <w:rPr>
+        <w:rFonts w:eastAsia="黑体"/>
         <w:b/>
         <w:bCs/>
       </w:rPr>
     </w:tblStylePr>
     <w:tblStylePr w:type="lastCol">
       <w:rPr>
+        <w:rFonts w:eastAsia="黑体"/>
         <w:b/>
         <w:bCs/>
       </w:rPr>
@@ -14135,6 +14723,7 @@
       <w:spacing w:after="0" w:line="240" w:lineRule="auto"/>
     </w:pPr>
     <w:rPr>
+      <w:rFonts w:eastAsia="黑体"/>
       <w:color w:themeColor="text1" w:val="000000"/>
     </w:rPr>
     <w:tblPr>
@@ -14153,6 +14742,7 @@
     </w:tcPr>
     <w:tblStylePr w:type="firstRow">
       <w:rPr>
+        <w:rFonts w:eastAsia="黑体"/>
         <w:b/>
         <w:bCs/>
         <w:color w:themeColor="background1" w:val="FFFFFF"/>
@@ -14167,6 +14757,7 @@
     </w:tblStylePr>
     <w:tblStylePr w:type="lastRow">
       <w:rPr>
+        <w:rFonts w:eastAsia="黑体"/>
         <w:b/>
         <w:bCs/>
         <w:color w:themeColor="accent6" w:themeShade="CC" w:val="F2730A"/>
@@ -14181,12 +14772,14 @@
     </w:tblStylePr>
     <w:tblStylePr w:type="firstCol">
       <w:rPr>
+        <w:rFonts w:eastAsia="黑体"/>
         <w:b/>
         <w:bCs/>
       </w:rPr>
     </w:tblStylePr>
     <w:tblStylePr w:type="lastCol">
       <w:rPr>
+        <w:rFonts w:eastAsia="黑体"/>
         <w:b/>
         <w:bCs/>
       </w:rPr>
@@ -14221,6 +14814,7 @@
       <w:spacing w:after="0" w:line="240" w:lineRule="auto"/>
     </w:pPr>
     <w:rPr>
+      <w:rFonts w:eastAsia="黑体"/>
       <w:color w:themeColor="text1" w:val="000000"/>
     </w:rPr>
     <w:tblPr>
@@ -14239,6 +14833,7 @@
     </w:tcPr>
     <w:tblStylePr w:type="firstRow">
       <w:rPr>
+        <w:rFonts w:eastAsia="黑体"/>
         <w:b/>
         <w:bCs/>
         <w:color w:themeColor="background1" w:val="FFFFFF"/>
@@ -14253,6 +14848,7 @@
     </w:tblStylePr>
     <w:tblStylePr w:type="lastRow">
       <w:rPr>
+        <w:rFonts w:eastAsia="黑体"/>
         <w:b/>
         <w:bCs/>
         <w:color w:themeColor="accent5" w:themeShade="CC" w:val="348DA5"/>
@@ -14267,12 +14863,14 @@
     </w:tblStylePr>
     <w:tblStylePr w:type="firstCol">
       <w:rPr>
+        <w:rFonts w:eastAsia="黑体"/>
         <w:b/>
         <w:bCs/>
       </w:rPr>
     </w:tblStylePr>
     <w:tblStylePr w:type="lastCol">
       <w:rPr>
+        <w:rFonts w:eastAsia="黑体"/>
         <w:b/>
         <w:bCs/>
       </w:rPr>
@@ -14307,6 +14905,7 @@
       <w:spacing w:after="0" w:line="240" w:lineRule="auto"/>
     </w:pPr>
     <w:rPr>
+      <w:rFonts w:eastAsia="黑体"/>
       <w:color w:themeColor="text1" w:val="000000"/>
     </w:rPr>
     <w:tblPr>
@@ -14328,6 +14927,7 @@
     </w:tcPr>
     <w:tblStylePr w:type="firstRow">
       <w:rPr>
+        <w:rFonts w:eastAsia="黑体"/>
         <w:b/>
         <w:bCs/>
       </w:rPr>
@@ -14338,6 +14938,7 @@
     </w:tblStylePr>
     <w:tblStylePr w:type="lastRow">
       <w:rPr>
+        <w:rFonts w:eastAsia="黑体"/>
         <w:b/>
         <w:bCs/>
         <w:color w:themeColor="text1" w:val="000000"/>
@@ -14349,6 +14950,7 @@
     </w:tblStylePr>
     <w:tblStylePr w:type="firstCol">
       <w:rPr>
+        <w:rFonts w:eastAsia="黑体"/>
         <w:color w:themeColor="background1" w:val="FFFFFF"/>
       </w:rPr>
       <w:tblPr/>
@@ -14358,6 +14960,7 @@
     </w:tblStylePr>
     <w:tblStylePr w:type="lastCol">
       <w:rPr>
+        <w:rFonts w:eastAsia="黑体"/>
         <w:color w:themeColor="background1" w:val="FFFFFF"/>
       </w:rPr>
       <w:tblPr/>
@@ -14387,6 +14990,7 @@
       <w:spacing w:after="0" w:line="240" w:lineRule="auto"/>
     </w:pPr>
     <w:rPr>
+      <w:rFonts w:eastAsia="黑体"/>
       <w:color w:themeColor="text1" w:val="000000"/>
     </w:rPr>
     <w:tblPr>
@@ -14408,6 +15012,7 @@
     </w:tcPr>
     <w:tblStylePr w:type="firstRow">
       <w:rPr>
+        <w:rFonts w:eastAsia="黑体"/>
         <w:b/>
         <w:bCs/>
       </w:rPr>
@@ -14418,6 +15023,7 @@
     </w:tblStylePr>
     <w:tblStylePr w:type="lastRow">
       <w:rPr>
+        <w:rFonts w:eastAsia="黑体"/>
         <w:b/>
         <w:bCs/>
         <w:color w:themeColor="text1" w:val="000000"/>
@@ -14429,6 +15035,7 @@
     </w:tblStylePr>
     <w:tblStylePr w:type="firstCol">
       <w:rPr>
+        <w:rFonts w:eastAsia="黑体"/>
         <w:color w:themeColor="background1" w:val="FFFFFF"/>
       </w:rPr>
       <w:tblPr/>
@@ -14438,6 +15045,7 @@
     </w:tblStylePr>
     <w:tblStylePr w:type="lastCol">
       <w:rPr>
+        <w:rFonts w:eastAsia="黑体"/>
         <w:color w:themeColor="background1" w:val="FFFFFF"/>
       </w:rPr>
       <w:tblPr/>
@@ -14467,6 +15075,7 @@
       <w:spacing w:after="0" w:line="240" w:lineRule="auto"/>
     </w:pPr>
     <w:rPr>
+      <w:rFonts w:eastAsia="黑体"/>
       <w:color w:themeColor="text1" w:val="000000"/>
     </w:rPr>
     <w:tblPr>
@@ -14488,6 +15097,7 @@
     </w:tcPr>
     <w:tblStylePr w:type="firstRow">
       <w:rPr>
+        <w:rFonts w:eastAsia="黑体"/>
         <w:b/>
         <w:bCs/>
       </w:rPr>
@@ -14498,6 +15108,7 @@
     </w:tblStylePr>
     <w:tblStylePr w:type="lastRow">
       <w:rPr>
+        <w:rFonts w:eastAsia="黑体"/>
         <w:b/>
         <w:bCs/>
         <w:color w:themeColor="text1" w:val="000000"/>
@@ -14509,6 +15120,7 @@
     </w:tblStylePr>
     <w:tblStylePr w:type="firstCol">
       <w:rPr>
+        <w:rFonts w:eastAsia="黑体"/>
         <w:color w:themeColor="background1" w:val="FFFFFF"/>
       </w:rPr>
       <w:tblPr/>
@@ -14518,6 +15130,7 @@
     </w:tblStylePr>
     <w:tblStylePr w:type="lastCol">
       <w:rPr>
+        <w:rFonts w:eastAsia="黑体"/>
         <w:color w:themeColor="background1" w:val="FFFFFF"/>
       </w:rPr>
       <w:tblPr/>
@@ -14547,6 +15160,7 @@
       <w:spacing w:after="0" w:line="240" w:lineRule="auto"/>
     </w:pPr>
     <w:rPr>
+      <w:rFonts w:eastAsia="黑体"/>
       <w:color w:themeColor="text1" w:val="000000"/>
     </w:rPr>
     <w:tblPr>
@@ -14568,6 +15182,7 @@
     </w:tcPr>
     <w:tblStylePr w:type="firstRow">
       <w:rPr>
+        <w:rFonts w:eastAsia="黑体"/>
         <w:b/>
         <w:bCs/>
       </w:rPr>
@@ -14578,6 +15193,7 @@
     </w:tblStylePr>
     <w:tblStylePr w:type="lastRow">
       <w:rPr>
+        <w:rFonts w:eastAsia="黑体"/>
         <w:b/>
         <w:bCs/>
         <w:color w:themeColor="text1" w:val="000000"/>
@@ -14589,6 +15205,7 @@
     </w:tblStylePr>
     <w:tblStylePr w:type="firstCol">
       <w:rPr>
+        <w:rFonts w:eastAsia="黑体"/>
         <w:color w:themeColor="background1" w:val="FFFFFF"/>
       </w:rPr>
       <w:tblPr/>
@@ -14598,6 +15215,7 @@
     </w:tblStylePr>
     <w:tblStylePr w:type="lastCol">
       <w:rPr>
+        <w:rFonts w:eastAsia="黑体"/>
         <w:color w:themeColor="background1" w:val="FFFFFF"/>
       </w:rPr>
       <w:tblPr/>
@@ -14627,6 +15245,7 @@
       <w:spacing w:after="0" w:line="240" w:lineRule="auto"/>
     </w:pPr>
     <w:rPr>
+      <w:rFonts w:eastAsia="黑体"/>
       <w:color w:themeColor="text1" w:val="000000"/>
     </w:rPr>
     <w:tblPr>
@@ -14648,6 +15267,7 @@
     </w:tcPr>
     <w:tblStylePr w:type="firstRow">
       <w:rPr>
+        <w:rFonts w:eastAsia="黑体"/>
         <w:b/>
         <w:bCs/>
       </w:rPr>
@@ -14658,6 +15278,7 @@
     </w:tblStylePr>
     <w:tblStylePr w:type="lastRow">
       <w:rPr>
+        <w:rFonts w:eastAsia="黑体"/>
         <w:b/>
         <w:bCs/>
         <w:color w:themeColor="text1" w:val="000000"/>
@@ -14669,6 +15290,7 @@
     </w:tblStylePr>
     <w:tblStylePr w:type="firstCol">
       <w:rPr>
+        <w:rFonts w:eastAsia="黑体"/>
         <w:color w:themeColor="background1" w:val="FFFFFF"/>
       </w:rPr>
       <w:tblPr/>
@@ -14678,6 +15300,7 @@
     </w:tblStylePr>
     <w:tblStylePr w:type="lastCol">
       <w:rPr>
+        <w:rFonts w:eastAsia="黑体"/>
         <w:color w:themeColor="background1" w:val="FFFFFF"/>
       </w:rPr>
       <w:tblPr/>
@@ -14707,6 +15330,7 @@
       <w:spacing w:after="0" w:line="240" w:lineRule="auto"/>
     </w:pPr>
     <w:rPr>
+      <w:rFonts w:eastAsia="黑体"/>
       <w:color w:themeColor="text1" w:val="000000"/>
     </w:rPr>
     <w:tblPr>
@@ -14728,6 +15352,7 @@
     </w:tcPr>
     <w:tblStylePr w:type="firstRow">
       <w:rPr>
+        <w:rFonts w:eastAsia="黑体"/>
         <w:b/>
         <w:bCs/>
       </w:rPr>
@@ -14738,6 +15363,7 @@
     </w:tblStylePr>
     <w:tblStylePr w:type="lastRow">
       <w:rPr>
+        <w:rFonts w:eastAsia="黑体"/>
         <w:b/>
         <w:bCs/>
         <w:color w:themeColor="text1" w:val="000000"/>
@@ -14749,6 +15375,7 @@
     </w:tblStylePr>
     <w:tblStylePr w:type="firstCol">
       <w:rPr>
+        <w:rFonts w:eastAsia="黑体"/>
         <w:color w:themeColor="background1" w:val="FFFFFF"/>
       </w:rPr>
       <w:tblPr/>
@@ -14758,6 +15385,7 @@
     </w:tblStylePr>
     <w:tblStylePr w:type="lastCol">
       <w:rPr>
+        <w:rFonts w:eastAsia="黑体"/>
         <w:color w:themeColor="background1" w:val="FFFFFF"/>
       </w:rPr>
       <w:tblPr/>
@@ -14787,6 +15415,7 @@
       <w:spacing w:after="0" w:line="240" w:lineRule="auto"/>
     </w:pPr>
     <w:rPr>
+      <w:rFonts w:eastAsia="黑体"/>
       <w:color w:themeColor="text1" w:val="000000"/>
     </w:rPr>
     <w:tblPr>
@@ -14808,6 +15437,7 @@
     </w:tcPr>
     <w:tblStylePr w:type="firstRow">
       <w:rPr>
+        <w:rFonts w:eastAsia="黑体"/>
         <w:b/>
         <w:bCs/>
       </w:rPr>
@@ -14818,6 +15448,7 @@
     </w:tblStylePr>
     <w:tblStylePr w:type="lastRow">
       <w:rPr>
+        <w:rFonts w:eastAsia="黑体"/>
         <w:b/>
         <w:bCs/>
         <w:color w:themeColor="text1" w:val="000000"/>
@@ -14829,6 +15460,7 @@
     </w:tblStylePr>
     <w:tblStylePr w:type="firstCol">
       <w:rPr>
+        <w:rFonts w:eastAsia="黑体"/>
         <w:color w:themeColor="background1" w:val="FFFFFF"/>
       </w:rPr>
       <w:tblPr/>
@@ -14838,6 +15470,7 @@
     </w:tblStylePr>
     <w:tblStylePr w:type="lastCol">
       <w:rPr>
+        <w:rFonts w:eastAsia="黑体"/>
         <w:color w:themeColor="background1" w:val="FFFFFF"/>
       </w:rPr>
       <w:tblPr/>
@@ -14870,6 +15503,7 @@
     <w:name w:val="KeywordTok"/>
     <w:basedOn w:val="VerbatimChar"/>
     <w:rPr>
+      <w:rFonts w:eastAsia="黑体"/>
       <w:b/>
       <w:color w:val="007020"/>
     </w:rPr>
@@ -14878,6 +15512,7 @@
     <w:name w:val="DataTypeTok"/>
     <w:basedOn w:val="VerbatimChar"/>
     <w:rPr>
+      <w:rFonts w:eastAsia="黑体"/>
       <w:color w:val="902000"/>
     </w:rPr>
   </w:style>
@@ -14885,6 +15520,7 @@
     <w:name w:val="DecValTok"/>
     <w:basedOn w:val="VerbatimChar"/>
     <w:rPr>
+      <w:rFonts w:eastAsia="黑体"/>
       <w:color w:val="40a070"/>
     </w:rPr>
   </w:style>
@@ -14892,6 +15528,7 @@
     <w:name w:val="BaseNTok"/>
     <w:basedOn w:val="VerbatimChar"/>
     <w:rPr>
+      <w:rFonts w:eastAsia="黑体"/>
       <w:color w:val="40a070"/>
     </w:rPr>
   </w:style>
@@ -14899,6 +15536,7 @@
     <w:name w:val="FloatTok"/>
     <w:basedOn w:val="VerbatimChar"/>
     <w:rPr>
+      <w:rFonts w:eastAsia="黑体"/>
       <w:color w:val="40a070"/>
     </w:rPr>
   </w:style>
@@ -14906,6 +15544,7 @@
     <w:name w:val="ConstantTok"/>
     <w:basedOn w:val="VerbatimChar"/>
     <w:rPr>
+      <w:rFonts w:eastAsia="黑体"/>
       <w:color w:val="880000"/>
     </w:rPr>
   </w:style>
@@ -14913,6 +15552,7 @@
     <w:name w:val="CharTok"/>
     <w:basedOn w:val="VerbatimChar"/>
     <w:rPr>
+      <w:rFonts w:eastAsia="黑体"/>
       <w:color w:val="4070a0"/>
     </w:rPr>
   </w:style>
@@ -14920,6 +15560,7 @@
     <w:name w:val="SpecialCharTok"/>
     <w:basedOn w:val="VerbatimChar"/>
     <w:rPr>
+      <w:rFonts w:eastAsia="黑体"/>
       <w:color w:val="4070a0"/>
     </w:rPr>
   </w:style>
@@ -14927,6 +15568,7 @@
     <w:name w:val="StringTok"/>
     <w:basedOn w:val="VerbatimChar"/>
     <w:rPr>
+      <w:rFonts w:eastAsia="黑体"/>
       <w:color w:val="4070a0"/>
     </w:rPr>
   </w:style>
@@ -14934,6 +15576,7 @@
     <w:name w:val="VerbatimStringTok"/>
     <w:basedOn w:val="VerbatimChar"/>
     <w:rPr>
+      <w:rFonts w:eastAsia="黑体"/>
       <w:color w:val="4070a0"/>
     </w:rPr>
   </w:style>
@@ -14941,6 +15584,7 @@
     <w:name w:val="SpecialStringTok"/>
     <w:basedOn w:val="VerbatimChar"/>
     <w:rPr>
+      <w:rFonts w:eastAsia="黑体"/>
       <w:color w:val="bb6688"/>
     </w:rPr>
   </w:style>
@@ -14948,6 +15592,7 @@
     <w:name w:val="ImportTok"/>
     <w:basedOn w:val="VerbatimChar"/>
     <w:rPr>
+      <w:rFonts w:eastAsia="黑体"/>
       <w:b/>
       <w:color w:val="008000"/>
     </w:rPr>
@@ -14956,6 +15601,7 @@
     <w:name w:val="CommentTok"/>
     <w:basedOn w:val="VerbatimChar"/>
     <w:rPr>
+      <w:rFonts w:eastAsia="黑体"/>
       <w:i/>
       <w:color w:val="60a0b0"/>
     </w:rPr>
@@ -14964,6 +15610,7 @@
     <w:name w:val="DocumentationTok"/>
     <w:basedOn w:val="VerbatimChar"/>
     <w:rPr>
+      <w:rFonts w:eastAsia="黑体"/>
       <w:i/>
       <w:color w:val="ba2121"/>
     </w:rPr>
@@ -14972,6 +15619,7 @@
     <w:name w:val="AnnotationTok"/>
     <w:basedOn w:val="VerbatimChar"/>
     <w:rPr>
+      <w:rFonts w:eastAsia="黑体"/>
       <w:b/>
       <w:i/>
       <w:color w:val="60a0b0"/>
@@ -14981,6 +15629,7 @@
     <w:name w:val="CommentVarTok"/>
     <w:basedOn w:val="VerbatimChar"/>
     <w:rPr>
+      <w:rFonts w:eastAsia="黑体"/>
       <w:b/>
       <w:i/>
       <w:color w:val="60a0b0"/>
@@ -14990,6 +15639,7 @@
     <w:name w:val="OtherTok"/>
     <w:basedOn w:val="VerbatimChar"/>
     <w:rPr>
+      <w:rFonts w:eastAsia="黑体"/>
       <w:color w:val="007020"/>
     </w:rPr>
   </w:style>
@@ -14997,6 +15647,7 @@
     <w:name w:val="FunctionTok"/>
     <w:basedOn w:val="VerbatimChar"/>
     <w:rPr>
+      <w:rFonts w:eastAsia="黑体"/>
       <w:color w:val="06287e"/>
     </w:rPr>
   </w:style>
@@ -15004,6 +15655,7 @@
     <w:name w:val="VariableTok"/>
     <w:basedOn w:val="VerbatimChar"/>
     <w:rPr>
+      <w:rFonts w:eastAsia="黑体"/>
       <w:color w:val="19177c"/>
     </w:rPr>
   </w:style>
@@ -15011,6 +15663,7 @@
     <w:name w:val="ControlFlowTok"/>
     <w:basedOn w:val="VerbatimChar"/>
     <w:rPr>
+      <w:rFonts w:eastAsia="黑体"/>
       <w:b/>
       <w:color w:val="007020"/>
     </w:rPr>
@@ -15019,6 +15672,7 @@
     <w:name w:val="OperatorTok"/>
     <w:basedOn w:val="VerbatimChar"/>
     <w:rPr>
+      <w:rFonts w:eastAsia="黑体"/>
       <w:color w:val="666666"/>
     </w:rPr>
   </w:style>
@@ -15026,18 +15680,22 @@
     <w:name w:val="BuiltInTok"/>
     <w:basedOn w:val="VerbatimChar"/>
     <w:rPr>
+      <w:rFonts w:eastAsia="黑体"/>
       <w:color w:val="008000"/>
     </w:rPr>
   </w:style>
   <w:style w:type="character" w:customStyle="1" w:styleId="ExtensionTok">
     <w:name w:val="ExtensionTok"/>
     <w:basedOn w:val="VerbatimChar"/>
-    <w:rPr/>
+    <w:rPr>
+      <w:rFonts w:eastAsia="黑体"/>
+    </w:rPr>
   </w:style>
   <w:style w:type="character" w:customStyle="1" w:styleId="PreprocessorTok">
     <w:name w:val="PreprocessorTok"/>
     <w:basedOn w:val="VerbatimChar"/>
     <w:rPr>
+      <w:rFonts w:eastAsia="黑体"/>
       <w:color w:val="bc7a00"/>
     </w:rPr>
   </w:style>
@@ -15045,18 +15703,22 @@
     <w:name w:val="AttributeTok"/>
     <w:basedOn w:val="VerbatimChar"/>
     <w:rPr>
+      <w:rFonts w:eastAsia="黑体"/>
       <w:color w:val="7d9029"/>
     </w:rPr>
   </w:style>
   <w:style w:type="character" w:customStyle="1" w:styleId="RegionMarkerTok">
     <w:name w:val="RegionMarkerTok"/>
     <w:basedOn w:val="VerbatimChar"/>
-    <w:rPr/>
+    <w:rPr>
+      <w:rFonts w:eastAsia="黑体"/>
+    </w:rPr>
   </w:style>
   <w:style w:type="character" w:customStyle="1" w:styleId="InformationTok">
     <w:name w:val="InformationTok"/>
     <w:basedOn w:val="VerbatimChar"/>
     <w:rPr>
+      <w:rFonts w:eastAsia="黑体"/>
       <w:b/>
       <w:i/>
       <w:color w:val="60a0b0"/>
@@ -15066,6 +15728,7 @@
     <w:name w:val="WarningTok"/>
     <w:basedOn w:val="VerbatimChar"/>
     <w:rPr>
+      <w:rFonts w:eastAsia="黑体"/>
       <w:b/>
       <w:i/>
       <w:color w:val="60a0b0"/>
@@ -15075,6 +15738,7 @@
     <w:name w:val="AlertTok"/>
     <w:basedOn w:val="VerbatimChar"/>
     <w:rPr>
+      <w:rFonts w:eastAsia="黑体"/>
       <w:b/>
       <w:color w:val="ff0000"/>
     </w:rPr>
@@ -15083,6 +15747,7 @@
     <w:name w:val="ErrorTok"/>
     <w:basedOn w:val="VerbatimChar"/>
     <w:rPr>
+      <w:rFonts w:eastAsia="黑体"/>
       <w:b/>
       <w:color w:val="ff0000"/>
     </w:rPr>
@@ -15090,7 +15755,9 @@
   <w:style w:type="character" w:customStyle="1" w:styleId="NormalTok">
     <w:name w:val="NormalTok"/>
     <w:basedOn w:val="VerbatimChar"/>
-    <w:rPr/>
+    <w:rPr>
+      <w:rFonts w:eastAsia="黑体"/>
+    </w:rPr>
   </w:style>
 </w:styles>
 </file>
@@ -15139,12 +15806,12 @@
     <a:fontScheme name="Office">
       <a:majorFont>
         <a:latin typeface="Calibri"/>
-        <a:ea typeface=""/>
+        <a:ea typeface="黑体"/>
         <a:cs typeface=""/>
         <a:font script="Jpan" typeface="ＭＳ ゴシック"/>
         <a:font script="Hang" typeface="맑은 고딕"/>
-        <a:font script="Hans" typeface="宋体"/>
-        <a:font script="Hant" typeface="新細明體"/>
+        <a:font script="Hans" typeface="黑体"/>
+        <a:font script="Hant" typeface="黑体"/>
         <a:font script="Arab" typeface="Times New Roman"/>
         <a:font script="Hebr" typeface="Times New Roman"/>
         <a:font script="Thai" typeface="Angsana New"/>
@@ -15174,12 +15841,12 @@
       </a:majorFont>
       <a:minorFont>
         <a:latin typeface="Cambria"/>
-        <a:ea typeface=""/>
+        <a:ea typeface="黑体"/>
         <a:cs typeface=""/>
         <a:font script="Jpan" typeface="ＭＳ 明朝"/>
         <a:font script="Hang" typeface="맑은 고딕"/>
-        <a:font script="Hans" typeface="宋体"/>
-        <a:font script="Hant" typeface="新細明體"/>
+        <a:font script="Hans" typeface="黑体"/>
+        <a:font script="Hant" typeface="黑体"/>
         <a:font script="Arab" typeface="Arial"/>
         <a:font script="Hebr" typeface="Arial"/>
         <a:font script="Thai" typeface="Cordia New"/>

--- a/12-通用拓扑结构/07-其他拓扑/差分对结构/差分对结构.docx
+++ b/12-通用拓扑结构/07-其他拓扑/差分对结构/差分对结构.docx
@@ -2738,7 +2738,7 @@
           <w:color w:val="555555"/>
           <w:sz w:val="21"/>
         </w:rPr>
-        <w:t>材料收集者：杜文杰，WX手机：19519196569，QQ:3478827729</w:t>
+        <w:t>材料收集者：杜文杰，微信/手机：19519196569，QQ:3478827729</w:t>
       </w:r>
     </w:p>
     <w:sectPr>
